--- a/Building a Search Engine from Scratch – Design, Implementation & Engineering Decisions.docx
+++ b/Building a Search Engine from Scratch – Design, Implementation & Engineering Decisions.docx
@@ -35,7 +35,7 @@
     <w:p>
       <w:r>
         <w:pict w14:anchorId="36C1C75E">
-          <v:rect id="_x0000_i1133" style="width:0;height:1.5pt" o:hralign="center" o:hrstd="t" o:hr="t" fillcolor="#a0a0a0" stroked="f"/>
+          <v:rect id="_x0000_i1025" style="width:0;height:1.5pt" o:hralign="center" o:hrstd="t" o:hr="t" fillcolor="#a0a0a0" stroked="f"/>
         </w:pict>
       </w:r>
     </w:p>
@@ -128,7 +128,7 @@
     <w:p>
       <w:r>
         <w:pict w14:anchorId="430A2F73">
-          <v:rect id="_x0000_i1134" style="width:0;height:1.5pt" o:hralign="center" o:hrstd="t" o:hr="t" fillcolor="#a0a0a0" stroked="f"/>
+          <v:rect id="_x0000_i1026" style="width:0;height:1.5pt" o:hralign="center" o:hrstd="t" o:hr="t" fillcolor="#a0a0a0" stroked="f"/>
         </w:pict>
       </w:r>
     </w:p>
@@ -374,7 +374,7 @@
       <w:r>
         <w:lastRenderedPageBreak/>
         <w:pict w14:anchorId="78CB217F">
-          <v:rect id="_x0000_i1135" style="width:0;height:1.5pt" o:hralign="center" o:hrstd="t" o:hr="t" fillcolor="#a0a0a0" stroked="f"/>
+          <v:rect id="_x0000_i1027" style="width:0;height:1.5pt" o:hralign="center" o:hrstd="t" o:hr="t" fillcolor="#a0a0a0" stroked="f"/>
         </w:pict>
       </w:r>
     </w:p>
@@ -564,7 +564,7 @@
       <w:r>
         <w:lastRenderedPageBreak/>
         <w:pict w14:anchorId="23D0F35C">
-          <v:rect id="_x0000_i1136" style="width:0;height:1.5pt" o:hralign="center" o:hrstd="t" o:hr="t" fillcolor="#a0a0a0" stroked="f"/>
+          <v:rect id="_x0000_i1028" style="width:0;height:1.5pt" o:hralign="center" o:hrstd="t" o:hr="t" fillcolor="#a0a0a0" stroked="f"/>
         </w:pict>
       </w:r>
     </w:p>
@@ -673,7 +673,7 @@
     <w:p>
       <w:r>
         <w:pict w14:anchorId="2214CB65">
-          <v:rect id="_x0000_i1137" style="width:0;height:1.5pt" o:hralign="center" o:hrstd="t" o:hr="t" fillcolor="#a0a0a0" stroked="f"/>
+          <v:rect id="_x0000_i1029" style="width:0;height:1.5pt" o:hralign="center" o:hrstd="t" o:hr="t" fillcolor="#a0a0a0" stroked="f"/>
         </w:pict>
       </w:r>
     </w:p>
@@ -779,7 +779,7 @@
     <w:p>
       <w:r>
         <w:pict w14:anchorId="12CB934C">
-          <v:rect id="_x0000_i1138" style="width:0;height:1.5pt" o:hralign="center" o:hrstd="t" o:hr="t" fillcolor="#a0a0a0" stroked="f"/>
+          <v:rect id="_x0000_i1030" style="width:0;height:1.5pt" o:hralign="center" o:hrstd="t" o:hr="t" fillcolor="#a0a0a0" stroked="f"/>
         </w:pict>
       </w:r>
     </w:p>
@@ -878,7 +878,7 @@
     <w:p>
       <w:r>
         <w:pict w14:anchorId="26DE8787">
-          <v:rect id="_x0000_i1139" style="width:0;height:1.5pt" o:hralign="center" o:hrstd="t" o:hr="t" fillcolor="#a0a0a0" stroked="f"/>
+          <v:rect id="_x0000_i1031" style="width:0;height:1.5pt" o:hralign="center" o:hrstd="t" o:hr="t" fillcolor="#a0a0a0" stroked="f"/>
         </w:pict>
       </w:r>
     </w:p>
@@ -938,7 +938,7 @@
     <w:p>
       <w:r>
         <w:pict w14:anchorId="4202135F">
-          <v:rect id="_x0000_i1140" style="width:0;height:1.5pt" o:hralign="center" o:hrstd="t" o:hr="t" fillcolor="#a0a0a0" stroked="f"/>
+          <v:rect id="_x0000_i1032" style="width:0;height:1.5pt" o:hralign="center" o:hrstd="t" o:hr="t" fillcolor="#a0a0a0" stroked="f"/>
         </w:pict>
       </w:r>
     </w:p>
@@ -1022,7 +1022,7 @@
     <w:p>
       <w:r>
         <w:pict w14:anchorId="64ADE85E">
-          <v:rect id="_x0000_i1141" style="width:0;height:1.5pt" o:hralign="center" o:hrstd="t" o:hr="t" fillcolor="#a0a0a0" stroked="f"/>
+          <v:rect id="_x0000_i1033" style="width:0;height:1.5pt" o:hralign="center" o:hrstd="t" o:hr="t" fillcolor="#a0a0a0" stroked="f"/>
         </w:pict>
       </w:r>
     </w:p>
@@ -1289,7 +1289,7 @@
     <w:p>
       <w:r>
         <w:pict w14:anchorId="7EB85B93">
-          <v:rect id="_x0000_i1142" style="width:0;height:1.5pt" o:hralign="center" o:hrstd="t" o:hr="t" fillcolor="#a0a0a0" stroked="f"/>
+          <v:rect id="_x0000_i1034" style="width:0;height:1.5pt" o:hralign="center" o:hrstd="t" o:hr="t" fillcolor="#a0a0a0" stroked="f"/>
         </w:pict>
       </w:r>
     </w:p>
@@ -1415,7 +1415,7 @@
     <w:p>
       <w:r>
         <w:pict w14:anchorId="019E1928">
-          <v:rect id="_x0000_i1143" style="width:0;height:1.5pt" o:hralign="center" o:hrstd="t" o:hr="t" fillcolor="#a0a0a0" stroked="f"/>
+          <v:rect id="_x0000_i1035" style="width:0;height:1.5pt" o:hralign="center" o:hrstd="t" o:hr="t" fillcolor="#a0a0a0" stroked="f"/>
         </w:pict>
       </w:r>
     </w:p>
@@ -1582,7 +1582,7 @@
     <w:p>
       <w:r>
         <w:pict w14:anchorId="2937C5A9">
-          <v:rect id="_x0000_i1144" style="width:0;height:1.5pt" o:hralign="center" o:hrstd="t" o:hr="t" fillcolor="#a0a0a0" stroked="f"/>
+          <v:rect id="_x0000_i1036" style="width:0;height:1.5pt" o:hralign="center" o:hrstd="t" o:hr="t" fillcolor="#a0a0a0" stroked="f"/>
         </w:pict>
       </w:r>
     </w:p>
@@ -1804,7 +1804,7 @@
     <w:p>
       <w:r>
         <w:pict w14:anchorId="5BA6ABBA">
-          <v:rect id="_x0000_i1145" style="width:0;height:1.5pt" o:hralign="center" o:hrstd="t" o:hr="t" fillcolor="#a0a0a0" stroked="f"/>
+          <v:rect id="_x0000_i1037" style="width:0;height:1.5pt" o:hralign="center" o:hrstd="t" o:hr="t" fillcolor="#a0a0a0" stroked="f"/>
         </w:pict>
       </w:r>
     </w:p>
@@ -1860,7 +1860,7 @@
     <w:p>
       <w:r>
         <w:pict w14:anchorId="2416E0EA">
-          <v:rect id="_x0000_i1146" style="width:0;height:1.5pt" o:hralign="center" o:hrstd="t" o:hr="t" fillcolor="#a0a0a0" stroked="f"/>
+          <v:rect id="_x0000_i1038" style="width:0;height:1.5pt" o:hralign="center" o:hrstd="t" o:hr="t" fillcolor="#a0a0a0" stroked="f"/>
         </w:pict>
       </w:r>
     </w:p>
@@ -1925,7 +1925,7 @@
     <w:p>
       <w:r>
         <w:pict w14:anchorId="1CBF472E">
-          <v:rect id="_x0000_i1147" style="width:0;height:1.5pt" o:hralign="center" o:hrstd="t" o:hr="t" fillcolor="#a0a0a0" stroked="f"/>
+          <v:rect id="_x0000_i1039" style="width:0;height:1.5pt" o:hralign="center" o:hrstd="t" o:hr="t" fillcolor="#a0a0a0" stroked="f"/>
         </w:pict>
       </w:r>
     </w:p>
@@ -1958,7 +1958,7 @@
     <w:p>
       <w:r>
         <w:pict w14:anchorId="711A5ED7">
-          <v:rect id="_x0000_i1148" style="width:0;height:1.5pt" o:hralign="center" o:hrstd="t" o:hr="t" fillcolor="#a0a0a0" stroked="f"/>
+          <v:rect id="_x0000_i1040" style="width:0;height:1.5pt" o:hralign="center" o:hrstd="t" o:hr="t" fillcolor="#a0a0a0" stroked="f"/>
         </w:pict>
       </w:r>
     </w:p>
@@ -2000,7 +2000,7 @@
     <w:p>
       <w:r>
         <w:pict w14:anchorId="1BB5419D">
-          <v:rect id="_x0000_i1149" style="width:0;height:1.5pt" o:hralign="center" o:hrstd="t" o:hr="t" fillcolor="#a0a0a0" stroked="f"/>
+          <v:rect id="_x0000_i1041" style="width:0;height:1.5pt" o:hralign="center" o:hrstd="t" o:hr="t" fillcolor="#a0a0a0" stroked="f"/>
         </w:pict>
       </w:r>
     </w:p>
@@ -2088,7 +2088,7 @@
     <w:p>
       <w:r>
         <w:pict w14:anchorId="13A2DFE8">
-          <v:rect id="_x0000_i1150" style="width:0;height:1.5pt" o:hralign="center" o:hrstd="t" o:hr="t" fillcolor="#a0a0a0" stroked="f"/>
+          <v:rect id="_x0000_i1042" style="width:0;height:1.5pt" o:hralign="center" o:hrstd="t" o:hr="t" fillcolor="#a0a0a0" stroked="f"/>
         </w:pict>
       </w:r>
     </w:p>
@@ -2196,7 +2196,7 @@
     <w:p>
       <w:r>
         <w:pict w14:anchorId="5F439EDA">
-          <v:rect id="_x0000_i1289" style="width:0;height:1.5pt" o:hralign="center" o:hrstd="t" o:hr="t" fillcolor="#a0a0a0" stroked="f"/>
+          <v:rect id="_x0000_i1043" style="width:0;height:1.5pt" o:hralign="center" o:hrstd="t" o:hr="t" fillcolor="#a0a0a0" stroked="f"/>
         </w:pict>
       </w:r>
     </w:p>
@@ -2300,7 +2300,7 @@
     <w:p>
       <w:r>
         <w:pict w14:anchorId="4031E9E9">
-          <v:rect id="_x0000_i1290" style="width:0;height:1.5pt" o:hralign="center" o:hrstd="t" o:hr="t" fillcolor="#a0a0a0" stroked="f"/>
+          <v:rect id="_x0000_i1044" style="width:0;height:1.5pt" o:hralign="center" o:hrstd="t" o:hr="t" fillcolor="#a0a0a0" stroked="f"/>
         </w:pict>
       </w:r>
     </w:p>
@@ -2377,7 +2377,7 @@
     <w:p>
       <w:r>
         <w:pict w14:anchorId="55E76BE1">
-          <v:rect id="_x0000_i1291" style="width:0;height:1.5pt" o:hralign="center" o:hrstd="t" o:hr="t" fillcolor="#a0a0a0" stroked="f"/>
+          <v:rect id="_x0000_i1045" style="width:0;height:1.5pt" o:hralign="center" o:hrstd="t" o:hr="t" fillcolor="#a0a0a0" stroked="f"/>
         </w:pict>
       </w:r>
     </w:p>
@@ -2541,7 +2541,7 @@
     <w:p>
       <w:r>
         <w:pict w14:anchorId="2A228795">
-          <v:rect id="_x0000_i1292" style="width:0;height:1.5pt" o:hralign="center" o:hrstd="t" o:hr="t" fillcolor="#a0a0a0" stroked="f"/>
+          <v:rect id="_x0000_i1046" style="width:0;height:1.5pt" o:hralign="center" o:hrstd="t" o:hr="t" fillcolor="#a0a0a0" stroked="f"/>
         </w:pict>
       </w:r>
     </w:p>
@@ -2639,7 +2639,7 @@
     <w:p>
       <w:r>
         <w:pict w14:anchorId="09B827BD">
-          <v:rect id="_x0000_i1293" style="width:0;height:1.5pt" o:hralign="center" o:hrstd="t" o:hr="t" fillcolor="#a0a0a0" stroked="f"/>
+          <v:rect id="_x0000_i1047" style="width:0;height:1.5pt" o:hralign="center" o:hrstd="t" o:hr="t" fillcolor="#a0a0a0" stroked="f"/>
         </w:pict>
       </w:r>
     </w:p>
@@ -2751,7 +2751,7 @@
     <w:p>
       <w:r>
         <w:pict w14:anchorId="78D93182">
-          <v:rect id="_x0000_i1294" style="width:0;height:1.5pt" o:hralign="center" o:hrstd="t" o:hr="t" fillcolor="#a0a0a0" stroked="f"/>
+          <v:rect id="_x0000_i1048" style="width:0;height:1.5pt" o:hralign="center" o:hrstd="t" o:hr="t" fillcolor="#a0a0a0" stroked="f"/>
         </w:pict>
       </w:r>
     </w:p>
@@ -2834,7 +2834,7 @@
     <w:p>
       <w:r>
         <w:pict w14:anchorId="3F4D3CBE">
-          <v:rect id="_x0000_i1295" style="width:0;height:1.5pt" o:hralign="center" o:hrstd="t" o:hr="t" fillcolor="#a0a0a0" stroked="f"/>
+          <v:rect id="_x0000_i1049" style="width:0;height:1.5pt" o:hralign="center" o:hrstd="t" o:hr="t" fillcolor="#a0a0a0" stroked="f"/>
         </w:pict>
       </w:r>
     </w:p>
@@ -3028,7 +3028,7 @@
     <w:p>
       <w:r>
         <w:pict w14:anchorId="112009E3">
-          <v:rect id="_x0000_i1296" style="width:0;height:1.5pt" o:hralign="center" o:hrstd="t" o:hr="t" fillcolor="#a0a0a0" stroked="f"/>
+          <v:rect id="_x0000_i1050" style="width:0;height:1.5pt" o:hralign="center" o:hrstd="t" o:hr="t" fillcolor="#a0a0a0" stroked="f"/>
         </w:pict>
       </w:r>
     </w:p>
@@ -3080,7 +3080,7 @@
     <w:p>
       <w:r>
         <w:pict w14:anchorId="1527FA2C">
-          <v:rect id="_x0000_i1297" style="width:0;height:1.5pt" o:hralign="center" o:hrstd="t" o:hr="t" fillcolor="#a0a0a0" stroked="f"/>
+          <v:rect id="_x0000_i1051" style="width:0;height:1.5pt" o:hralign="center" o:hrstd="t" o:hr="t" fillcolor="#a0a0a0" stroked="f"/>
         </w:pict>
       </w:r>
     </w:p>
@@ -3200,7 +3200,7 @@
       <w:r>
         <w:lastRenderedPageBreak/>
         <w:pict w14:anchorId="39B52002">
-          <v:rect id="_x0000_i1298" style="width:0;height:1.5pt" o:hralign="center" o:hrstd="t" o:hr="t" fillcolor="#a0a0a0" stroked="f"/>
+          <v:rect id="_x0000_i1052" style="width:0;height:1.5pt" o:hralign="center" o:hrstd="t" o:hr="t" fillcolor="#a0a0a0" stroked="f"/>
         </w:pict>
       </w:r>
     </w:p>
@@ -3266,7 +3266,7 @@
     <w:p>
       <w:r>
         <w:pict w14:anchorId="7499C524">
-          <v:rect id="_x0000_i1299" style="width:0;height:1.5pt" o:hralign="center" o:hrstd="t" o:hr="t" fillcolor="#a0a0a0" stroked="f"/>
+          <v:rect id="_x0000_i1053" style="width:0;height:1.5pt" o:hralign="center" o:hrstd="t" o:hr="t" fillcolor="#a0a0a0" stroked="f"/>
         </w:pict>
       </w:r>
     </w:p>
@@ -3452,7 +3452,7 @@
     <w:p>
       <w:r>
         <w:pict w14:anchorId="4A2CDCCE">
-          <v:rect id="_x0000_i1300" style="width:0;height:1.5pt" o:hralign="center" o:hrstd="t" o:hr="t" fillcolor="#a0a0a0" stroked="f"/>
+          <v:rect id="_x0000_i1054" style="width:0;height:1.5pt" o:hralign="center" o:hrstd="t" o:hr="t" fillcolor="#a0a0a0" stroked="f"/>
         </w:pict>
       </w:r>
     </w:p>
@@ -3606,7 +3606,7 @@
     <w:p>
       <w:r>
         <w:pict w14:anchorId="361FA5E0">
-          <v:rect id="_x0000_i1301" style="width:0;height:1.5pt" o:hralign="center" o:hrstd="t" o:hr="t" fillcolor="#a0a0a0" stroked="f"/>
+          <v:rect id="_x0000_i1055" style="width:0;height:1.5pt" o:hralign="center" o:hrstd="t" o:hr="t" fillcolor="#a0a0a0" stroked="f"/>
         </w:pict>
       </w:r>
     </w:p>
@@ -3730,7 +3730,7 @@
     <w:p>
       <w:r>
         <w:pict w14:anchorId="772B5072">
-          <v:rect id="_x0000_i1302" style="width:0;height:1.5pt" o:hralign="center" o:hrstd="t" o:hr="t" fillcolor="#a0a0a0" stroked="f"/>
+          <v:rect id="_x0000_i1056" style="width:0;height:1.5pt" o:hralign="center" o:hrstd="t" o:hr="t" fillcolor="#a0a0a0" stroked="f"/>
         </w:pict>
       </w:r>
     </w:p>
@@ -3782,7 +3782,7 @@
     <w:p>
       <w:r>
         <w:pict w14:anchorId="53BA2FF5">
-          <v:rect id="_x0000_i1303" style="width:0;height:1.5pt" o:hralign="center" o:hrstd="t" o:hr="t" fillcolor="#a0a0a0" stroked="f"/>
+          <v:rect id="_x0000_i1057" style="width:0;height:1.5pt" o:hralign="center" o:hrstd="t" o:hr="t" fillcolor="#a0a0a0" stroked="f"/>
         </w:pict>
       </w:r>
     </w:p>
@@ -3844,7 +3844,7 @@
     <w:p>
       <w:r>
         <w:pict w14:anchorId="28CE9E4D">
-          <v:rect id="_x0000_i1304" style="width:0;height:1.5pt" o:hralign="center" o:hrstd="t" o:hr="t" fillcolor="#a0a0a0" stroked="f"/>
+          <v:rect id="_x0000_i1058" style="width:0;height:1.5pt" o:hralign="center" o:hrstd="t" o:hr="t" fillcolor="#a0a0a0" stroked="f"/>
         </w:pict>
       </w:r>
     </w:p>
@@ -3909,7 +3909,7 @@
     <w:p>
       <w:r>
         <w:pict w14:anchorId="199BB0B7">
-          <v:rect id="_x0000_i1305" style="width:0;height:1.5pt" o:hralign="center" o:hrstd="t" o:hr="t" fillcolor="#a0a0a0" stroked="f"/>
+          <v:rect id="_x0000_i1059" style="width:0;height:1.5pt" o:hralign="center" o:hrstd="t" o:hr="t" fillcolor="#a0a0a0" stroked="f"/>
         </w:pict>
       </w:r>
     </w:p>
@@ -4008,7 +4008,7 @@
     <w:p>
       <w:r>
         <w:pict w14:anchorId="04D70D90">
-          <v:rect id="_x0000_i1306" style="width:0;height:1.5pt" o:hralign="center" o:hrstd="t" o:hr="t" fillcolor="#a0a0a0" stroked="f"/>
+          <v:rect id="_x0000_i1060" style="width:0;height:1.5pt" o:hralign="center" o:hrstd="t" o:hr="t" fillcolor="#a0a0a0" stroked="f"/>
         </w:pict>
       </w:r>
     </w:p>
@@ -4122,7 +4122,7 @@
     <w:p>
       <w:r>
         <w:pict w14:anchorId="492FFFD0">
-          <v:rect id="_x0000_i1307" style="width:0;height:1.5pt" o:hralign="center" o:hrstd="t" o:hr="t" fillcolor="#a0a0a0" stroked="f"/>
+          <v:rect id="_x0000_i1061" style="width:0;height:1.5pt" o:hralign="center" o:hrstd="t" o:hr="t" fillcolor="#a0a0a0" stroked="f"/>
         </w:pict>
       </w:r>
     </w:p>
@@ -4199,7 +4199,7 @@
     <w:p>
       <w:r>
         <w:pict w14:anchorId="5175B8BC">
-          <v:rect id="_x0000_i1308" style="width:0;height:1.5pt" o:hralign="center" o:hrstd="t" o:hr="t" fillcolor="#a0a0a0" stroked="f"/>
+          <v:rect id="_x0000_i1062" style="width:0;height:1.5pt" o:hralign="center" o:hrstd="t" o:hr="t" fillcolor="#a0a0a0" stroked="f"/>
         </w:pict>
       </w:r>
     </w:p>
@@ -4340,7 +4340,7 @@
     <w:p>
       <w:r>
         <w:pict w14:anchorId="2D4EDF65">
-          <v:rect id="_x0000_i1461" style="width:0;height:1.5pt" o:hralign="center" o:hrstd="t" o:hr="t" fillcolor="#a0a0a0" stroked="f"/>
+          <v:rect id="_x0000_i1063" style="width:0;height:1.5pt" o:hralign="center" o:hrstd="t" o:hr="t" fillcolor="#a0a0a0" stroked="f"/>
         </w:pict>
       </w:r>
     </w:p>
@@ -4452,7 +4452,7 @@
     <w:p>
       <w:r>
         <w:pict w14:anchorId="45DCF437">
-          <v:rect id="_x0000_i1462" style="width:0;height:1.5pt" o:hralign="center" o:hrstd="t" o:hr="t" fillcolor="#a0a0a0" stroked="f"/>
+          <v:rect id="_x0000_i1064" style="width:0;height:1.5pt" o:hralign="center" o:hrstd="t" o:hr="t" fillcolor="#a0a0a0" stroked="f"/>
         </w:pict>
       </w:r>
     </w:p>
@@ -4569,7 +4569,7 @@
     <w:p>
       <w:r>
         <w:pict w14:anchorId="4891C99B">
-          <v:rect id="_x0000_i1463" style="width:0;height:1.5pt" o:hralign="center" o:hrstd="t" o:hr="t" fillcolor="#a0a0a0" stroked="f"/>
+          <v:rect id="_x0000_i1065" style="width:0;height:1.5pt" o:hralign="center" o:hrstd="t" o:hr="t" fillcolor="#a0a0a0" stroked="f"/>
         </w:pict>
       </w:r>
     </w:p>
@@ -4732,7 +4732,7 @@
     <w:p>
       <w:r>
         <w:pict w14:anchorId="1BF0212B">
-          <v:rect id="_x0000_i1464" style="width:0;height:1.5pt" o:hralign="center" o:hrstd="t" o:hr="t" fillcolor="#a0a0a0" stroked="f"/>
+          <v:rect id="_x0000_i1066" style="width:0;height:1.5pt" o:hralign="center" o:hrstd="t" o:hr="t" fillcolor="#a0a0a0" stroked="f"/>
         </w:pict>
       </w:r>
     </w:p>
@@ -4836,7 +4836,7 @@
     <w:p>
       <w:r>
         <w:pict w14:anchorId="66352AA3">
-          <v:rect id="_x0000_i1465" style="width:0;height:1.5pt" o:hralign="center" o:hrstd="t" o:hr="t" fillcolor="#a0a0a0" stroked="f"/>
+          <v:rect id="_x0000_i1067" style="width:0;height:1.5pt" o:hralign="center" o:hrstd="t" o:hr="t" fillcolor="#a0a0a0" stroked="f"/>
         </w:pict>
       </w:r>
     </w:p>
@@ -4934,7 +4934,7 @@
     <w:p>
       <w:r>
         <w:pict w14:anchorId="20B19C03">
-          <v:rect id="_x0000_i1466" style="width:0;height:1.5pt" o:hralign="center" o:hrstd="t" o:hr="t" fillcolor="#a0a0a0" stroked="f"/>
+          <v:rect id="_x0000_i1068" style="width:0;height:1.5pt" o:hralign="center" o:hrstd="t" o:hr="t" fillcolor="#a0a0a0" stroked="f"/>
         </w:pict>
       </w:r>
     </w:p>
@@ -5061,7 +5061,7 @@
     <w:p>
       <w:r>
         <w:pict w14:anchorId="58BAEF0A">
-          <v:rect id="_x0000_i1467" style="width:0;height:1.5pt" o:hralign="center" o:hrstd="t" o:hr="t" fillcolor="#a0a0a0" stroked="f"/>
+          <v:rect id="_x0000_i1069" style="width:0;height:1.5pt" o:hralign="center" o:hrstd="t" o:hr="t" fillcolor="#a0a0a0" stroked="f"/>
         </w:pict>
       </w:r>
     </w:p>
@@ -5231,7 +5231,7 @@
     <w:p>
       <w:r>
         <w:pict w14:anchorId="16712535">
-          <v:rect id="_x0000_i1468" style="width:0;height:1.5pt" o:hralign="center" o:hrstd="t" o:hr="t" fillcolor="#a0a0a0" stroked="f"/>
+          <v:rect id="_x0000_i1070" style="width:0;height:1.5pt" o:hralign="center" o:hrstd="t" o:hr="t" fillcolor="#a0a0a0" stroked="f"/>
         </w:pict>
       </w:r>
     </w:p>
@@ -5309,7 +5309,7 @@
     <w:p>
       <w:r>
         <w:pict w14:anchorId="0DAD1C2D">
-          <v:rect id="_x0000_i1469" style="width:0;height:1.5pt" o:hralign="center" o:hrstd="t" o:hr="t" fillcolor="#a0a0a0" stroked="f"/>
+          <v:rect id="_x0000_i1071" style="width:0;height:1.5pt" o:hralign="center" o:hrstd="t" o:hr="t" fillcolor="#a0a0a0" stroked="f"/>
         </w:pict>
       </w:r>
     </w:p>
@@ -5376,7 +5376,7 @@
     <w:p>
       <w:r>
         <w:pict w14:anchorId="451EAD7C">
-          <v:rect id="_x0000_i1470" style="width:0;height:1.5pt" o:hralign="center" o:hrstd="t" o:hr="t" fillcolor="#a0a0a0" stroked="f"/>
+          <v:rect id="_x0000_i1072" style="width:0;height:1.5pt" o:hralign="center" o:hrstd="t" o:hr="t" fillcolor="#a0a0a0" stroked="f"/>
         </w:pict>
       </w:r>
     </w:p>
@@ -5433,7 +5433,7 @@
     <w:p>
       <w:r>
         <w:pict w14:anchorId="44F23E4C">
-          <v:rect id="_x0000_i1471" style="width:0;height:1.5pt" o:hralign="center" o:hrstd="t" o:hr="t" fillcolor="#a0a0a0" stroked="f"/>
+          <v:rect id="_x0000_i1073" style="width:0;height:1.5pt" o:hralign="center" o:hrstd="t" o:hr="t" fillcolor="#a0a0a0" stroked="f"/>
         </w:pict>
       </w:r>
     </w:p>
@@ -5752,7 +5752,7 @@
     <w:p>
       <w:r>
         <w:pict w14:anchorId="1C4CB1B1">
-          <v:rect id="_x0000_i1472" style="width:0;height:1.5pt" o:hralign="center" o:hrstd="t" o:hr="t" fillcolor="#a0a0a0" stroked="f"/>
+          <v:rect id="_x0000_i1074" style="width:0;height:1.5pt" o:hralign="center" o:hrstd="t" o:hr="t" fillcolor="#a0a0a0" stroked="f"/>
         </w:pict>
       </w:r>
     </w:p>
@@ -5872,7 +5872,7 @@
       <w:r>
         <w:lastRenderedPageBreak/>
         <w:pict w14:anchorId="4549A319">
-          <v:rect id="_x0000_i1473" style="width:0;height:1.5pt" o:hralign="center" o:hrstd="t" o:hr="t" fillcolor="#a0a0a0" stroked="f"/>
+          <v:rect id="_x0000_i1075" style="width:0;height:1.5pt" o:hralign="center" o:hrstd="t" o:hr="t" fillcolor="#a0a0a0" stroked="f"/>
         </w:pict>
       </w:r>
     </w:p>
@@ -5965,7 +5965,7 @@
     <w:p>
       <w:r>
         <w:pict w14:anchorId="3502E115">
-          <v:rect id="_x0000_i1474" style="width:0;height:1.5pt" o:hralign="center" o:hrstd="t" o:hr="t" fillcolor="#a0a0a0" stroked="f"/>
+          <v:rect id="_x0000_i1076" style="width:0;height:1.5pt" o:hralign="center" o:hrstd="t" o:hr="t" fillcolor="#a0a0a0" stroked="f"/>
         </w:pict>
       </w:r>
     </w:p>
@@ -6007,7 +6007,7 @@
     <w:p>
       <w:r>
         <w:pict w14:anchorId="4A81A4CA">
-          <v:rect id="_x0000_i1475" style="width:0;height:1.5pt" o:hralign="center" o:hrstd="t" o:hr="t" fillcolor="#a0a0a0" stroked="f"/>
+          <v:rect id="_x0000_i1077" style="width:0;height:1.5pt" o:hralign="center" o:hrstd="t" o:hr="t" fillcolor="#a0a0a0" stroked="f"/>
         </w:pict>
       </w:r>
     </w:p>
@@ -6049,7 +6049,7 @@
     <w:p>
       <w:r>
         <w:pict w14:anchorId="6A9BC221">
-          <v:rect id="_x0000_i1476" style="width:0;height:1.5pt" o:hralign="center" o:hrstd="t" o:hr="t" fillcolor="#a0a0a0" stroked="f"/>
+          <v:rect id="_x0000_i1078" style="width:0;height:1.5pt" o:hralign="center" o:hrstd="t" o:hr="t" fillcolor="#a0a0a0" stroked="f"/>
         </w:pict>
       </w:r>
     </w:p>
@@ -6081,7 +6081,7 @@
     <w:p>
       <w:r>
         <w:pict w14:anchorId="747369A4">
-          <v:rect id="_x0000_i1477" style="width:0;height:1.5pt" o:hralign="center" o:hrstd="t" o:hr="t" fillcolor="#a0a0a0" stroked="f"/>
+          <v:rect id="_x0000_i1079" style="width:0;height:1.5pt" o:hralign="center" o:hrstd="t" o:hr="t" fillcolor="#a0a0a0" stroked="f"/>
         </w:pict>
       </w:r>
     </w:p>
@@ -6150,7 +6150,7 @@
     <w:p>
       <w:r>
         <w:pict w14:anchorId="0AA8A9E0">
-          <v:rect id="_x0000_i1478" style="width:0;height:1.5pt" o:hralign="center" o:hrstd="t" o:hr="t" fillcolor="#a0a0a0" stroked="f"/>
+          <v:rect id="_x0000_i1080" style="width:0;height:1.5pt" o:hralign="center" o:hrstd="t" o:hr="t" fillcolor="#a0a0a0" stroked="f"/>
         </w:pict>
       </w:r>
     </w:p>
@@ -6187,7 +6187,7 @@
     <w:p>
       <w:r>
         <w:pict w14:anchorId="03899C11">
-          <v:rect id="_x0000_i1479" style="width:0;height:1.5pt" o:hralign="center" o:hrstd="t" o:hr="t" fillcolor="#a0a0a0" stroked="f"/>
+          <v:rect id="_x0000_i1081" style="width:0;height:1.5pt" o:hralign="center" o:hrstd="t" o:hr="t" fillcolor="#a0a0a0" stroked="f"/>
         </w:pict>
       </w:r>
     </w:p>
@@ -6294,7 +6294,7 @@
     <w:p>
       <w:r>
         <w:pict w14:anchorId="5134F9AA">
-          <v:rect id="_x0000_i1480" style="width:0;height:1.5pt" o:hralign="center" o:hrstd="t" o:hr="t" fillcolor="#a0a0a0" stroked="f"/>
+          <v:rect id="_x0000_i1082" style="width:0;height:1.5pt" o:hralign="center" o:hrstd="t" o:hr="t" fillcolor="#a0a0a0" stroked="f"/>
         </w:pict>
       </w:r>
     </w:p>
@@ -6406,7 +6406,7 @@
     <w:p>
       <w:r>
         <w:pict w14:anchorId="785ABF27">
-          <v:rect id="_x0000_i1481" style="width:0;height:1.5pt" o:hralign="center" o:hrstd="t" o:hr="t" fillcolor="#a0a0a0" stroked="f"/>
+          <v:rect id="_x0000_i1083" style="width:0;height:1.5pt" o:hralign="center" o:hrstd="t" o:hr="t" fillcolor="#a0a0a0" stroked="f"/>
         </w:pict>
       </w:r>
     </w:p>
@@ -6523,7 +6523,7 @@
     <w:p>
       <w:r>
         <w:pict w14:anchorId="4C64378C">
-          <v:rect id="_x0000_i1482" style="width:0;height:1.5pt" o:hralign="center" o:hrstd="t" o:hr="t" fillcolor="#a0a0a0" stroked="f"/>
+          <v:rect id="_x0000_i1084" style="width:0;height:1.5pt" o:hralign="center" o:hrstd="t" o:hr="t" fillcolor="#a0a0a0" stroked="f"/>
         </w:pict>
       </w:r>
     </w:p>
@@ -6687,7 +6687,7 @@
     <w:p>
       <w:r>
         <w:pict w14:anchorId="1993B6CF">
-          <v:rect id="_x0000_i1625" style="width:0;height:1.5pt" o:hralign="center" o:hrstd="t" o:hr="t" fillcolor="#a0a0a0" stroked="f"/>
+          <v:rect id="_x0000_i1085" style="width:0;height:1.5pt" o:hralign="center" o:hrstd="t" o:hr="t" fillcolor="#a0a0a0" stroked="f"/>
         </w:pict>
       </w:r>
     </w:p>
@@ -6791,7 +6791,7 @@
     <w:p>
       <w:r>
         <w:pict w14:anchorId="52D8E0CA">
-          <v:rect id="_x0000_i1626" style="width:0;height:1.5pt" o:hralign="center" o:hrstd="t" o:hr="t" fillcolor="#a0a0a0" stroked="f"/>
+          <v:rect id="_x0000_i1086" style="width:0;height:1.5pt" o:hralign="center" o:hrstd="t" o:hr="t" fillcolor="#a0a0a0" stroked="f"/>
         </w:pict>
       </w:r>
     </w:p>
@@ -6921,7 +6921,7 @@
     <w:p>
       <w:r>
         <w:pict w14:anchorId="65348B0F">
-          <v:rect id="_x0000_i1627" style="width:0;height:1.5pt" o:hralign="center" o:hrstd="t" o:hr="t" fillcolor="#a0a0a0" stroked="f"/>
+          <v:rect id="_x0000_i1087" style="width:0;height:1.5pt" o:hralign="center" o:hrstd="t" o:hr="t" fillcolor="#a0a0a0" stroked="f"/>
         </w:pict>
       </w:r>
     </w:p>
@@ -7112,7 +7112,7 @@
     <w:p>
       <w:r>
         <w:pict w14:anchorId="2BC7AAF2">
-          <v:rect id="_x0000_i1628" style="width:0;height:1.5pt" o:hralign="center" o:hrstd="t" o:hr="t" fillcolor="#a0a0a0" stroked="f"/>
+          <v:rect id="_x0000_i1088" style="width:0;height:1.5pt" o:hralign="center" o:hrstd="t" o:hr="t" fillcolor="#a0a0a0" stroked="f"/>
         </w:pict>
       </w:r>
     </w:p>
@@ -7230,7 +7230,7 @@
     <w:p>
       <w:r>
         <w:pict w14:anchorId="25F5E05B">
-          <v:rect id="_x0000_i1629" style="width:0;height:1.5pt" o:hralign="center" o:hrstd="t" o:hr="t" fillcolor="#a0a0a0" stroked="f"/>
+          <v:rect id="_x0000_i1089" style="width:0;height:1.5pt" o:hralign="center" o:hrstd="t" o:hr="t" fillcolor="#a0a0a0" stroked="f"/>
         </w:pict>
       </w:r>
     </w:p>
@@ -7439,7 +7439,7 @@
     <w:p>
       <w:r>
         <w:pict w14:anchorId="64ACBFC0">
-          <v:rect id="_x0000_i1630" style="width:0;height:1.5pt" o:hralign="center" o:hrstd="t" o:hr="t" fillcolor="#a0a0a0" stroked="f"/>
+          <v:rect id="_x0000_i1090" style="width:0;height:1.5pt" o:hralign="center" o:hrstd="t" o:hr="t" fillcolor="#a0a0a0" stroked="f"/>
         </w:pict>
       </w:r>
     </w:p>
@@ -7593,7 +7593,7 @@
     <w:p>
       <w:r>
         <w:pict w14:anchorId="52450789">
-          <v:rect id="_x0000_i1631" style="width:0;height:1.5pt" o:hralign="center" o:hrstd="t" o:hr="t" fillcolor="#a0a0a0" stroked="f"/>
+          <v:rect id="_x0000_i1091" style="width:0;height:1.5pt" o:hralign="center" o:hrstd="t" o:hr="t" fillcolor="#a0a0a0" stroked="f"/>
         </w:pict>
       </w:r>
     </w:p>
@@ -7653,7 +7653,7 @@
     <w:p>
       <w:r>
         <w:pict w14:anchorId="3D3EE3FE">
-          <v:rect id="_x0000_i1632" style="width:0;height:1.5pt" o:hralign="center" o:hrstd="t" o:hr="t" fillcolor="#a0a0a0" stroked="f"/>
+          <v:rect id="_x0000_i1092" style="width:0;height:1.5pt" o:hralign="center" o:hrstd="t" o:hr="t" fillcolor="#a0a0a0" stroked="f"/>
         </w:pict>
       </w:r>
     </w:p>
@@ -7715,7 +7715,7 @@
     <w:p>
       <w:r>
         <w:pict w14:anchorId="30BD5D38">
-          <v:rect id="_x0000_i1633" style="width:0;height:1.5pt" o:hralign="center" o:hrstd="t" o:hr="t" fillcolor="#a0a0a0" stroked="f"/>
+          <v:rect id="_x0000_i1093" style="width:0;height:1.5pt" o:hralign="center" o:hrstd="t" o:hr="t" fillcolor="#a0a0a0" stroked="f"/>
         </w:pict>
       </w:r>
     </w:p>
@@ -7796,7 +7796,7 @@
     <w:p>
       <w:r>
         <w:pict w14:anchorId="6BADEDEE">
-          <v:rect id="_x0000_i1634" style="width:0;height:1.5pt" o:hralign="center" o:hrstd="t" o:hr="t" fillcolor="#a0a0a0" stroked="f"/>
+          <v:rect id="_x0000_i1094" style="width:0;height:1.5pt" o:hralign="center" o:hrstd="t" o:hr="t" fillcolor="#a0a0a0" stroked="f"/>
         </w:pict>
       </w:r>
     </w:p>
@@ -7992,7 +7992,7 @@
     <w:p>
       <w:r>
         <w:pict w14:anchorId="0A8DB355">
-          <v:rect id="_x0000_i1635" style="width:0;height:1.5pt" o:hralign="center" o:hrstd="t" o:hr="t" fillcolor="#a0a0a0" stroked="f"/>
+          <v:rect id="_x0000_i1095" style="width:0;height:1.5pt" o:hralign="center" o:hrstd="t" o:hr="t" fillcolor="#a0a0a0" stroked="f"/>
         </w:pict>
       </w:r>
     </w:p>
@@ -8086,7 +8086,7 @@
     <w:p>
       <w:r>
         <w:pict w14:anchorId="79257EB2">
-          <v:rect id="_x0000_i1636" style="width:0;height:1.5pt" o:hralign="center" o:hrstd="t" o:hr="t" fillcolor="#a0a0a0" stroked="f"/>
+          <v:rect id="_x0000_i1096" style="width:0;height:1.5pt" o:hralign="center" o:hrstd="t" o:hr="t" fillcolor="#a0a0a0" stroked="f"/>
         </w:pict>
       </w:r>
     </w:p>
@@ -8179,7 +8179,7 @@
     <w:p>
       <w:r>
         <w:pict w14:anchorId="2E7A630F">
-          <v:rect id="_x0000_i1637" style="width:0;height:1.5pt" o:hralign="center" o:hrstd="t" o:hr="t" fillcolor="#a0a0a0" stroked="f"/>
+          <v:rect id="_x0000_i1097" style="width:0;height:1.5pt" o:hralign="center" o:hrstd="t" o:hr="t" fillcolor="#a0a0a0" stroked="f"/>
         </w:pict>
       </w:r>
     </w:p>
@@ -8267,7 +8267,7 @@
     <w:p>
       <w:r>
         <w:pict w14:anchorId="2836FB9C">
-          <v:rect id="_x0000_i1638" style="width:0;height:1.5pt" o:hralign="center" o:hrstd="t" o:hr="t" fillcolor="#a0a0a0" stroked="f"/>
+          <v:rect id="_x0000_i1098" style="width:0;height:1.5pt" o:hralign="center" o:hrstd="t" o:hr="t" fillcolor="#a0a0a0" stroked="f"/>
         </w:pict>
       </w:r>
     </w:p>
@@ -8370,7 +8370,7 @@
     <w:p>
       <w:r>
         <w:pict w14:anchorId="605F5C3F">
-          <v:rect id="_x0000_i1639" style="width:0;height:1.5pt" o:hralign="center" o:hrstd="t" o:hr="t" fillcolor="#a0a0a0" stroked="f"/>
+          <v:rect id="_x0000_i1099" style="width:0;height:1.5pt" o:hralign="center" o:hrstd="t" o:hr="t" fillcolor="#a0a0a0" stroked="f"/>
         </w:pict>
       </w:r>
     </w:p>
@@ -8417,7 +8417,7 @@
     <w:p>
       <w:r>
         <w:pict w14:anchorId="4562CF27">
-          <v:rect id="_x0000_i1640" style="width:0;height:1.5pt" o:hralign="center" o:hrstd="t" o:hr="t" fillcolor="#a0a0a0" stroked="f"/>
+          <v:rect id="_x0000_i1100" style="width:0;height:1.5pt" o:hralign="center" o:hrstd="t" o:hr="t" fillcolor="#a0a0a0" stroked="f"/>
         </w:pict>
       </w:r>
     </w:p>
@@ -8450,7 +8450,7 @@
       <w:r>
         <w:lastRenderedPageBreak/>
         <w:pict w14:anchorId="7AB1E514">
-          <v:rect id="_x0000_i1641" style="width:0;height:1.5pt" o:hralign="center" o:hrstd="t" o:hr="t" fillcolor="#a0a0a0" stroked="f"/>
+          <v:rect id="_x0000_i1101" style="width:0;height:1.5pt" o:hralign="center" o:hrstd="t" o:hr="t" fillcolor="#a0a0a0" stroked="f"/>
         </w:pict>
       </w:r>
     </w:p>
@@ -8482,7 +8482,7 @@
     <w:p>
       <w:r>
         <w:pict w14:anchorId="15AE2F46">
-          <v:rect id="_x0000_i1642" style="width:0;height:1.5pt" o:hralign="center" o:hrstd="t" o:hr="t" fillcolor="#a0a0a0" stroked="f"/>
+          <v:rect id="_x0000_i1102" style="width:0;height:1.5pt" o:hralign="center" o:hrstd="t" o:hr="t" fillcolor="#a0a0a0" stroked="f"/>
         </w:pict>
       </w:r>
     </w:p>
@@ -8596,7 +8596,7 @@
     <w:p>
       <w:r>
         <w:pict w14:anchorId="56583F69">
-          <v:rect id="_x0000_i1643" style="width:0;height:1.5pt" o:hralign="center" o:hrstd="t" o:hr="t" fillcolor="#a0a0a0" stroked="f"/>
+          <v:rect id="_x0000_i1103" style="width:0;height:1.5pt" o:hralign="center" o:hrstd="t" o:hr="t" fillcolor="#a0a0a0" stroked="f"/>
         </w:pict>
       </w:r>
     </w:p>
@@ -8685,7 +8685,7 @@
     <w:p>
       <w:r>
         <w:pict w14:anchorId="128574B7">
-          <v:rect id="_x0000_i1644" style="width:0;height:1.5pt" o:hralign="center" o:hrstd="t" o:hr="t" fillcolor="#a0a0a0" stroked="f"/>
+          <v:rect id="_x0000_i1104" style="width:0;height:1.5pt" o:hralign="center" o:hrstd="t" o:hr="t" fillcolor="#a0a0a0" stroked="f"/>
         </w:pict>
       </w:r>
     </w:p>
@@ -8833,7 +8833,7 @@
     <w:p>
       <w:r>
         <w:pict w14:anchorId="15CCC88A">
-          <v:rect id="_x0000_i1797" style="width:0;height:1.5pt" o:hralign="center" o:hrstd="t" o:hr="t" fillcolor="#a0a0a0" stroked="f"/>
+          <v:rect id="_x0000_i1105" style="width:0;height:1.5pt" o:hralign="center" o:hrstd="t" o:hr="t" fillcolor="#a0a0a0" stroked="f"/>
         </w:pict>
       </w:r>
     </w:p>
@@ -8978,7 +8978,7 @@
     <w:p>
       <w:r>
         <w:pict w14:anchorId="6C361BD0">
-          <v:rect id="_x0000_i1798" style="width:0;height:1.5pt" o:hralign="center" o:hrstd="t" o:hr="t" fillcolor="#a0a0a0" stroked="f"/>
+          <v:rect id="_x0000_i1106" style="width:0;height:1.5pt" o:hralign="center" o:hrstd="t" o:hr="t" fillcolor="#a0a0a0" stroked="f"/>
         </w:pict>
       </w:r>
     </w:p>
@@ -9160,7 +9160,7 @@
     <w:p>
       <w:r>
         <w:pict w14:anchorId="72D5F7EA">
-          <v:rect id="_x0000_i1799" style="width:0;height:1.5pt" o:hralign="center" o:hrstd="t" o:hr="t" fillcolor="#a0a0a0" stroked="f"/>
+          <v:rect id="_x0000_i1107" style="width:0;height:1.5pt" o:hralign="center" o:hrstd="t" o:hr="t" fillcolor="#a0a0a0" stroked="f"/>
         </w:pict>
       </w:r>
     </w:p>
@@ -9361,7 +9361,7 @@
     <w:p>
       <w:r>
         <w:pict w14:anchorId="1594C7DE">
-          <v:rect id="_x0000_i1800" style="width:0;height:1.5pt" o:hralign="center" o:hrstd="t" o:hr="t" fillcolor="#a0a0a0" stroked="f"/>
+          <v:rect id="_x0000_i1108" style="width:0;height:1.5pt" o:hralign="center" o:hrstd="t" o:hr="t" fillcolor="#a0a0a0" stroked="f"/>
         </w:pict>
       </w:r>
     </w:p>
@@ -9505,7 +9505,7 @@
     <w:p>
       <w:r>
         <w:pict w14:anchorId="07C44CDE">
-          <v:rect id="_x0000_i1801" style="width:0;height:1.5pt" o:hralign="center" o:hrstd="t" o:hr="t" fillcolor="#a0a0a0" stroked="f"/>
+          <v:rect id="_x0000_i1109" style="width:0;height:1.5pt" o:hralign="center" o:hrstd="t" o:hr="t" fillcolor="#a0a0a0" stroked="f"/>
         </w:pict>
       </w:r>
     </w:p>
@@ -9630,7 +9630,7 @@
     <w:p>
       <w:r>
         <w:pict w14:anchorId="10C5A37D">
-          <v:rect id="_x0000_i1802" style="width:0;height:1.5pt" o:hralign="center" o:hrstd="t" o:hr="t" fillcolor="#a0a0a0" stroked="f"/>
+          <v:rect id="_x0000_i1110" style="width:0;height:1.5pt" o:hralign="center" o:hrstd="t" o:hr="t" fillcolor="#a0a0a0" stroked="f"/>
         </w:pict>
       </w:r>
     </w:p>
@@ -9662,7 +9662,7 @@
     <w:p>
       <w:r>
         <w:pict w14:anchorId="091DA6CA">
-          <v:rect id="_x0000_i1803" style="width:0;height:1.5pt" o:hralign="center" o:hrstd="t" o:hr="t" fillcolor="#a0a0a0" stroked="f"/>
+          <v:rect id="_x0000_i1111" style="width:0;height:1.5pt" o:hralign="center" o:hrstd="t" o:hr="t" fillcolor="#a0a0a0" stroked="f"/>
         </w:pict>
       </w:r>
     </w:p>
@@ -9779,7 +9779,7 @@
     <w:p>
       <w:r>
         <w:pict w14:anchorId="51944596">
-          <v:rect id="_x0000_i1804" style="width:0;height:1.5pt" o:hralign="center" o:hrstd="t" o:hr="t" fillcolor="#a0a0a0" stroked="f"/>
+          <v:rect id="_x0000_i1112" style="width:0;height:1.5pt" o:hralign="center" o:hrstd="t" o:hr="t" fillcolor="#a0a0a0" stroked="f"/>
         </w:pict>
       </w:r>
     </w:p>
@@ -9860,7 +9860,7 @@
     <w:p>
       <w:r>
         <w:pict w14:anchorId="403E59CB">
-          <v:rect id="_x0000_i1805" style="width:0;height:1.5pt" o:hralign="center" o:hrstd="t" o:hr="t" fillcolor="#a0a0a0" stroked="f"/>
+          <v:rect id="_x0000_i1113" style="width:0;height:1.5pt" o:hralign="center" o:hrstd="t" o:hr="t" fillcolor="#a0a0a0" stroked="f"/>
         </w:pict>
       </w:r>
     </w:p>
@@ -9949,7 +9949,7 @@
     <w:p>
       <w:r>
         <w:pict w14:anchorId="33079378">
-          <v:rect id="_x0000_i1806" style="width:0;height:1.5pt" o:hralign="center" o:hrstd="t" o:hr="t" fillcolor="#a0a0a0" stroked="f"/>
+          <v:rect id="_x0000_i1114" style="width:0;height:1.5pt" o:hralign="center" o:hrstd="t" o:hr="t" fillcolor="#a0a0a0" stroked="f"/>
         </w:pict>
       </w:r>
     </w:p>
@@ -10144,7 +10144,7 @@
     <w:p>
       <w:r>
         <w:pict w14:anchorId="44B12A73">
-          <v:rect id="_x0000_i1807" style="width:0;height:1.5pt" o:hralign="center" o:hrstd="t" o:hr="t" fillcolor="#a0a0a0" stroked="f"/>
+          <v:rect id="_x0000_i1115" style="width:0;height:1.5pt" o:hralign="center" o:hrstd="t" o:hr="t" fillcolor="#a0a0a0" stroked="f"/>
         </w:pict>
       </w:r>
     </w:p>
@@ -10226,7 +10226,7 @@
     <w:p>
       <w:r>
         <w:pict w14:anchorId="5BB65F08">
-          <v:rect id="_x0000_i1808" style="width:0;height:1.5pt" o:hralign="center" o:hrstd="t" o:hr="t" fillcolor="#a0a0a0" stroked="f"/>
+          <v:rect id="_x0000_i1116" style="width:0;height:1.5pt" o:hralign="center" o:hrstd="t" o:hr="t" fillcolor="#a0a0a0" stroked="f"/>
         </w:pict>
       </w:r>
     </w:p>
@@ -10338,7 +10338,7 @@
       <w:r>
         <w:lastRenderedPageBreak/>
         <w:pict w14:anchorId="7E68AD43">
-          <v:rect id="_x0000_i1809" style="width:0;height:1.5pt" o:hralign="center" o:hrstd="t" o:hr="t" fillcolor="#a0a0a0" stroked="f"/>
+          <v:rect id="_x0000_i1117" style="width:0;height:1.5pt" o:hralign="center" o:hrstd="t" o:hr="t" fillcolor="#a0a0a0" stroked="f"/>
         </w:pict>
       </w:r>
     </w:p>
@@ -10475,7 +10475,7 @@
     <w:p>
       <w:r>
         <w:pict w14:anchorId="10CBF11B">
-          <v:rect id="_x0000_i1810" style="width:0;height:1.5pt" o:hralign="center" o:hrstd="t" o:hr="t" fillcolor="#a0a0a0" stroked="f"/>
+          <v:rect id="_x0000_i1118" style="width:0;height:1.5pt" o:hralign="center" o:hrstd="t" o:hr="t" fillcolor="#a0a0a0" stroked="f"/>
         </w:pict>
       </w:r>
     </w:p>
@@ -10576,7 +10576,7 @@
     <w:p>
       <w:r>
         <w:pict w14:anchorId="7AED65C2">
-          <v:rect id="_x0000_i1811" style="width:0;height:1.5pt" o:hralign="center" o:hrstd="t" o:hr="t" fillcolor="#a0a0a0" stroked="f"/>
+          <v:rect id="_x0000_i1119" style="width:0;height:1.5pt" o:hralign="center" o:hrstd="t" o:hr="t" fillcolor="#a0a0a0" stroked="f"/>
         </w:pict>
       </w:r>
     </w:p>
@@ -10613,7 +10613,7 @@
     <w:p>
       <w:r>
         <w:pict w14:anchorId="0065B23A">
-          <v:rect id="_x0000_i1812" style="width:0;height:1.5pt" o:hralign="center" o:hrstd="t" o:hr="t" fillcolor="#a0a0a0" stroked="f"/>
+          <v:rect id="_x0000_i1120" style="width:0;height:1.5pt" o:hralign="center" o:hrstd="t" o:hr="t" fillcolor="#a0a0a0" stroked="f"/>
         </w:pict>
       </w:r>
     </w:p>
@@ -10726,7 +10726,7 @@
     <w:p>
       <w:r>
         <w:pict w14:anchorId="5872FA2A">
-          <v:rect id="_x0000_i1813" style="width:0;height:1.5pt" o:hralign="center" o:hrstd="t" o:hr="t" fillcolor="#a0a0a0" stroked="f"/>
+          <v:rect id="_x0000_i1121" style="width:0;height:1.5pt" o:hralign="center" o:hrstd="t" o:hr="t" fillcolor="#a0a0a0" stroked="f"/>
         </w:pict>
       </w:r>
     </w:p>
@@ -10850,7 +10850,7 @@
       <w:r>
         <w:lastRenderedPageBreak/>
         <w:pict w14:anchorId="4DF405B5">
-          <v:rect id="_x0000_i1814" style="width:0;height:1.5pt" o:hralign="center" o:hrstd="t" o:hr="t" fillcolor="#a0a0a0" stroked="f"/>
+          <v:rect id="_x0000_i1122" style="width:0;height:1.5pt" o:hralign="center" o:hrstd="t" o:hr="t" fillcolor="#a0a0a0" stroked="f"/>
         </w:pict>
       </w:r>
     </w:p>
@@ -10997,7 +10997,7 @@
     <w:p>
       <w:r>
         <w:pict w14:anchorId="258BE0EC">
-          <v:rect id="_x0000_i1815" style="width:0;height:1.5pt" o:hralign="center" o:hrstd="t" o:hr="t" fillcolor="#a0a0a0" stroked="f"/>
+          <v:rect id="_x0000_i1123" style="width:0;height:1.5pt" o:hralign="center" o:hrstd="t" o:hr="t" fillcolor="#a0a0a0" stroked="f"/>
         </w:pict>
       </w:r>
     </w:p>
@@ -11091,7 +11091,7 @@
     <w:p>
       <w:r>
         <w:pict w14:anchorId="0240945B">
-          <v:rect id="_x0000_i1816" style="width:0;height:1.5pt" o:hralign="center" o:hrstd="t" o:hr="t" fillcolor="#a0a0a0" stroked="f"/>
+          <v:rect id="_x0000_i1124" style="width:0;height:1.5pt" o:hralign="center" o:hrstd="t" o:hr="t" fillcolor="#a0a0a0" stroked="f"/>
         </w:pict>
       </w:r>
     </w:p>
@@ -11193,7 +11193,7 @@
     <w:p>
       <w:r>
         <w:pict w14:anchorId="028819A4">
-          <v:rect id="_x0000_i1817" style="width:0;height:1.5pt" o:hralign="center" o:hrstd="t" o:hr="t" fillcolor="#a0a0a0" stroked="f"/>
+          <v:rect id="_x0000_i1125" style="width:0;height:1.5pt" o:hralign="center" o:hrstd="t" o:hr="t" fillcolor="#a0a0a0" stroked="f"/>
         </w:pict>
       </w:r>
     </w:p>
@@ -11327,7 +11327,7 @@
     <w:p>
       <w:r>
         <w:pict w14:anchorId="3A4C4CFF">
-          <v:rect id="_x0000_i1818" style="width:0;height:1.5pt" o:hralign="center" o:hrstd="t" o:hr="t" fillcolor="#a0a0a0" stroked="f"/>
+          <v:rect id="_x0000_i1126" style="width:0;height:1.5pt" o:hralign="center" o:hrstd="t" o:hr="t" fillcolor="#a0a0a0" stroked="f"/>
         </w:pict>
       </w:r>
     </w:p>
@@ -11495,7 +11495,7 @@
     <w:p>
       <w:r>
         <w:pict w14:anchorId="30C323D9">
-          <v:rect id="_x0000_i1979" style="width:0;height:1.5pt" o:hralign="center" o:hrstd="t" o:hr="t" fillcolor="#a0a0a0" stroked="f"/>
+          <v:rect id="_x0000_i1127" style="width:0;height:1.5pt" o:hralign="center" o:hrstd="t" o:hr="t" fillcolor="#a0a0a0" stroked="f"/>
         </w:pict>
       </w:r>
     </w:p>
@@ -11599,7 +11599,7 @@
     <w:p>
       <w:r>
         <w:pict w14:anchorId="49431AC4">
-          <v:rect id="_x0000_i1980" style="width:0;height:1.5pt" o:hralign="center" o:hrstd="t" o:hr="t" fillcolor="#a0a0a0" stroked="f"/>
+          <v:rect id="_x0000_i1128" style="width:0;height:1.5pt" o:hralign="center" o:hrstd="t" o:hr="t" fillcolor="#a0a0a0" stroked="f"/>
         </w:pict>
       </w:r>
     </w:p>
@@ -11787,7 +11787,7 @@
     <w:p>
       <w:r>
         <w:pict w14:anchorId="2E66B05D">
-          <v:rect id="_x0000_i1981" style="width:0;height:1.5pt" o:hralign="center" o:hrstd="t" o:hr="t" fillcolor="#a0a0a0" stroked="f"/>
+          <v:rect id="_x0000_i1129" style="width:0;height:1.5pt" o:hralign="center" o:hrstd="t" o:hr="t" fillcolor="#a0a0a0" stroked="f"/>
         </w:pict>
       </w:r>
     </w:p>
@@ -11998,7 +11998,7 @@
     <w:p>
       <w:r>
         <w:pict w14:anchorId="3488AD7D">
-          <v:rect id="_x0000_i1982" style="width:0;height:1.5pt" o:hralign="center" o:hrstd="t" o:hr="t" fillcolor="#a0a0a0" stroked="f"/>
+          <v:rect id="_x0000_i1130" style="width:0;height:1.5pt" o:hralign="center" o:hrstd="t" o:hr="t" fillcolor="#a0a0a0" stroked="f"/>
         </w:pict>
       </w:r>
     </w:p>
@@ -12065,7 +12065,7 @@
     <w:p>
       <w:r>
         <w:pict w14:anchorId="7A7455BF">
-          <v:rect id="_x0000_i1983" style="width:0;height:1.5pt" o:hralign="center" o:hrstd="t" o:hr="t" fillcolor="#a0a0a0" stroked="f"/>
+          <v:rect id="_x0000_i1131" style="width:0;height:1.5pt" o:hralign="center" o:hrstd="t" o:hr="t" fillcolor="#a0a0a0" stroked="f"/>
         </w:pict>
       </w:r>
     </w:p>
@@ -12113,7 +12113,7 @@
     <w:p>
       <w:r>
         <w:pict w14:anchorId="5C0A6936">
-          <v:rect id="_x0000_i1984" style="width:0;height:1.5pt" o:hralign="center" o:hrstd="t" o:hr="t" fillcolor="#a0a0a0" stroked="f"/>
+          <v:rect id="_x0000_i1132" style="width:0;height:1.5pt" o:hralign="center" o:hrstd="t" o:hr="t" fillcolor="#a0a0a0" stroked="f"/>
         </w:pict>
       </w:r>
     </w:p>
@@ -12169,7 +12169,7 @@
     <w:p>
       <w:r>
         <w:pict w14:anchorId="16731AF4">
-          <v:rect id="_x0000_i1985" style="width:0;height:1.5pt" o:hralign="center" o:hrstd="t" o:hr="t" fillcolor="#a0a0a0" stroked="f"/>
+          <v:rect id="_x0000_i1133" style="width:0;height:1.5pt" o:hralign="center" o:hrstd="t" o:hr="t" fillcolor="#a0a0a0" stroked="f"/>
         </w:pict>
       </w:r>
     </w:p>
@@ -12343,7 +12343,7 @@
     <w:p>
       <w:r>
         <w:pict w14:anchorId="58DDD06A">
-          <v:rect id="_x0000_i1986" style="width:0;height:1.5pt" o:hralign="center" o:hrstd="t" o:hr="t" fillcolor="#a0a0a0" stroked="f"/>
+          <v:rect id="_x0000_i1134" style="width:0;height:1.5pt" o:hralign="center" o:hrstd="t" o:hr="t" fillcolor="#a0a0a0" stroked="f"/>
         </w:pict>
       </w:r>
     </w:p>
@@ -12471,7 +12471,7 @@
     <w:p>
       <w:r>
         <w:pict w14:anchorId="5091612D">
-          <v:rect id="_x0000_i1987" style="width:0;height:1.5pt" o:hralign="center" o:hrstd="t" o:hr="t" fillcolor="#a0a0a0" stroked="f"/>
+          <v:rect id="_x0000_i1135" style="width:0;height:1.5pt" o:hralign="center" o:hrstd="t" o:hr="t" fillcolor="#a0a0a0" stroked="f"/>
         </w:pict>
       </w:r>
     </w:p>
@@ -12606,7 +12606,7 @@
     <w:p>
       <w:r>
         <w:pict w14:anchorId="7449E00C">
-          <v:rect id="_x0000_i1988" style="width:0;height:1.5pt" o:hralign="center" o:hrstd="t" o:hr="t" fillcolor="#a0a0a0" stroked="f"/>
+          <v:rect id="_x0000_i1136" style="width:0;height:1.5pt" o:hralign="center" o:hrstd="t" o:hr="t" fillcolor="#a0a0a0" stroked="f"/>
         </w:pict>
       </w:r>
     </w:p>
@@ -12661,7 +12661,7 @@
     <w:p>
       <w:r>
         <w:pict w14:anchorId="5125315B">
-          <v:rect id="_x0000_i1989" style="width:0;height:1.5pt" o:hralign="center" o:hrstd="t" o:hr="t" fillcolor="#a0a0a0" stroked="f"/>
+          <v:rect id="_x0000_i1137" style="width:0;height:1.5pt" o:hralign="center" o:hrstd="t" o:hr="t" fillcolor="#a0a0a0" stroked="f"/>
         </w:pict>
       </w:r>
     </w:p>
@@ -12840,7 +12840,7 @@
     <w:p>
       <w:r>
         <w:pict w14:anchorId="1AE359C9">
-          <v:rect id="_x0000_i1990" style="width:0;height:1.5pt" o:hralign="center" o:hrstd="t" o:hr="t" fillcolor="#a0a0a0" stroked="f"/>
+          <v:rect id="_x0000_i1138" style="width:0;height:1.5pt" o:hralign="center" o:hrstd="t" o:hr="t" fillcolor="#a0a0a0" stroked="f"/>
         </w:pict>
       </w:r>
     </w:p>
@@ -13020,7 +13020,7 @@
     <w:p>
       <w:r>
         <w:pict w14:anchorId="1EF832D0">
-          <v:rect id="_x0000_i1991" style="width:0;height:1.5pt" o:hralign="center" o:hrstd="t" o:hr="t" fillcolor="#a0a0a0" stroked="f"/>
+          <v:rect id="_x0000_i1139" style="width:0;height:1.5pt" o:hralign="center" o:hrstd="t" o:hr="t" fillcolor="#a0a0a0" stroked="f"/>
         </w:pict>
       </w:r>
     </w:p>
@@ -13314,7 +13314,7 @@
     <w:p>
       <w:r>
         <w:pict w14:anchorId="32C21148">
-          <v:rect id="_x0000_i1992" style="width:0;height:1.5pt" o:hralign="center" o:hrstd="t" o:hr="t" fillcolor="#a0a0a0" stroked="f"/>
+          <v:rect id="_x0000_i1140" style="width:0;height:1.5pt" o:hralign="center" o:hrstd="t" o:hr="t" fillcolor="#a0a0a0" stroked="f"/>
         </w:pict>
       </w:r>
     </w:p>
@@ -13390,7 +13390,7 @@
     <w:p>
       <w:r>
         <w:pict w14:anchorId="5A1DC814">
-          <v:rect id="_x0000_i1993" style="width:0;height:1.5pt" o:hralign="center" o:hrstd="t" o:hr="t" fillcolor="#a0a0a0" stroked="f"/>
+          <v:rect id="_x0000_i1141" style="width:0;height:1.5pt" o:hralign="center" o:hrstd="t" o:hr="t" fillcolor="#a0a0a0" stroked="f"/>
         </w:pict>
       </w:r>
     </w:p>
@@ -13476,7 +13476,7 @@
     <w:p>
       <w:r>
         <w:pict w14:anchorId="439187B3">
-          <v:rect id="_x0000_i1994" style="width:0;height:1.5pt" o:hralign="center" o:hrstd="t" o:hr="t" fillcolor="#a0a0a0" stroked="f"/>
+          <v:rect id="_x0000_i1142" style="width:0;height:1.5pt" o:hralign="center" o:hrstd="t" o:hr="t" fillcolor="#a0a0a0" stroked="f"/>
         </w:pict>
       </w:r>
     </w:p>
@@ -13605,7 +13605,7 @@
     <w:p>
       <w:r>
         <w:pict w14:anchorId="410FAF1A">
-          <v:rect id="_x0000_i1995" style="width:0;height:1.5pt" o:hralign="center" o:hrstd="t" o:hr="t" fillcolor="#a0a0a0" stroked="f"/>
+          <v:rect id="_x0000_i1143" style="width:0;height:1.5pt" o:hralign="center" o:hrstd="t" o:hr="t" fillcolor="#a0a0a0" stroked="f"/>
         </w:pict>
       </w:r>
     </w:p>
@@ -13732,7 +13732,7 @@
     <w:p>
       <w:r>
         <w:pict w14:anchorId="11BD4074">
-          <v:rect id="_x0000_i1996" style="width:0;height:1.5pt" o:hralign="center" o:hrstd="t" o:hr="t" fillcolor="#a0a0a0" stroked="f"/>
+          <v:rect id="_x0000_i1144" style="width:0;height:1.5pt" o:hralign="center" o:hrstd="t" o:hr="t" fillcolor="#a0a0a0" stroked="f"/>
         </w:pict>
       </w:r>
     </w:p>
@@ -13784,7 +13784,7 @@
     <w:p>
       <w:r>
         <w:pict w14:anchorId="245E6AF9">
-          <v:rect id="_x0000_i1997" style="width:0;height:1.5pt" o:hralign="center" o:hrstd="t" o:hr="t" fillcolor="#a0a0a0" stroked="f"/>
+          <v:rect id="_x0000_i1145" style="width:0;height:1.5pt" o:hralign="center" o:hrstd="t" o:hr="t" fillcolor="#a0a0a0" stroked="f"/>
         </w:pict>
       </w:r>
     </w:p>
@@ -13822,7 +13822,7 @@
     <w:p>
       <w:r>
         <w:pict w14:anchorId="553A9B36">
-          <v:rect id="_x0000_i1998" style="width:0;height:1.5pt" o:hralign="center" o:hrstd="t" o:hr="t" fillcolor="#a0a0a0" stroked="f"/>
+          <v:rect id="_x0000_i1146" style="width:0;height:1.5pt" o:hralign="center" o:hrstd="t" o:hr="t" fillcolor="#a0a0a0" stroked="f"/>
         </w:pict>
       </w:r>
     </w:p>
@@ -13854,7 +13854,7 @@
     <w:p>
       <w:r>
         <w:pict w14:anchorId="44614EC4">
-          <v:rect id="_x0000_i1999" style="width:0;height:1.5pt" o:hralign="center" o:hrstd="t" o:hr="t" fillcolor="#a0a0a0" stroked="f"/>
+          <v:rect id="_x0000_i1147" style="width:0;height:1.5pt" o:hralign="center" o:hrstd="t" o:hr="t" fillcolor="#a0a0a0" stroked="f"/>
         </w:pict>
       </w:r>
     </w:p>
@@ -13951,7 +13951,7 @@
     <w:p>
       <w:r>
         <w:pict w14:anchorId="6417A179">
-          <v:rect id="_x0000_i2000" style="width:0;height:1.5pt" o:hralign="center" o:hrstd="t" o:hr="t" fillcolor="#a0a0a0" stroked="f"/>
+          <v:rect id="_x0000_i1148" style="width:0;height:1.5pt" o:hralign="center" o:hrstd="t" o:hr="t" fillcolor="#a0a0a0" stroked="f"/>
         </w:pict>
       </w:r>
     </w:p>
@@ -14077,7 +14077,7 @@
     <w:p>
       <w:r>
         <w:pict w14:anchorId="799A8ADA">
-          <v:rect id="_x0000_i2001" style="width:0;height:1.5pt" o:hralign="center" o:hrstd="t" o:hr="t" fillcolor="#a0a0a0" stroked="f"/>
+          <v:rect id="_x0000_i1149" style="width:0;height:1.5pt" o:hralign="center" o:hrstd="t" o:hr="t" fillcolor="#a0a0a0" stroked="f"/>
         </w:pict>
       </w:r>
     </w:p>
@@ -14250,7 +14250,7 @@
     <w:p>
       <w:r>
         <w:pict w14:anchorId="173067A6">
-          <v:rect id="_x0000_i2169" style="width:0;height:1.5pt" o:hralign="center" o:hrstd="t" o:hr="t" fillcolor="#a0a0a0" stroked="f"/>
+          <v:rect id="_x0000_i1150" style="width:0;height:1.5pt" o:hralign="center" o:hrstd="t" o:hr="t" fillcolor="#a0a0a0" stroked="f"/>
         </w:pict>
       </w:r>
     </w:p>
@@ -14365,7 +14365,7 @@
     <w:p>
       <w:r>
         <w:pict w14:anchorId="37051543">
-          <v:rect id="_x0000_i2170" style="width:0;height:1.5pt" o:hralign="center" o:hrstd="t" o:hr="t" fillcolor="#a0a0a0" stroked="f"/>
+          <v:rect id="_x0000_i1151" style="width:0;height:1.5pt" o:hralign="center" o:hrstd="t" o:hr="t" fillcolor="#a0a0a0" stroked="f"/>
         </w:pict>
       </w:r>
     </w:p>
@@ -14448,7 +14448,7 @@
     <w:p>
       <w:r>
         <w:pict w14:anchorId="590D6987">
-          <v:rect id="_x0000_i2171" style="width:0;height:1.5pt" o:hralign="center" o:hrstd="t" o:hr="t" fillcolor="#a0a0a0" stroked="f"/>
+          <v:rect id="_x0000_i1152" style="width:0;height:1.5pt" o:hralign="center" o:hrstd="t" o:hr="t" fillcolor="#a0a0a0" stroked="f"/>
         </w:pict>
       </w:r>
     </w:p>
@@ -14642,7 +14642,7 @@
     <w:p>
       <w:r>
         <w:pict w14:anchorId="7296571A">
-          <v:rect id="_x0000_i2172" style="width:0;height:1.5pt" o:hralign="center" o:hrstd="t" o:hr="t" fillcolor="#a0a0a0" stroked="f"/>
+          <v:rect id="_x0000_i1153" style="width:0;height:1.5pt" o:hralign="center" o:hrstd="t" o:hr="t" fillcolor="#a0a0a0" stroked="f"/>
         </w:pict>
       </w:r>
     </w:p>
@@ -14751,7 +14751,7 @@
     <w:p>
       <w:r>
         <w:pict w14:anchorId="0C987257">
-          <v:rect id="_x0000_i2173" style="width:0;height:1.5pt" o:hralign="center" o:hrstd="t" o:hr="t" fillcolor="#a0a0a0" stroked="f"/>
+          <v:rect id="_x0000_i1154" style="width:0;height:1.5pt" o:hralign="center" o:hrstd="t" o:hr="t" fillcolor="#a0a0a0" stroked="f"/>
         </w:pict>
       </w:r>
     </w:p>
@@ -14808,7 +14808,7 @@
     <w:p>
       <w:r>
         <w:pict w14:anchorId="4F672AAD">
-          <v:rect id="_x0000_i2174" style="width:0;height:1.5pt" o:hralign="center" o:hrstd="t" o:hr="t" fillcolor="#a0a0a0" stroked="f"/>
+          <v:rect id="_x0000_i1155" style="width:0;height:1.5pt" o:hralign="center" o:hrstd="t" o:hr="t" fillcolor="#a0a0a0" stroked="f"/>
         </w:pict>
       </w:r>
     </w:p>
@@ -14873,7 +14873,7 @@
     <w:p>
       <w:r>
         <w:pict w14:anchorId="43DD1C18">
-          <v:rect id="_x0000_i2175" style="width:0;height:1.5pt" o:hralign="center" o:hrstd="t" o:hr="t" fillcolor="#a0a0a0" stroked="f"/>
+          <v:rect id="_x0000_i1156" style="width:0;height:1.5pt" o:hralign="center" o:hrstd="t" o:hr="t" fillcolor="#a0a0a0" stroked="f"/>
         </w:pict>
       </w:r>
     </w:p>
@@ -14944,7 +14944,7 @@
     <w:p>
       <w:r>
         <w:pict w14:anchorId="148B981E">
-          <v:rect id="_x0000_i2176" style="width:0;height:1.5pt" o:hralign="center" o:hrstd="t" o:hr="t" fillcolor="#a0a0a0" stroked="f"/>
+          <v:rect id="_x0000_i1157" style="width:0;height:1.5pt" o:hralign="center" o:hrstd="t" o:hr="t" fillcolor="#a0a0a0" stroked="f"/>
         </w:pict>
       </w:r>
     </w:p>
@@ -14986,7 +14986,7 @@
     <w:p>
       <w:r>
         <w:pict w14:anchorId="4A5770BE">
-          <v:rect id="_x0000_i2177" style="width:0;height:1.5pt" o:hralign="center" o:hrstd="t" o:hr="t" fillcolor="#a0a0a0" stroked="f"/>
+          <v:rect id="_x0000_i1158" style="width:0;height:1.5pt" o:hralign="center" o:hrstd="t" o:hr="t" fillcolor="#a0a0a0" stroked="f"/>
         </w:pict>
       </w:r>
     </w:p>
@@ -15060,7 +15060,7 @@
     <w:p>
       <w:r>
         <w:pict w14:anchorId="178D0B8F">
-          <v:rect id="_x0000_i2178" style="width:0;height:1.5pt" o:hralign="center" o:hrstd="t" o:hr="t" fillcolor="#a0a0a0" stroked="f"/>
+          <v:rect id="_x0000_i1159" style="width:0;height:1.5pt" o:hralign="center" o:hrstd="t" o:hr="t" fillcolor="#a0a0a0" stroked="f"/>
         </w:pict>
       </w:r>
     </w:p>
@@ -15180,7 +15180,7 @@
     <w:p>
       <w:r>
         <w:pict w14:anchorId="19011AF5">
-          <v:rect id="_x0000_i2179" style="width:0;height:1.5pt" o:hralign="center" o:hrstd="t" o:hr="t" fillcolor="#a0a0a0" stroked="f"/>
+          <v:rect id="_x0000_i1160" style="width:0;height:1.5pt" o:hralign="center" o:hrstd="t" o:hr="t" fillcolor="#a0a0a0" stroked="f"/>
         </w:pict>
       </w:r>
     </w:p>
@@ -15393,7 +15393,7 @@
     <w:p>
       <w:r>
         <w:pict w14:anchorId="5A73F0B6">
-          <v:rect id="_x0000_i2180" style="width:0;height:1.5pt" o:hralign="center" o:hrstd="t" o:hr="t" fillcolor="#a0a0a0" stroked="f"/>
+          <v:rect id="_x0000_i1161" style="width:0;height:1.5pt" o:hralign="center" o:hrstd="t" o:hr="t" fillcolor="#a0a0a0" stroked="f"/>
         </w:pict>
       </w:r>
     </w:p>
@@ -15468,7 +15468,7 @@
     <w:p>
       <w:r>
         <w:pict w14:anchorId="2CE64970">
-          <v:rect id="_x0000_i2181" style="width:0;height:1.5pt" o:hralign="center" o:hrstd="t" o:hr="t" fillcolor="#a0a0a0" stroked="f"/>
+          <v:rect id="_x0000_i1162" style="width:0;height:1.5pt" o:hralign="center" o:hrstd="t" o:hr="t" fillcolor="#a0a0a0" stroked="f"/>
         </w:pict>
       </w:r>
     </w:p>
@@ -15582,7 +15582,7 @@
     <w:p>
       <w:r>
         <w:pict w14:anchorId="199C26EE">
-          <v:rect id="_x0000_i2182" style="width:0;height:1.5pt" o:hralign="center" o:hrstd="t" o:hr="t" fillcolor="#a0a0a0" stroked="f"/>
+          <v:rect id="_x0000_i1163" style="width:0;height:1.5pt" o:hralign="center" o:hrstd="t" o:hr="t" fillcolor="#a0a0a0" stroked="f"/>
         </w:pict>
       </w:r>
     </w:p>
@@ -15625,7 +15625,7 @@
     <w:p>
       <w:r>
         <w:pict w14:anchorId="168E38C1">
-          <v:rect id="_x0000_i2183" style="width:0;height:1.5pt" o:hralign="center" o:hrstd="t" o:hr="t" fillcolor="#a0a0a0" stroked="f"/>
+          <v:rect id="_x0000_i1164" style="width:0;height:1.5pt" o:hralign="center" o:hrstd="t" o:hr="t" fillcolor="#a0a0a0" stroked="f"/>
         </w:pict>
       </w:r>
     </w:p>
@@ -15718,7 +15718,7 @@
     <w:p>
       <w:r>
         <w:pict w14:anchorId="6923F1BE">
-          <v:rect id="_x0000_i2184" style="width:0;height:1.5pt" o:hralign="center" o:hrstd="t" o:hr="t" fillcolor="#a0a0a0" stroked="f"/>
+          <v:rect id="_x0000_i1165" style="width:0;height:1.5pt" o:hralign="center" o:hrstd="t" o:hr="t" fillcolor="#a0a0a0" stroked="f"/>
         </w:pict>
       </w:r>
     </w:p>
@@ -15799,7 +15799,7 @@
     <w:p>
       <w:r>
         <w:pict w14:anchorId="22FDF79E">
-          <v:rect id="_x0000_i2185" style="width:0;height:1.5pt" o:hralign="center" o:hrstd="t" o:hr="t" fillcolor="#a0a0a0" stroked="f"/>
+          <v:rect id="_x0000_i1166" style="width:0;height:1.5pt" o:hralign="center" o:hrstd="t" o:hr="t" fillcolor="#a0a0a0" stroked="f"/>
         </w:pict>
       </w:r>
     </w:p>
@@ -15890,7 +15890,7 @@
     <w:p>
       <w:r>
         <w:pict w14:anchorId="041129F7">
-          <v:rect id="_x0000_i2186" style="width:0;height:1.5pt" o:hralign="center" o:hrstd="t" o:hr="t" fillcolor="#a0a0a0" stroked="f"/>
+          <v:rect id="_x0000_i1167" style="width:0;height:1.5pt" o:hralign="center" o:hrstd="t" o:hr="t" fillcolor="#a0a0a0" stroked="f"/>
         </w:pict>
       </w:r>
     </w:p>
@@ -15947,7 +15947,7 @@
     <w:p>
       <w:r>
         <w:pict w14:anchorId="218399BC">
-          <v:rect id="_x0000_i2187" style="width:0;height:1.5pt" o:hralign="center" o:hrstd="t" o:hr="t" fillcolor="#a0a0a0" stroked="f"/>
+          <v:rect id="_x0000_i1168" style="width:0;height:1.5pt" o:hralign="center" o:hrstd="t" o:hr="t" fillcolor="#a0a0a0" stroked="f"/>
         </w:pict>
       </w:r>
     </w:p>
@@ -15985,7 +15985,7 @@
     <w:p>
       <w:r>
         <w:pict w14:anchorId="50AD9331">
-          <v:rect id="_x0000_i2188" style="width:0;height:1.5pt" o:hralign="center" o:hrstd="t" o:hr="t" fillcolor="#a0a0a0" stroked="f"/>
+          <v:rect id="_x0000_i1169" style="width:0;height:1.5pt" o:hralign="center" o:hrstd="t" o:hr="t" fillcolor="#a0a0a0" stroked="f"/>
         </w:pict>
       </w:r>
     </w:p>
@@ -16049,7 +16049,7 @@
     <w:p>
       <w:r>
         <w:pict w14:anchorId="2DF4AD19">
-          <v:rect id="_x0000_i2189" style="width:0;height:1.5pt" o:hralign="center" o:hrstd="t" o:hr="t" fillcolor="#a0a0a0" stroked="f"/>
+          <v:rect id="_x0000_i1170" style="width:0;height:1.5pt" o:hralign="center" o:hrstd="t" o:hr="t" fillcolor="#a0a0a0" stroked="f"/>
         </w:pict>
       </w:r>
     </w:p>
@@ -16128,7 +16128,7 @@
     <w:p>
       <w:r>
         <w:pict w14:anchorId="1EA159F2">
-          <v:rect id="_x0000_i2190" style="width:0;height:1.5pt" o:hralign="center" o:hrstd="t" o:hr="t" fillcolor="#a0a0a0" stroked="f"/>
+          <v:rect id="_x0000_i1171" style="width:0;height:1.5pt" o:hralign="center" o:hrstd="t" o:hr="t" fillcolor="#a0a0a0" stroked="f"/>
         </w:pict>
       </w:r>
     </w:p>
@@ -16264,7 +16264,7 @@
     <w:p>
       <w:r>
         <w:pict w14:anchorId="2F0465CB">
-          <v:rect id="_x0000_i2191" style="width:0;height:1.5pt" o:hralign="center" o:hrstd="t" o:hr="t" fillcolor="#a0a0a0" stroked="f"/>
+          <v:rect id="_x0000_i1172" style="width:0;height:1.5pt" o:hralign="center" o:hrstd="t" o:hr="t" fillcolor="#a0a0a0" stroked="f"/>
         </w:pict>
       </w:r>
     </w:p>
@@ -16352,7 +16352,7 @@
     <w:p>
       <w:r>
         <w:pict w14:anchorId="56C1DE28">
-          <v:rect id="_x0000_i2192" style="width:0;height:1.5pt" o:hralign="center" o:hrstd="t" o:hr="t" fillcolor="#a0a0a0" stroked="f"/>
+          <v:rect id="_x0000_i1173" style="width:0;height:1.5pt" o:hralign="center" o:hrstd="t" o:hr="t" fillcolor="#a0a0a0" stroked="f"/>
         </w:pict>
       </w:r>
     </w:p>
@@ -16504,7 +16504,7 @@
     <w:p>
       <w:r>
         <w:pict w14:anchorId="057D8801">
-          <v:rect id="_x0000_i2355" style="width:0;height:1.5pt" o:hralign="center" o:hrstd="t" o:hr="t" fillcolor="#a0a0a0" stroked="f"/>
+          <v:rect id="_x0000_i1174" style="width:0;height:1.5pt" o:hralign="center" o:hrstd="t" o:hr="t" fillcolor="#a0a0a0" stroked="f"/>
         </w:pict>
       </w:r>
     </w:p>
@@ -16608,7 +16608,7 @@
     <w:p>
       <w:r>
         <w:pict w14:anchorId="3BD73BB2">
-          <v:rect id="_x0000_i2356" style="width:0;height:1.5pt" o:hralign="center" o:hrstd="t" o:hr="t" fillcolor="#a0a0a0" stroked="f"/>
+          <v:rect id="_x0000_i1175" style="width:0;height:1.5pt" o:hralign="center" o:hrstd="t" o:hr="t" fillcolor="#a0a0a0" stroked="f"/>
         </w:pict>
       </w:r>
     </w:p>
@@ -16871,7 +16871,7 @@
     <w:p>
       <w:r>
         <w:pict w14:anchorId="4B19F162">
-          <v:rect id="_x0000_i2357" style="width:0;height:1.5pt" o:hralign="center" o:hrstd="t" o:hr="t" fillcolor="#a0a0a0" stroked="f"/>
+          <v:rect id="_x0000_i1176" style="width:0;height:1.5pt" o:hralign="center" o:hrstd="t" o:hr="t" fillcolor="#a0a0a0" stroked="f"/>
         </w:pict>
       </w:r>
     </w:p>
@@ -17067,7 +17067,7 @@
     <w:p>
       <w:r>
         <w:pict w14:anchorId="3D4E0EA6">
-          <v:rect id="_x0000_i2358" style="width:0;height:1.5pt" o:hralign="center" o:hrstd="t" o:hr="t" fillcolor="#a0a0a0" stroked="f"/>
+          <v:rect id="_x0000_i1177" style="width:0;height:1.5pt" o:hralign="center" o:hrstd="t" o:hr="t" fillcolor="#a0a0a0" stroked="f"/>
         </w:pict>
       </w:r>
     </w:p>
@@ -17216,7 +17216,7 @@
       <w:r>
         <w:lastRenderedPageBreak/>
         <w:pict w14:anchorId="7694CC2B">
-          <v:rect id="_x0000_i2359" style="width:0;height:1.5pt" o:hralign="center" o:hrstd="t" o:hr="t" fillcolor="#a0a0a0" stroked="f"/>
+          <v:rect id="_x0000_i1178" style="width:0;height:1.5pt" o:hralign="center" o:hrstd="t" o:hr="t" fillcolor="#a0a0a0" stroked="f"/>
         </w:pict>
       </w:r>
     </w:p>
@@ -17488,7 +17488,7 @@
     <w:p>
       <w:r>
         <w:pict w14:anchorId="456993F8">
-          <v:rect id="_x0000_i2360" style="width:0;height:1.5pt" o:hralign="center" o:hrstd="t" o:hr="t" fillcolor="#a0a0a0" stroked="f"/>
+          <v:rect id="_x0000_i1179" style="width:0;height:1.5pt" o:hralign="center" o:hrstd="t" o:hr="t" fillcolor="#a0a0a0" stroked="f"/>
         </w:pict>
       </w:r>
     </w:p>
@@ -17676,7 +17676,7 @@
     <w:p>
       <w:r>
         <w:pict w14:anchorId="7E5E5ECA">
-          <v:rect id="_x0000_i2361" style="width:0;height:1.5pt" o:hralign="center" o:hrstd="t" o:hr="t" fillcolor="#a0a0a0" stroked="f"/>
+          <v:rect id="_x0000_i1180" style="width:0;height:1.5pt" o:hralign="center" o:hrstd="t" o:hr="t" fillcolor="#a0a0a0" stroked="f"/>
         </w:pict>
       </w:r>
     </w:p>
@@ -17841,7 +17841,7 @@
     <w:p>
       <w:r>
         <w:pict w14:anchorId="05677973">
-          <v:rect id="_x0000_i2362" style="width:0;height:1.5pt" o:hralign="center" o:hrstd="t" o:hr="t" fillcolor="#a0a0a0" stroked="f"/>
+          <v:rect id="_x0000_i1181" style="width:0;height:1.5pt" o:hralign="center" o:hrstd="t" o:hr="t" fillcolor="#a0a0a0" stroked="f"/>
         </w:pict>
       </w:r>
     </w:p>
@@ -17930,7 +17930,7 @@
     <w:p>
       <w:r>
         <w:pict w14:anchorId="6DAAF33C">
-          <v:rect id="_x0000_i2363" style="width:0;height:1.5pt" o:hralign="center" o:hrstd="t" o:hr="t" fillcolor="#a0a0a0" stroked="f"/>
+          <v:rect id="_x0000_i1182" style="width:0;height:1.5pt" o:hralign="center" o:hrstd="t" o:hr="t" fillcolor="#a0a0a0" stroked="f"/>
         </w:pict>
       </w:r>
     </w:p>
@@ -18060,7 +18060,7 @@
     <w:p>
       <w:r>
         <w:pict w14:anchorId="5242496B">
-          <v:rect id="_x0000_i2364" style="width:0;height:1.5pt" o:hralign="center" o:hrstd="t" o:hr="t" fillcolor="#a0a0a0" stroked="f"/>
+          <v:rect id="_x0000_i1183" style="width:0;height:1.5pt" o:hralign="center" o:hrstd="t" o:hr="t" fillcolor="#a0a0a0" stroked="f"/>
         </w:pict>
       </w:r>
     </w:p>
@@ -18120,7 +18120,7 @@
     <w:p>
       <w:r>
         <w:pict w14:anchorId="54077B31">
-          <v:rect id="_x0000_i2365" style="width:0;height:1.5pt" o:hralign="center" o:hrstd="t" o:hr="t" fillcolor="#a0a0a0" stroked="f"/>
+          <v:rect id="_x0000_i1184" style="width:0;height:1.5pt" o:hralign="center" o:hrstd="t" o:hr="t" fillcolor="#a0a0a0" stroked="f"/>
         </w:pict>
       </w:r>
     </w:p>
@@ -18165,7 +18165,7 @@
     <w:p>
       <w:r>
         <w:pict w14:anchorId="3E0DE12A">
-          <v:rect id="_x0000_i2366" style="width:0;height:1.5pt" o:hralign="center" o:hrstd="t" o:hr="t" fillcolor="#a0a0a0" stroked="f"/>
+          <v:rect id="_x0000_i1185" style="width:0;height:1.5pt" o:hralign="center" o:hrstd="t" o:hr="t" fillcolor="#a0a0a0" stroked="f"/>
         </w:pict>
       </w:r>
     </w:p>
@@ -18238,7 +18238,7 @@
     <w:p>
       <w:r>
         <w:pict w14:anchorId="3583E458">
-          <v:rect id="_x0000_i2367" style="width:0;height:1.5pt" o:hralign="center" o:hrstd="t" o:hr="t" fillcolor="#a0a0a0" stroked="f"/>
+          <v:rect id="_x0000_i1186" style="width:0;height:1.5pt" o:hralign="center" o:hrstd="t" o:hr="t" fillcolor="#a0a0a0" stroked="f"/>
         </w:pict>
       </w:r>
     </w:p>
@@ -18324,7 +18324,7 @@
     <w:p>
       <w:r>
         <w:pict w14:anchorId="1FDBE6E0">
-          <v:rect id="_x0000_i2368" style="width:0;height:1.5pt" o:hralign="center" o:hrstd="t" o:hr="t" fillcolor="#a0a0a0" stroked="f"/>
+          <v:rect id="_x0000_i1187" style="width:0;height:1.5pt" o:hralign="center" o:hrstd="t" o:hr="t" fillcolor="#a0a0a0" stroked="f"/>
         </w:pict>
       </w:r>
     </w:p>
@@ -18376,7 +18376,7 @@
     <w:p>
       <w:r>
         <w:pict w14:anchorId="5234F039">
-          <v:rect id="_x0000_i2369" style="width:0;height:1.5pt" o:hralign="center" o:hrstd="t" o:hr="t" fillcolor="#a0a0a0" stroked="f"/>
+          <v:rect id="_x0000_i1188" style="width:0;height:1.5pt" o:hralign="center" o:hrstd="t" o:hr="t" fillcolor="#a0a0a0" stroked="f"/>
         </w:pict>
       </w:r>
     </w:p>
@@ -18471,7 +18471,7 @@
     <w:p>
       <w:r>
         <w:pict w14:anchorId="53F0942C">
-          <v:rect id="_x0000_i2370" style="width:0;height:1.5pt" o:hralign="center" o:hrstd="t" o:hr="t" fillcolor="#a0a0a0" stroked="f"/>
+          <v:rect id="_x0000_i1189" style="width:0;height:1.5pt" o:hralign="center" o:hrstd="t" o:hr="t" fillcolor="#a0a0a0" stroked="f"/>
         </w:pict>
       </w:r>
     </w:p>
@@ -18524,7 +18524,7 @@
     <w:p>
       <w:r>
         <w:pict w14:anchorId="4F71312D">
-          <v:rect id="_x0000_i2371" style="width:0;height:1.5pt" o:hralign="center" o:hrstd="t" o:hr="t" fillcolor="#a0a0a0" stroked="f"/>
+          <v:rect id="_x0000_i1190" style="width:0;height:1.5pt" o:hralign="center" o:hrstd="t" o:hr="t" fillcolor="#a0a0a0" stroked="f"/>
         </w:pict>
       </w:r>
     </w:p>
@@ -18556,7 +18556,7 @@
     <w:p>
       <w:r>
         <w:pict w14:anchorId="44787958">
-          <v:rect id="_x0000_i2372" style="width:0;height:1.5pt" o:hralign="center" o:hrstd="t" o:hr="t" fillcolor="#a0a0a0" stroked="f"/>
+          <v:rect id="_x0000_i1191" style="width:0;height:1.5pt" o:hralign="center" o:hrstd="t" o:hr="t" fillcolor="#a0a0a0" stroked="f"/>
         </w:pict>
       </w:r>
     </w:p>
@@ -18588,7 +18588,7 @@
     <w:p>
       <w:r>
         <w:pict w14:anchorId="5CD3F152">
-          <v:rect id="_x0000_i2373" style="width:0;height:1.5pt" o:hralign="center" o:hrstd="t" o:hr="t" fillcolor="#a0a0a0" stroked="f"/>
+          <v:rect id="_x0000_i1192" style="width:0;height:1.5pt" o:hralign="center" o:hrstd="t" o:hr="t" fillcolor="#a0a0a0" stroked="f"/>
         </w:pict>
       </w:r>
     </w:p>
@@ -18652,7 +18652,7 @@
     <w:p>
       <w:r>
         <w:pict w14:anchorId="49DDB426">
-          <v:rect id="_x0000_i2374" style="width:0;height:1.5pt" o:hralign="center" o:hrstd="t" o:hr="t" fillcolor="#a0a0a0" stroked="f"/>
+          <v:rect id="_x0000_i1193" style="width:0;height:1.5pt" o:hralign="center" o:hrstd="t" o:hr="t" fillcolor="#a0a0a0" stroked="f"/>
         </w:pict>
       </w:r>
     </w:p>
@@ -18765,7 +18765,7 @@
     <w:p>
       <w:r>
         <w:pict w14:anchorId="5954FC15">
-          <v:rect id="_x0000_i2375" style="width:0;height:1.5pt" o:hralign="center" o:hrstd="t" o:hr="t" fillcolor="#a0a0a0" stroked="f"/>
+          <v:rect id="_x0000_i1194" style="width:0;height:1.5pt" o:hralign="center" o:hrstd="t" o:hr="t" fillcolor="#a0a0a0" stroked="f"/>
         </w:pict>
       </w:r>
     </w:p>
@@ -18896,7 +18896,7 @@
     <w:p>
       <w:r>
         <w:pict w14:anchorId="2C578926">
-          <v:rect id="_x0000_i2376" style="width:0;height:1.5pt" o:hralign="center" o:hrstd="t" o:hr="t" fillcolor="#a0a0a0" stroked="f"/>
+          <v:rect id="_x0000_i1195" style="width:0;height:1.5pt" o:hralign="center" o:hrstd="t" o:hr="t" fillcolor="#a0a0a0" stroked="f"/>
         </w:pict>
       </w:r>
     </w:p>
@@ -18985,7 +18985,7 @@
     <w:p>
       <w:r>
         <w:pict w14:anchorId="35353047">
-          <v:rect id="_x0000_i2377" style="width:0;height:1.5pt" o:hralign="center" o:hrstd="t" o:hr="t" fillcolor="#a0a0a0" stroked="f"/>
+          <v:rect id="_x0000_i1196" style="width:0;height:1.5pt" o:hralign="center" o:hrstd="t" o:hr="t" fillcolor="#a0a0a0" stroked="f"/>
         </w:pict>
       </w:r>
     </w:p>
@@ -19092,6 +19092,3510 @@
         <w:t>How does the HTML parser prepare data for the tokenizer?</w:t>
       </w:r>
     </w:p>
+    <w:p/>
+    <w:p/>
+    <w:p/>
+    <w:p/>
+    <w:p/>
+    <w:p/>
+    <w:p/>
+    <w:p/>
+    <w:p/>
+    <w:p/>
+    <w:p/>
+    <w:p>
+      <w:pPr>
+        <w:rPr>
+          <w:b/>
+          <w:bCs/>
+        </w:rPr>
+      </w:pPr>
+      <w:r>
+        <w:rPr>
+          <w:b/>
+          <w:bCs/>
+        </w:rPr>
+        <w:lastRenderedPageBreak/>
+        <w:t>Chapter 9 — Web Crawler: Designing and Implementing a BFS Site Crawler</w:t>
+      </w:r>
+    </w:p>
+    <w:p>
+      <w:pPr>
+        <w:rPr>
+          <w:b/>
+          <w:bCs/>
+        </w:rPr>
+      </w:pPr>
+      <w:r>
+        <w:rPr>
+          <w:b/>
+          <w:bCs/>
+        </w:rPr>
+        <w:t>Learning Objectives</w:t>
+      </w:r>
+    </w:p>
+    <w:p>
+      <w:r>
+        <w:t>After completing this chapter, you will understand:</w:t>
+      </w:r>
+    </w:p>
+    <w:p>
+      <w:pPr>
+        <w:numPr>
+          <w:ilvl w:val="0"/>
+          <w:numId w:val="69"/>
+        </w:numPr>
+      </w:pPr>
+      <w:r>
+        <w:t>What a web crawler is and why every search engine requires one.</w:t>
+      </w:r>
+    </w:p>
+    <w:p>
+      <w:pPr>
+        <w:numPr>
+          <w:ilvl w:val="0"/>
+          <w:numId w:val="69"/>
+        </w:numPr>
+      </w:pPr>
+      <w:r>
+        <w:t>How webpages are discovered through hyperlinks.</w:t>
+      </w:r>
+    </w:p>
+    <w:p>
+      <w:pPr>
+        <w:numPr>
+          <w:ilvl w:val="0"/>
+          <w:numId w:val="69"/>
+        </w:numPr>
+      </w:pPr>
+      <w:r>
+        <w:t xml:space="preserve">Why the web is naturally </w:t>
+      </w:r>
+      <w:proofErr w:type="spellStart"/>
+      <w:r>
+        <w:t>modeled</w:t>
+      </w:r>
+      <w:proofErr w:type="spellEnd"/>
+      <w:r>
+        <w:t xml:space="preserve"> as a graph.</w:t>
+      </w:r>
+    </w:p>
+    <w:p>
+      <w:pPr>
+        <w:numPr>
+          <w:ilvl w:val="0"/>
+          <w:numId w:val="69"/>
+        </w:numPr>
+      </w:pPr>
+      <w:r>
+        <w:t>How Breadth-First Search (BFS) is used for crawling.</w:t>
+      </w:r>
+    </w:p>
+    <w:p>
+      <w:pPr>
+        <w:numPr>
+          <w:ilvl w:val="0"/>
+          <w:numId w:val="69"/>
+        </w:numPr>
+      </w:pPr>
+      <w:r>
+        <w:t>How to download webpages using the Fetch API.</w:t>
+      </w:r>
+    </w:p>
+    <w:p>
+      <w:pPr>
+        <w:numPr>
+          <w:ilvl w:val="0"/>
+          <w:numId w:val="69"/>
+        </w:numPr>
+      </w:pPr>
+      <w:r>
+        <w:t>How HTML is parsed into a DOM using Cheerio.</w:t>
+      </w:r>
+    </w:p>
+    <w:p>
+      <w:pPr>
+        <w:numPr>
+          <w:ilvl w:val="0"/>
+          <w:numId w:val="69"/>
+        </w:numPr>
+      </w:pPr>
+      <w:r>
+        <w:t>How hyperlinks are extracted from webpages.</w:t>
+      </w:r>
+    </w:p>
+    <w:p>
+      <w:pPr>
+        <w:numPr>
+          <w:ilvl w:val="0"/>
+          <w:numId w:val="69"/>
+        </w:numPr>
+      </w:pPr>
+      <w:r>
+        <w:t>Why URL normalization and canonicalization are necessary.</w:t>
+      </w:r>
+    </w:p>
+    <w:p>
+      <w:pPr>
+        <w:numPr>
+          <w:ilvl w:val="0"/>
+          <w:numId w:val="69"/>
+        </w:numPr>
+      </w:pPr>
+      <w:r>
+        <w:t>How crawler policies filter URLs.</w:t>
+      </w:r>
+    </w:p>
+    <w:p>
+      <w:pPr>
+        <w:numPr>
+          <w:ilvl w:val="0"/>
+          <w:numId w:val="69"/>
+        </w:numPr>
+      </w:pPr>
+      <w:r>
+        <w:t>How duplicate detection prevents infinite loops.</w:t>
+      </w:r>
+    </w:p>
+    <w:p>
+      <w:pPr>
+        <w:numPr>
+          <w:ilvl w:val="0"/>
+          <w:numId w:val="69"/>
+        </w:numPr>
+      </w:pPr>
+      <w:r>
+        <w:t>How queues and sets work together to implement a scalable crawler.</w:t>
+      </w:r>
+    </w:p>
+    <w:p>
+      <w:r>
+        <w:pict w14:anchorId="64EC1F2F">
+          <v:rect id="_x0000_i1377" style="width:0;height:1.5pt" o:hralign="center" o:hrstd="t" o:hr="t" fillcolor="#a0a0a0" stroked="f"/>
+        </w:pict>
+      </w:r>
+    </w:p>
+    <w:p>
+      <w:pPr>
+        <w:rPr>
+          <w:b/>
+          <w:bCs/>
+        </w:rPr>
+      </w:pPr>
+      <w:r>
+        <w:rPr>
+          <w:b/>
+          <w:bCs/>
+        </w:rPr>
+        <w:t>Introduction</w:t>
+      </w:r>
+    </w:p>
+    <w:p>
+      <w:r>
+        <w:t>A search engine is only as useful as the data it possesses.</w:t>
+      </w:r>
+    </w:p>
+    <w:p>
+      <w:r>
+        <w:t>Until now, our search engine relied on documents stored locally on disk. While this allowed us to learn indexing and retrieval techniques, real search engines continuously collect documents directly from the Internet.</w:t>
+      </w:r>
+    </w:p>
+    <w:p>
+      <w:r>
+        <w:t xml:space="preserve">The component responsible for discovering and downloading webpages is called a </w:t>
+      </w:r>
+      <w:r>
+        <w:rPr>
+          <w:b/>
+          <w:bCs/>
+        </w:rPr>
+        <w:t>Web Crawler</w:t>
+      </w:r>
+      <w:r>
+        <w:t>.</w:t>
+      </w:r>
+    </w:p>
+    <w:p>
+      <w:r>
+        <w:t xml:space="preserve">A crawler begins with one or more starting webpages, known as </w:t>
+      </w:r>
+      <w:r>
+        <w:rPr>
+          <w:b/>
+          <w:bCs/>
+        </w:rPr>
+        <w:t>Seed URLs</w:t>
+      </w:r>
+      <w:r>
+        <w:t>, downloads their contents, extracts hyperlinks, discovers additional webpages, and repeats this process until its crawling objective is complete.</w:t>
+      </w:r>
+    </w:p>
+    <w:p>
+      <w:r>
+        <w:pict w14:anchorId="51753074">
+          <v:rect id="_x0000_i1378" style="width:0;height:1.5pt" o:hralign="center" o:hrstd="t" o:hr="t" fillcolor="#a0a0a0" stroked="f"/>
+        </w:pict>
+      </w:r>
+    </w:p>
+    <w:p>
+      <w:pPr>
+        <w:rPr>
+          <w:b/>
+          <w:bCs/>
+        </w:rPr>
+      </w:pPr>
+      <w:r>
+        <w:rPr>
+          <w:b/>
+          <w:bCs/>
+        </w:rPr>
+        <w:t>Architecture</w:t>
+      </w:r>
+    </w:p>
+    <w:p>
+      <w:r>
+        <w:t>Before introducing the crawler:</w:t>
+      </w:r>
+    </w:p>
+    <w:p>
+      <w:r>
+        <w:t>Local Documents</w:t>
+      </w:r>
+    </w:p>
+    <w:p>
+      <w:r>
+        <w:lastRenderedPageBreak/>
+        <w:t xml:space="preserve">        │</w:t>
+      </w:r>
+    </w:p>
+    <w:p>
+      <w:r>
+        <w:t xml:space="preserve">        </w:t>
+      </w:r>
+      <w:r>
+        <w:rPr>
+          <w:rFonts w:ascii="Arial" w:hAnsi="Arial" w:cs="Arial"/>
+        </w:rPr>
+        <w:t>▼</w:t>
+      </w:r>
+    </w:p>
+    <w:p>
+      <w:r>
+        <w:t>Tokenization</w:t>
+      </w:r>
+    </w:p>
+    <w:p>
+      <w:r>
+        <w:t xml:space="preserve">        │</w:t>
+      </w:r>
+    </w:p>
+    <w:p>
+      <w:r>
+        <w:t xml:space="preserve">        </w:t>
+      </w:r>
+      <w:r>
+        <w:rPr>
+          <w:rFonts w:ascii="Arial" w:hAnsi="Arial" w:cs="Arial"/>
+        </w:rPr>
+        <w:t>▼</w:t>
+      </w:r>
+    </w:p>
+    <w:p>
+      <w:r>
+        <w:t>Positional Index</w:t>
+      </w:r>
+    </w:p>
+    <w:p>
+      <w:r>
+        <w:t xml:space="preserve">        │</w:t>
+      </w:r>
+    </w:p>
+    <w:p>
+      <w:r>
+        <w:t xml:space="preserve">        </w:t>
+      </w:r>
+      <w:r>
+        <w:rPr>
+          <w:rFonts w:ascii="Arial" w:hAnsi="Arial" w:cs="Arial"/>
+        </w:rPr>
+        <w:t>▼</w:t>
+      </w:r>
+    </w:p>
+    <w:p>
+      <w:r>
+        <w:t>Search Engine</w:t>
+      </w:r>
+    </w:p>
+    <w:p>
+      <w:r>
+        <w:t>After introducing the crawler:</w:t>
+      </w:r>
+    </w:p>
+    <w:p>
+      <w:r>
+        <w:t>Internet</w:t>
+      </w:r>
+    </w:p>
+    <w:p>
+      <w:r>
+        <w:t xml:space="preserve">    │</w:t>
+      </w:r>
+    </w:p>
+    <w:p>
+      <w:r>
+        <w:t xml:space="preserve">    </w:t>
+      </w:r>
+      <w:r>
+        <w:rPr>
+          <w:rFonts w:ascii="Arial" w:hAnsi="Arial" w:cs="Arial"/>
+        </w:rPr>
+        <w:t>▼</w:t>
+      </w:r>
+    </w:p>
+    <w:p>
+      <w:r>
+        <w:t>Seed URL</w:t>
+      </w:r>
+    </w:p>
+    <w:p>
+      <w:r>
+        <w:t xml:space="preserve">    │</w:t>
+      </w:r>
+    </w:p>
+    <w:p>
+      <w:r>
+        <w:t xml:space="preserve">    </w:t>
+      </w:r>
+      <w:r>
+        <w:rPr>
+          <w:rFonts w:ascii="Arial" w:hAnsi="Arial" w:cs="Arial"/>
+        </w:rPr>
+        <w:t>▼</w:t>
+      </w:r>
+    </w:p>
+    <w:p>
+      <w:r>
+        <w:t>Download HTML</w:t>
+      </w:r>
+    </w:p>
+    <w:p>
+      <w:r>
+        <w:t xml:space="preserve">    │</w:t>
+      </w:r>
+    </w:p>
+    <w:p>
+      <w:r>
+        <w:t xml:space="preserve">    </w:t>
+      </w:r>
+      <w:r>
+        <w:rPr>
+          <w:rFonts w:ascii="Arial" w:hAnsi="Arial" w:cs="Arial"/>
+        </w:rPr>
+        <w:t>▼</w:t>
+      </w:r>
+    </w:p>
+    <w:p>
+      <w:r>
+        <w:t>Parse HTML</w:t>
+      </w:r>
+    </w:p>
+    <w:p>
+      <w:r>
+        <w:t xml:space="preserve">    │</w:t>
+      </w:r>
+    </w:p>
+    <w:p>
+      <w:r>
+        <w:t xml:space="preserve">    </w:t>
+      </w:r>
+      <w:r>
+        <w:rPr>
+          <w:rFonts w:ascii="Arial" w:hAnsi="Arial" w:cs="Arial"/>
+        </w:rPr>
+        <w:t>▼</w:t>
+      </w:r>
+    </w:p>
+    <w:p>
+      <w:r>
+        <w:t>Extract Hyperlinks</w:t>
+      </w:r>
+    </w:p>
+    <w:p>
+      <w:r>
+        <w:t xml:space="preserve">    │</w:t>
+      </w:r>
+    </w:p>
+    <w:p>
+      <w:r>
+        <w:t xml:space="preserve">    </w:t>
+      </w:r>
+      <w:r>
+        <w:rPr>
+          <w:rFonts w:ascii="Arial" w:hAnsi="Arial" w:cs="Arial"/>
+        </w:rPr>
+        <w:t>▼</w:t>
+      </w:r>
+    </w:p>
+    <w:p>
+      <w:r>
+        <w:t>URL Processing</w:t>
+      </w:r>
+    </w:p>
+    <w:p>
+      <w:r>
+        <w:t xml:space="preserve">    │</w:t>
+      </w:r>
+    </w:p>
+    <w:p>
+      <w:r>
+        <w:t xml:space="preserve">    </w:t>
+      </w:r>
+      <w:r>
+        <w:rPr>
+          <w:rFonts w:ascii="Arial" w:hAnsi="Arial" w:cs="Arial"/>
+        </w:rPr>
+        <w:t>▼</w:t>
+      </w:r>
+    </w:p>
+    <w:p>
+      <w:r>
+        <w:lastRenderedPageBreak/>
+        <w:t>Visited Set</w:t>
+      </w:r>
+    </w:p>
+    <w:p>
+      <w:r>
+        <w:t xml:space="preserve">    │</w:t>
+      </w:r>
+    </w:p>
+    <w:p>
+      <w:r>
+        <w:t xml:space="preserve">    </w:t>
+      </w:r>
+      <w:r>
+        <w:rPr>
+          <w:rFonts w:ascii="Arial" w:hAnsi="Arial" w:cs="Arial"/>
+        </w:rPr>
+        <w:t>▼</w:t>
+      </w:r>
+    </w:p>
+    <w:p>
+      <w:r>
+        <w:t>BFS Queue</w:t>
+      </w:r>
+    </w:p>
+    <w:p>
+      <w:r>
+        <w:t xml:space="preserve">    │</w:t>
+      </w:r>
+    </w:p>
+    <w:p>
+      <w:r>
+        <w:t xml:space="preserve">    </w:t>
+      </w:r>
+      <w:r>
+        <w:rPr>
+          <w:rFonts w:ascii="Arial" w:hAnsi="Arial" w:cs="Arial"/>
+        </w:rPr>
+        <w:t>▼</w:t>
+      </w:r>
+    </w:p>
+    <w:p>
+      <w:r>
+        <w:t>More Crawling</w:t>
+      </w:r>
+    </w:p>
+    <w:p>
+      <w:r>
+        <w:t xml:space="preserve">    │</w:t>
+      </w:r>
+    </w:p>
+    <w:p>
+      <w:r>
+        <w:t xml:space="preserve">    </w:t>
+      </w:r>
+      <w:r>
+        <w:rPr>
+          <w:rFonts w:ascii="Arial" w:hAnsi="Arial" w:cs="Arial"/>
+        </w:rPr>
+        <w:t>▼</w:t>
+      </w:r>
+    </w:p>
+    <w:p>
+      <w:r>
+        <w:t>Extract Visible Text</w:t>
+      </w:r>
+    </w:p>
+    <w:p>
+      <w:r>
+        <w:t xml:space="preserve">    │</w:t>
+      </w:r>
+    </w:p>
+    <w:p>
+      <w:r>
+        <w:t xml:space="preserve">    </w:t>
+      </w:r>
+      <w:r>
+        <w:rPr>
+          <w:rFonts w:ascii="Arial" w:hAnsi="Arial" w:cs="Arial"/>
+        </w:rPr>
+        <w:t>▼</w:t>
+      </w:r>
+    </w:p>
+    <w:p>
+      <w:r>
+        <w:t>Tokenization</w:t>
+      </w:r>
+    </w:p>
+    <w:p>
+      <w:r>
+        <w:t xml:space="preserve">    │</w:t>
+      </w:r>
+    </w:p>
+    <w:p>
+      <w:r>
+        <w:t xml:space="preserve">    </w:t>
+      </w:r>
+      <w:r>
+        <w:rPr>
+          <w:rFonts w:ascii="Arial" w:hAnsi="Arial" w:cs="Arial"/>
+        </w:rPr>
+        <w:t>▼</w:t>
+      </w:r>
+    </w:p>
+    <w:p>
+      <w:r>
+        <w:t>Positional Inverted Index</w:t>
+      </w:r>
+    </w:p>
+    <w:p>
+      <w:r>
+        <w:t>The crawler becomes the document acquisition component of the search engine.</w:t>
+      </w:r>
+    </w:p>
+    <w:p>
+      <w:r>
+        <w:pict w14:anchorId="17D0BEF0">
+          <v:rect id="_x0000_i1379" style="width:0;height:1.5pt" o:hralign="center" o:hrstd="t" o:hr="t" fillcolor="#a0a0a0" stroked="f"/>
+        </w:pict>
+      </w:r>
+    </w:p>
+    <w:p>
+      <w:pPr>
+        <w:rPr>
+          <w:b/>
+          <w:bCs/>
+        </w:rPr>
+      </w:pPr>
+      <w:r>
+        <w:rPr>
+          <w:b/>
+          <w:bCs/>
+        </w:rPr>
+        <w:t>The Web as a Graph</w:t>
+      </w:r>
+    </w:p>
+    <w:p>
+      <w:r>
+        <w:t>One of the biggest conceptual realizations during development was that the web is naturally represented as a graph.</w:t>
+      </w:r>
+    </w:p>
+    <w:p>
+      <w:pPr>
+        <w:numPr>
+          <w:ilvl w:val="0"/>
+          <w:numId w:val="70"/>
+        </w:numPr>
+      </w:pPr>
+      <w:r>
+        <w:t>Every webpage is a node.</w:t>
+      </w:r>
+    </w:p>
+    <w:p>
+      <w:pPr>
+        <w:numPr>
+          <w:ilvl w:val="0"/>
+          <w:numId w:val="70"/>
+        </w:numPr>
+      </w:pPr>
+      <w:r>
+        <w:t>Every hyperlink is an edge.</w:t>
+      </w:r>
+    </w:p>
+    <w:p>
+      <w:r>
+        <w:t>Example:</w:t>
+      </w:r>
+    </w:p>
+    <w:p>
+      <w:r>
+        <w:t xml:space="preserve">        Home</w:t>
+      </w:r>
+    </w:p>
+    <w:p>
+      <w:r>
+        <w:t xml:space="preserve">       /    \</w:t>
+      </w:r>
+    </w:p>
+    <w:p>
+      <w:r>
+        <w:t xml:space="preserve">   About    Blog</w:t>
+      </w:r>
+    </w:p>
+    <w:p>
+      <w:r>
+        <w:t xml:space="preserve">    |         |</w:t>
+      </w:r>
+    </w:p>
+    <w:p>
+      <w:r>
+        <w:lastRenderedPageBreak/>
+        <w:t xml:space="preserve"> Team      Articles</w:t>
+      </w:r>
+    </w:p>
+    <w:p>
+      <w:r>
+        <w:t>Once viewed as a graph, crawling becomes a graph traversal problem rather than a string-processing problem.</w:t>
+      </w:r>
+    </w:p>
+    <w:p>
+      <w:r>
+        <w:pict w14:anchorId="3E39CD23">
+          <v:rect id="_x0000_i1380" style="width:0;height:1.5pt" o:hralign="center" o:hrstd="t" o:hr="t" fillcolor="#a0a0a0" stroked="f"/>
+        </w:pict>
+      </w:r>
+    </w:p>
+    <w:p>
+      <w:pPr>
+        <w:rPr>
+          <w:b/>
+          <w:bCs/>
+        </w:rPr>
+      </w:pPr>
+      <w:r>
+        <w:rPr>
+          <w:b/>
+          <w:bCs/>
+        </w:rPr>
+        <w:t>Why Breadth-First Search?</w:t>
+      </w:r>
+    </w:p>
+    <w:p>
+      <w:r>
+        <w:t>There are two obvious graph traversal algorithms:</w:t>
+      </w:r>
+    </w:p>
+    <w:p>
+      <w:pPr>
+        <w:numPr>
+          <w:ilvl w:val="0"/>
+          <w:numId w:val="71"/>
+        </w:numPr>
+      </w:pPr>
+      <w:r>
+        <w:t>Depth-First Search (DFS)</w:t>
+      </w:r>
+    </w:p>
+    <w:p>
+      <w:pPr>
+        <w:numPr>
+          <w:ilvl w:val="0"/>
+          <w:numId w:val="71"/>
+        </w:numPr>
+      </w:pPr>
+      <w:r>
+        <w:t>Breadth-First Search (BFS)</w:t>
+      </w:r>
+    </w:p>
+    <w:p>
+      <w:r>
+        <w:t>A DFS crawler can become trapped exploring one very deep branch of a website before discovering other important sections.</w:t>
+      </w:r>
+    </w:p>
+    <w:p>
+      <w:r>
+        <w:t>A BFS crawler instead explores the website level by level.</w:t>
+      </w:r>
+    </w:p>
+    <w:p>
+      <w:r>
+        <w:t>Home</w:t>
+      </w:r>
+    </w:p>
+    <w:p>
+      <w:r>
+        <w:t>│</w:t>
+      </w:r>
+    </w:p>
+    <w:p>
+      <w:r>
+        <w:rPr>
+          <w:rFonts w:ascii="MS Gothic" w:eastAsia="MS Gothic" w:hAnsi="MS Gothic" w:cs="MS Gothic" w:hint="eastAsia"/>
+        </w:rPr>
+        <w:t>├</w:t>
+      </w:r>
+      <w:r>
+        <w:rPr>
+          <w:rFonts w:ascii="Aptos" w:hAnsi="Aptos" w:cs="Aptos"/>
+        </w:rPr>
+        <w:t>──</w:t>
+      </w:r>
+      <w:r>
+        <w:t xml:space="preserve"> About</w:t>
+      </w:r>
+    </w:p>
+    <w:p>
+      <w:r>
+        <w:rPr>
+          <w:rFonts w:ascii="MS Gothic" w:eastAsia="MS Gothic" w:hAnsi="MS Gothic" w:cs="MS Gothic" w:hint="eastAsia"/>
+        </w:rPr>
+        <w:t>├</w:t>
+      </w:r>
+      <w:r>
+        <w:rPr>
+          <w:rFonts w:ascii="Aptos" w:hAnsi="Aptos" w:cs="Aptos"/>
+        </w:rPr>
+        <w:t>──</w:t>
+      </w:r>
+      <w:r>
+        <w:t xml:space="preserve"> Blog</w:t>
+      </w:r>
+    </w:p>
+    <w:p>
+      <w:r>
+        <w:t>└── Contact</w:t>
+      </w:r>
+    </w:p>
+    <w:p>
+      <w:r>
+        <w:t xml:space="preserve">Only after visiting these pages </w:t>
+      </w:r>
+      <w:proofErr w:type="gramStart"/>
+      <w:r>
+        <w:t>does</w:t>
+      </w:r>
+      <w:proofErr w:type="gramEnd"/>
+      <w:r>
+        <w:t xml:space="preserve"> it continue to deeper levels.</w:t>
+      </w:r>
+    </w:p>
+    <w:p>
+      <w:r>
+        <w:t>Advantages of BFS:</w:t>
+      </w:r>
+    </w:p>
+    <w:p>
+      <w:pPr>
+        <w:numPr>
+          <w:ilvl w:val="0"/>
+          <w:numId w:val="72"/>
+        </w:numPr>
+      </w:pPr>
+      <w:r>
+        <w:t>Better website coverage.</w:t>
+      </w:r>
+    </w:p>
+    <w:p>
+      <w:pPr>
+        <w:numPr>
+          <w:ilvl w:val="0"/>
+          <w:numId w:val="72"/>
+        </w:numPr>
+      </w:pPr>
+      <w:r>
+        <w:t>Earlier discovery of important sections.</w:t>
+      </w:r>
+    </w:p>
+    <w:p>
+      <w:pPr>
+        <w:numPr>
+          <w:ilvl w:val="0"/>
+          <w:numId w:val="72"/>
+        </w:numPr>
+      </w:pPr>
+      <w:r>
+        <w:t>More balanced exploration.</w:t>
+      </w:r>
+    </w:p>
+    <w:p>
+      <w:pPr>
+        <w:numPr>
+          <w:ilvl w:val="0"/>
+          <w:numId w:val="72"/>
+        </w:numPr>
+      </w:pPr>
+      <w:r>
+        <w:t>Natural implementation using a Queue.</w:t>
+      </w:r>
+    </w:p>
+    <w:p>
+      <w:r>
+        <w:pict w14:anchorId="4A7F8A49">
+          <v:rect id="_x0000_i1381" style="width:0;height:1.5pt" o:hralign="center" o:hrstd="t" o:hr="t" fillcolor="#a0a0a0" stroked="f"/>
+        </w:pict>
+      </w:r>
+    </w:p>
+    <w:p>
+      <w:pPr>
+        <w:rPr>
+          <w:b/>
+          <w:bCs/>
+        </w:rPr>
+      </w:pPr>
+      <w:r>
+        <w:rPr>
+          <w:b/>
+          <w:bCs/>
+        </w:rPr>
+        <w:t>Downloading Webpages</w:t>
+      </w:r>
+    </w:p>
+    <w:p>
+      <w:r>
+        <w:t>The crawler begins by downloading HTML from a webpage.</w:t>
+      </w:r>
+    </w:p>
+    <w:p>
+      <w:r>
+        <w:t>Implementation:</w:t>
+      </w:r>
+    </w:p>
+    <w:p>
+      <w:r>
+        <w:t xml:space="preserve">async function </w:t>
+      </w:r>
+      <w:proofErr w:type="spellStart"/>
+      <w:r>
+        <w:t>crawlPage</w:t>
+      </w:r>
+      <w:proofErr w:type="spellEnd"/>
+      <w:r>
+        <w:t>(</w:t>
+      </w:r>
+      <w:proofErr w:type="spellStart"/>
+      <w:r>
+        <w:t>url</w:t>
+      </w:r>
+      <w:proofErr w:type="spellEnd"/>
+      <w:proofErr w:type="gramStart"/>
+      <w:r>
+        <w:t>){</w:t>
+      </w:r>
+      <w:proofErr w:type="gramEnd"/>
+    </w:p>
+    <w:p/>
+    <w:p>
+      <w:r>
+        <w:lastRenderedPageBreak/>
+        <w:t xml:space="preserve">    </w:t>
+      </w:r>
+      <w:proofErr w:type="spellStart"/>
+      <w:r>
+        <w:t>const</w:t>
+      </w:r>
+      <w:proofErr w:type="spellEnd"/>
+      <w:r>
+        <w:t xml:space="preserve"> response = await fetch(</w:t>
+      </w:r>
+      <w:proofErr w:type="spellStart"/>
+      <w:r>
+        <w:t>url</w:t>
+      </w:r>
+      <w:proofErr w:type="spellEnd"/>
+      <w:r>
+        <w:t>);</w:t>
+      </w:r>
+    </w:p>
+    <w:p/>
+    <w:p>
+      <w:r>
+        <w:t xml:space="preserve">    </w:t>
+      </w:r>
+      <w:proofErr w:type="spellStart"/>
+      <w:r>
+        <w:t>const</w:t>
+      </w:r>
+      <w:proofErr w:type="spellEnd"/>
+      <w:r>
+        <w:t xml:space="preserve"> html = await </w:t>
+      </w:r>
+      <w:proofErr w:type="spellStart"/>
+      <w:r>
+        <w:t>response.</w:t>
+      </w:r>
+      <w:proofErr w:type="gramStart"/>
+      <w:r>
+        <w:t>text</w:t>
+      </w:r>
+      <w:proofErr w:type="spellEnd"/>
+      <w:r>
+        <w:t>(</w:t>
+      </w:r>
+      <w:proofErr w:type="gramEnd"/>
+      <w:r>
+        <w:t>);</w:t>
+      </w:r>
+    </w:p>
+    <w:p/>
+    <w:p>
+      <w:r>
+        <w:t xml:space="preserve">    return html;</w:t>
+      </w:r>
+    </w:p>
+    <w:p/>
+    <w:p>
+      <w:r>
+        <w:t>}</w:t>
+      </w:r>
+    </w:p>
+    <w:p>
+      <w:r>
+        <w:t>This function performs only one responsibility:</w:t>
+      </w:r>
+    </w:p>
+    <w:p>
+      <w:r>
+        <w:t>Download HTML.</w:t>
+      </w:r>
+    </w:p>
+    <w:p>
+      <w:r>
+        <w:t>No parsing or hyperlink extraction occurs here.</w:t>
+      </w:r>
+    </w:p>
+    <w:p>
+      <w:r>
+        <w:pict w14:anchorId="19E8F2CE">
+          <v:rect id="_x0000_i1382" style="width:0;height:1.5pt" o:hralign="center" o:hrstd="t" o:hr="t" fillcolor="#a0a0a0" stroked="f"/>
+        </w:pict>
+      </w:r>
+    </w:p>
+    <w:p>
+      <w:pPr>
+        <w:rPr>
+          <w:b/>
+          <w:bCs/>
+        </w:rPr>
+      </w:pPr>
+      <w:r>
+        <w:rPr>
+          <w:b/>
+          <w:bCs/>
+        </w:rPr>
+        <w:t>Parsing HTML</w:t>
+      </w:r>
+    </w:p>
+    <w:p>
+      <w:r>
+        <w:t>Downloaded webpages are plain HTML strings.</w:t>
+      </w:r>
+    </w:p>
+    <w:p>
+      <w:r>
+        <w:t>Searching directly through raw HTML is unreliable because HTML is hierarchical rather than plain text.</w:t>
+      </w:r>
+    </w:p>
+    <w:p>
+      <w:r>
+        <w:t>Cheerio converts HTML into a DOM tree.</w:t>
+      </w:r>
+    </w:p>
+    <w:p>
+      <w:proofErr w:type="spellStart"/>
+      <w:r>
+        <w:t>const</w:t>
+      </w:r>
+      <w:proofErr w:type="spellEnd"/>
+      <w:r>
+        <w:t xml:space="preserve"> $ = </w:t>
+      </w:r>
+      <w:proofErr w:type="spellStart"/>
+      <w:proofErr w:type="gramStart"/>
+      <w:r>
+        <w:t>cheerio.load</w:t>
+      </w:r>
+      <w:proofErr w:type="spellEnd"/>
+      <w:proofErr w:type="gramEnd"/>
+      <w:r>
+        <w:t>(html);</w:t>
+      </w:r>
+    </w:p>
+    <w:p>
+      <w:r>
+        <w:t>The DOM allows structured traversal of webpage elements.</w:t>
+      </w:r>
+    </w:p>
+    <w:p>
+      <w:r>
+        <w:pict w14:anchorId="18B78BF9">
+          <v:rect id="_x0000_i1383" style="width:0;height:1.5pt" o:hralign="center" o:hrstd="t" o:hr="t" fillcolor="#a0a0a0" stroked="f"/>
+        </w:pict>
+      </w:r>
+    </w:p>
+    <w:p>
+      <w:pPr>
+        <w:rPr>
+          <w:b/>
+          <w:bCs/>
+        </w:rPr>
+      </w:pPr>
+      <w:r>
+        <w:rPr>
+          <w:b/>
+          <w:bCs/>
+        </w:rPr>
+        <w:t>Hyperlink Extraction</w:t>
+      </w:r>
+    </w:p>
+    <w:p>
+      <w:r>
+        <w:t>Every webpage contains hyperlinks inside anchor elements.</w:t>
+      </w:r>
+    </w:p>
+    <w:p>
+      <w:r>
+        <w:t>Example:</w:t>
+      </w:r>
+    </w:p>
+    <w:p>
+      <w:r>
+        <w:t xml:space="preserve">&lt;a </w:t>
+      </w:r>
+      <w:proofErr w:type="spellStart"/>
+      <w:r>
+        <w:t>href</w:t>
+      </w:r>
+      <w:proofErr w:type="spellEnd"/>
+      <w:r>
+        <w:t>="/about"&gt;About&lt;/a&gt;</w:t>
+      </w:r>
+    </w:p>
+    <w:p/>
+    <w:p>
+      <w:r>
+        <w:t xml:space="preserve">&lt;a </w:t>
+      </w:r>
+      <w:proofErr w:type="spellStart"/>
+      <w:r>
+        <w:t>href</w:t>
+      </w:r>
+      <w:proofErr w:type="spellEnd"/>
+      <w:r>
+        <w:t>="/contact"&gt;Contact&lt;/a&gt;</w:t>
+      </w:r>
+    </w:p>
+    <w:p>
+      <w:r>
+        <w:t>The crawler extracts every hyperlink using Cheerio.</w:t>
+      </w:r>
+    </w:p>
+    <w:p>
+      <w:r>
+        <w:t>Implementation:</w:t>
+      </w:r>
+    </w:p>
+    <w:p>
+      <w:r>
+        <w:t xml:space="preserve">function </w:t>
+      </w:r>
+      <w:proofErr w:type="spellStart"/>
+      <w:r>
+        <w:t>extractLinks</w:t>
+      </w:r>
+      <w:proofErr w:type="spellEnd"/>
+      <w:r>
+        <w:t>(html</w:t>
+      </w:r>
+      <w:proofErr w:type="gramStart"/>
+      <w:r>
+        <w:t>){</w:t>
+      </w:r>
+      <w:proofErr w:type="gramEnd"/>
+    </w:p>
+    <w:p/>
+    <w:p>
+      <w:r>
+        <w:t xml:space="preserve">    </w:t>
+      </w:r>
+      <w:proofErr w:type="spellStart"/>
+      <w:r>
+        <w:t>const</w:t>
+      </w:r>
+      <w:proofErr w:type="spellEnd"/>
+      <w:r>
+        <w:t xml:space="preserve"> links</w:t>
+      </w:r>
+      <w:proofErr w:type="gramStart"/>
+      <w:r>
+        <w:t>=[</w:t>
+      </w:r>
+      <w:proofErr w:type="gramEnd"/>
+      <w:r>
+        <w:t>];</w:t>
+      </w:r>
+    </w:p>
+    <w:p/>
+    <w:p>
+      <w:r>
+        <w:t xml:space="preserve">    </w:t>
+      </w:r>
+      <w:proofErr w:type="spellStart"/>
+      <w:r>
+        <w:t>const</w:t>
+      </w:r>
+      <w:proofErr w:type="spellEnd"/>
+      <w:r>
+        <w:t xml:space="preserve"> $=</w:t>
+      </w:r>
+      <w:proofErr w:type="spellStart"/>
+      <w:proofErr w:type="gramStart"/>
+      <w:r>
+        <w:t>cheerio.load</w:t>
+      </w:r>
+      <w:proofErr w:type="spellEnd"/>
+      <w:proofErr w:type="gramEnd"/>
+      <w:r>
+        <w:t>(html);</w:t>
+      </w:r>
+    </w:p>
+    <w:p/>
+    <w:p>
+      <w:r>
+        <w:t xml:space="preserve">    $("a"</w:t>
+      </w:r>
+      <w:proofErr w:type="gramStart"/>
+      <w:r>
+        <w:t>).each</w:t>
+      </w:r>
+      <w:proofErr w:type="gramEnd"/>
+      <w:r>
+        <w:t>((</w:t>
+      </w:r>
+      <w:proofErr w:type="spellStart"/>
+      <w:proofErr w:type="gramStart"/>
+      <w:r>
+        <w:t>index,element</w:t>
+      </w:r>
+      <w:proofErr w:type="spellEnd"/>
+      <w:proofErr w:type="gramEnd"/>
+      <w:r>
+        <w:t>)=</w:t>
+      </w:r>
+      <w:proofErr w:type="gramStart"/>
+      <w:r>
+        <w:t>&gt;{</w:t>
+      </w:r>
+      <w:proofErr w:type="gramEnd"/>
+    </w:p>
+    <w:p/>
+    <w:p>
+      <w:r>
+        <w:t xml:space="preserve">        </w:t>
+      </w:r>
+      <w:proofErr w:type="spellStart"/>
+      <w:r>
+        <w:t>const</w:t>
+      </w:r>
+      <w:proofErr w:type="spellEnd"/>
+      <w:r>
+        <w:t xml:space="preserve"> </w:t>
+      </w:r>
+      <w:proofErr w:type="spellStart"/>
+      <w:r>
+        <w:t>href</w:t>
+      </w:r>
+      <w:proofErr w:type="spellEnd"/>
+      <w:r>
+        <w:t>=$(element</w:t>
+      </w:r>
+      <w:proofErr w:type="gramStart"/>
+      <w:r>
+        <w:t>).</w:t>
+      </w:r>
+      <w:proofErr w:type="spellStart"/>
+      <w:r>
+        <w:t>attr</w:t>
+      </w:r>
+      <w:proofErr w:type="spellEnd"/>
+      <w:proofErr w:type="gramEnd"/>
+      <w:r>
+        <w:t>("</w:t>
+      </w:r>
+      <w:proofErr w:type="spellStart"/>
+      <w:r>
+        <w:t>href</w:t>
+      </w:r>
+      <w:proofErr w:type="spellEnd"/>
+      <w:r>
+        <w:t>");</w:t>
+      </w:r>
+    </w:p>
+    <w:p/>
+    <w:p>
+      <w:r>
+        <w:t xml:space="preserve">        if</w:t>
+      </w:r>
+      <w:proofErr w:type="gramStart"/>
+      <w:r>
+        <w:t>(!</w:t>
+      </w:r>
+      <w:proofErr w:type="spellStart"/>
+      <w:r>
+        <w:t>href</w:t>
+      </w:r>
+      <w:proofErr w:type="spellEnd"/>
+      <w:r>
+        <w:t>){</w:t>
+      </w:r>
+      <w:proofErr w:type="gramEnd"/>
+    </w:p>
+    <w:p>
+      <w:r>
+        <w:t xml:space="preserve">            return;</w:t>
+      </w:r>
+    </w:p>
+    <w:p>
+      <w:r>
+        <w:t xml:space="preserve">        }</w:t>
+      </w:r>
+    </w:p>
+    <w:p/>
+    <w:p>
+      <w:r>
+        <w:t xml:space="preserve">        </w:t>
+      </w:r>
+      <w:proofErr w:type="spellStart"/>
+      <w:proofErr w:type="gramStart"/>
+      <w:r>
+        <w:t>links.push</w:t>
+      </w:r>
+      <w:proofErr w:type="spellEnd"/>
+      <w:proofErr w:type="gramEnd"/>
+      <w:r>
+        <w:t>(</w:t>
+      </w:r>
+      <w:proofErr w:type="spellStart"/>
+      <w:r>
+        <w:t>href</w:t>
+      </w:r>
+      <w:proofErr w:type="spellEnd"/>
+      <w:r>
+        <w:t>);</w:t>
+      </w:r>
+    </w:p>
+    <w:p/>
+    <w:p>
+      <w:r>
+        <w:t xml:space="preserve">    });</w:t>
+      </w:r>
+    </w:p>
+    <w:p/>
+    <w:p>
+      <w:r>
+        <w:t xml:space="preserve">    return links;</w:t>
+      </w:r>
+    </w:p>
+    <w:p/>
+    <w:p>
+      <w:r>
+        <w:t>}</w:t>
+      </w:r>
+    </w:p>
+    <w:p>
+      <w:r>
+        <w:t>The function intentionally performs only hyperlink extraction.</w:t>
+      </w:r>
+    </w:p>
+    <w:p>
+      <w:r>
+        <w:t>It does not decide whether a URL should be crawled.</w:t>
+      </w:r>
+    </w:p>
+    <w:p>
+      <w:r>
+        <w:pict w14:anchorId="54819FB4">
+          <v:rect id="_x0000_i1384" style="width:0;height:1.5pt" o:hralign="center" o:hrstd="t" o:hr="t" fillcolor="#a0a0a0" stroked="f"/>
+        </w:pict>
+      </w:r>
+    </w:p>
+    <w:p>
+      <w:pPr>
+        <w:rPr>
+          <w:b/>
+          <w:bCs/>
+        </w:rPr>
+      </w:pPr>
+      <w:r>
+        <w:rPr>
+          <w:b/>
+          <w:bCs/>
+        </w:rPr>
+        <w:t>URL Normalization</w:t>
+      </w:r>
+    </w:p>
+    <w:p>
+      <w:r>
+        <w:t>Extracted hyperlinks may be relative.</w:t>
+      </w:r>
+    </w:p>
+    <w:p>
+      <w:r>
+        <w:t>Example:</w:t>
+      </w:r>
+    </w:p>
+    <w:p>
+      <w:r>
+        <w:t>/</w:t>
+      </w:r>
+      <w:proofErr w:type="gramStart"/>
+      <w:r>
+        <w:t>about</w:t>
+      </w:r>
+      <w:proofErr w:type="gramEnd"/>
+    </w:p>
+    <w:p>
+      <w:r>
+        <w:t>The crawler cannot download relative URLs directly.</w:t>
+      </w:r>
+    </w:p>
+    <w:p>
+      <w:r>
+        <w:lastRenderedPageBreak/>
+        <w:t>Using JavaScript's built-in URL class:</w:t>
+      </w:r>
+    </w:p>
+    <w:p>
+      <w:r>
+        <w:t xml:space="preserve">function </w:t>
+      </w:r>
+      <w:proofErr w:type="spellStart"/>
+      <w:r>
+        <w:t>normalizeURL</w:t>
+      </w:r>
+      <w:proofErr w:type="spellEnd"/>
+      <w:r>
+        <w:t>(</w:t>
+      </w:r>
+      <w:proofErr w:type="spellStart"/>
+      <w:proofErr w:type="gramStart"/>
+      <w:r>
+        <w:t>href,currentUrl</w:t>
+      </w:r>
+      <w:proofErr w:type="spellEnd"/>
+      <w:r>
+        <w:t>){</w:t>
+      </w:r>
+      <w:proofErr w:type="gramEnd"/>
+    </w:p>
+    <w:p/>
+    <w:p>
+      <w:r>
+        <w:t xml:space="preserve">    </w:t>
+      </w:r>
+      <w:proofErr w:type="gramStart"/>
+      <w:r>
+        <w:t>try{</w:t>
+      </w:r>
+      <w:proofErr w:type="gramEnd"/>
+    </w:p>
+    <w:p/>
+    <w:p>
+      <w:r>
+        <w:t xml:space="preserve">        return new </w:t>
+      </w:r>
+      <w:proofErr w:type="gramStart"/>
+      <w:r>
+        <w:t>URL(</w:t>
+      </w:r>
+      <w:proofErr w:type="spellStart"/>
+      <w:r>
+        <w:t>href,currentUrl</w:t>
+      </w:r>
+      <w:proofErr w:type="spellEnd"/>
+      <w:r>
+        <w:t>).</w:t>
+      </w:r>
+      <w:proofErr w:type="spellStart"/>
+      <w:r>
+        <w:t>href</w:t>
+      </w:r>
+      <w:proofErr w:type="spellEnd"/>
+      <w:proofErr w:type="gramEnd"/>
+      <w:r>
+        <w:t>;</w:t>
+      </w:r>
+    </w:p>
+    <w:p/>
+    <w:p>
+      <w:r>
+        <w:t xml:space="preserve">    }</w:t>
+      </w:r>
+    </w:p>
+    <w:p/>
+    <w:p>
+      <w:r>
+        <w:t xml:space="preserve">    </w:t>
+      </w:r>
+      <w:proofErr w:type="gramStart"/>
+      <w:r>
+        <w:t>catch{</w:t>
+      </w:r>
+      <w:proofErr w:type="gramEnd"/>
+    </w:p>
+    <w:p/>
+    <w:p>
+      <w:r>
+        <w:t xml:space="preserve">        return null;</w:t>
+      </w:r>
+    </w:p>
+    <w:p/>
+    <w:p>
+      <w:r>
+        <w:t xml:space="preserve">    }</w:t>
+      </w:r>
+    </w:p>
+    <w:p/>
+    <w:p>
+      <w:r>
+        <w:t>}</w:t>
+      </w:r>
+    </w:p>
+    <w:p>
+      <w:r>
+        <w:t>Examples:</w:t>
+      </w:r>
+    </w:p>
+    <w:p>
+      <w:r>
+        <w:t>/</w:t>
+      </w:r>
+      <w:proofErr w:type="gramStart"/>
+      <w:r>
+        <w:t>about</w:t>
+      </w:r>
+      <w:proofErr w:type="gramEnd"/>
+    </w:p>
+    <w:p/>
+    <w:p>
+      <w:r>
+        <w:t>↓</w:t>
+      </w:r>
+    </w:p>
+    <w:p/>
+    <w:p>
+      <w:r>
+        <w:t>https://example.com/about</w:t>
+      </w:r>
+    </w:p>
+    <w:p>
+      <w:r>
+        <w:t>Returning null instead of throwing an exception prevents malformed hyperlinks from crashing the crawler.</w:t>
+      </w:r>
+    </w:p>
+    <w:p>
+      <w:r>
+        <w:pict w14:anchorId="0BD8AAD7">
+          <v:rect id="_x0000_i1385" style="width:0;height:1.5pt" o:hralign="center" o:hrstd="t" o:hr="t" fillcolor="#a0a0a0" stroked="f"/>
+        </w:pict>
+      </w:r>
+    </w:p>
+    <w:p>
+      <w:pPr>
+        <w:rPr>
+          <w:b/>
+          <w:bCs/>
+        </w:rPr>
+      </w:pPr>
+      <w:r>
+        <w:rPr>
+          <w:b/>
+          <w:bCs/>
+        </w:rPr>
+        <w:t>URL Canonicalization</w:t>
+      </w:r>
+    </w:p>
+    <w:p>
+      <w:r>
+        <w:t>Different URLs may represent the same webpage.</w:t>
+      </w:r>
+    </w:p>
+    <w:p>
+      <w:r>
+        <w:t>Example:</w:t>
+      </w:r>
+    </w:p>
+    <w:p>
+      <w:r>
+        <w:lastRenderedPageBreak/>
+        <w:t>https://example.com/about</w:t>
+      </w:r>
+    </w:p>
+    <w:p/>
+    <w:p>
+      <w:r>
+        <w:t>https://example.com/about#team</w:t>
+      </w:r>
+    </w:p>
+    <w:p>
+      <w:r>
+        <w:t>Both download identical HTML.</w:t>
+      </w:r>
+    </w:p>
+    <w:p>
+      <w:r>
+        <w:t>The fragment is removed to create one canonical URL.</w:t>
+      </w:r>
+    </w:p>
+    <w:p>
+      <w:r>
+        <w:t xml:space="preserve">function </w:t>
+      </w:r>
+      <w:proofErr w:type="spellStart"/>
+      <w:r>
+        <w:t>canonicalizeURL</w:t>
+      </w:r>
+      <w:proofErr w:type="spellEnd"/>
+      <w:r>
+        <w:t>(</w:t>
+      </w:r>
+      <w:proofErr w:type="spellStart"/>
+      <w:r>
+        <w:t>url</w:t>
+      </w:r>
+      <w:proofErr w:type="spellEnd"/>
+      <w:proofErr w:type="gramStart"/>
+      <w:r>
+        <w:t>){</w:t>
+      </w:r>
+      <w:proofErr w:type="gramEnd"/>
+    </w:p>
+    <w:p/>
+    <w:p>
+      <w:r>
+        <w:t xml:space="preserve">    </w:t>
+      </w:r>
+      <w:proofErr w:type="spellStart"/>
+      <w:r>
+        <w:t>const</w:t>
+      </w:r>
+      <w:proofErr w:type="spellEnd"/>
+      <w:r>
+        <w:t xml:space="preserve"> parsed=new </w:t>
+      </w:r>
+      <w:proofErr w:type="gramStart"/>
+      <w:r>
+        <w:t>URL(</w:t>
+      </w:r>
+      <w:proofErr w:type="spellStart"/>
+      <w:proofErr w:type="gramEnd"/>
+      <w:r>
+        <w:t>url</w:t>
+      </w:r>
+      <w:proofErr w:type="spellEnd"/>
+      <w:r>
+        <w:t>);</w:t>
+      </w:r>
+    </w:p>
+    <w:p/>
+    <w:p>
+      <w:r>
+        <w:t xml:space="preserve">    </w:t>
+      </w:r>
+      <w:proofErr w:type="spellStart"/>
+      <w:proofErr w:type="gramStart"/>
+      <w:r>
+        <w:t>parsed.hash</w:t>
+      </w:r>
+      <w:proofErr w:type="spellEnd"/>
+      <w:proofErr w:type="gramEnd"/>
+      <w:r>
+        <w:t>="";</w:t>
+      </w:r>
+    </w:p>
+    <w:p/>
+    <w:p>
+      <w:r>
+        <w:t xml:space="preserve">    return </w:t>
+      </w:r>
+      <w:proofErr w:type="spellStart"/>
+      <w:proofErr w:type="gramStart"/>
+      <w:r>
+        <w:t>parsed.href</w:t>
+      </w:r>
+      <w:proofErr w:type="spellEnd"/>
+      <w:proofErr w:type="gramEnd"/>
+      <w:r>
+        <w:t>;</w:t>
+      </w:r>
+    </w:p>
+    <w:p/>
+    <w:p>
+      <w:r>
+        <w:t>}</w:t>
+      </w:r>
+    </w:p>
+    <w:p>
+      <w:r>
+        <w:t>Canonicalization reduces duplicate crawling.</w:t>
+      </w:r>
+    </w:p>
+    <w:p>
+      <w:r>
+        <w:pict w14:anchorId="121EA38B">
+          <v:rect id="_x0000_i1386" style="width:0;height:1.5pt" o:hralign="center" o:hrstd="t" o:hr="t" fillcolor="#a0a0a0" stroked="f"/>
+        </w:pict>
+      </w:r>
+    </w:p>
+    <w:p>
+      <w:pPr>
+        <w:rPr>
+          <w:b/>
+          <w:bCs/>
+        </w:rPr>
+      </w:pPr>
+      <w:r>
+        <w:rPr>
+          <w:b/>
+          <w:bCs/>
+        </w:rPr>
+        <w:t>URL Filtering</w:t>
+      </w:r>
+    </w:p>
+    <w:p>
+      <w:r>
+        <w:t>Not every hyperlink should be crawled.</w:t>
+      </w:r>
+    </w:p>
+    <w:p>
+      <w:r>
+        <w:t>Examples:</w:t>
+      </w:r>
+    </w:p>
+    <w:p>
+      <w:r>
+        <w:t>mailto:</w:t>
+      </w:r>
+    </w:p>
+    <w:p/>
+    <w:p>
+      <w:proofErr w:type="spellStart"/>
+      <w:r>
+        <w:t>javascript</w:t>
+      </w:r>
+      <w:proofErr w:type="spellEnd"/>
+      <w:r>
+        <w:t>:</w:t>
+      </w:r>
+    </w:p>
+    <w:p/>
+    <w:p>
+      <w:proofErr w:type="spellStart"/>
+      <w:r>
+        <w:t>tel</w:t>
+      </w:r>
+      <w:proofErr w:type="spellEnd"/>
+      <w:r>
+        <w:t>:</w:t>
+      </w:r>
+    </w:p>
+    <w:p>
+      <w:r>
+        <w:t>These are valid hyperlinks but not webpages.</w:t>
+      </w:r>
+    </w:p>
+    <w:p>
+      <w:r>
+        <w:t xml:space="preserve">The crawler also implements a </w:t>
+      </w:r>
+      <w:r>
+        <w:rPr>
+          <w:b/>
+          <w:bCs/>
+        </w:rPr>
+        <w:t>Site Crawling Policy</w:t>
+      </w:r>
+      <w:r>
+        <w:t>, restricting exploration to the same domain as the seed URL.</w:t>
+      </w:r>
+    </w:p>
+    <w:p>
+      <w:r>
+        <w:t>Example:</w:t>
+      </w:r>
+    </w:p>
+    <w:p>
+      <w:r>
+        <w:lastRenderedPageBreak/>
+        <w:t>Allowed:</w:t>
+      </w:r>
+    </w:p>
+    <w:p>
+      <w:r>
+        <w:t>https://example.com/about</w:t>
+      </w:r>
+    </w:p>
+    <w:p>
+      <w:r>
+        <w:t>Rejected:</w:t>
+      </w:r>
+    </w:p>
+    <w:p>
+      <w:r>
+        <w:t>https://github.com</w:t>
+      </w:r>
+    </w:p>
+    <w:p>
+      <w:r>
+        <w:t>Implementation:</w:t>
+      </w:r>
+    </w:p>
+    <w:p>
+      <w:r>
+        <w:t xml:space="preserve">function </w:t>
+      </w:r>
+      <w:proofErr w:type="spellStart"/>
+      <w:r>
+        <w:t>filterURL</w:t>
+      </w:r>
+      <w:proofErr w:type="spellEnd"/>
+      <w:r>
+        <w:t>(</w:t>
+      </w:r>
+      <w:proofErr w:type="spellStart"/>
+      <w:proofErr w:type="gramStart"/>
+      <w:r>
+        <w:t>url,seedDomain</w:t>
+      </w:r>
+      <w:proofErr w:type="spellEnd"/>
+      <w:r>
+        <w:t>){</w:t>
+      </w:r>
+      <w:proofErr w:type="gramEnd"/>
+    </w:p>
+    <w:p/>
+    <w:p>
+      <w:r>
+        <w:t xml:space="preserve">    if</w:t>
+      </w:r>
+      <w:proofErr w:type="gramStart"/>
+      <w:r>
+        <w:t>(!</w:t>
+      </w:r>
+      <w:proofErr w:type="spellStart"/>
+      <w:r>
+        <w:t>url</w:t>
+      </w:r>
+      <w:proofErr w:type="spellEnd"/>
+      <w:r>
+        <w:t>){</w:t>
+      </w:r>
+      <w:proofErr w:type="gramEnd"/>
+    </w:p>
+    <w:p>
+      <w:r>
+        <w:t xml:space="preserve">        return false;</w:t>
+      </w:r>
+    </w:p>
+    <w:p>
+      <w:r>
+        <w:t xml:space="preserve">    }</w:t>
+      </w:r>
+    </w:p>
+    <w:p/>
+    <w:p>
+      <w:r>
+        <w:t xml:space="preserve">    if(</w:t>
+      </w:r>
+      <w:proofErr w:type="spellStart"/>
+      <w:proofErr w:type="gramStart"/>
+      <w:r>
+        <w:t>url.startsWith</w:t>
+      </w:r>
+      <w:proofErr w:type="spellEnd"/>
+      <w:proofErr w:type="gramEnd"/>
+      <w:r>
+        <w:t>("mailto:"</w:t>
+      </w:r>
+      <w:proofErr w:type="gramStart"/>
+      <w:r>
+        <w:t>)){</w:t>
+      </w:r>
+      <w:proofErr w:type="gramEnd"/>
+    </w:p>
+    <w:p>
+      <w:r>
+        <w:t xml:space="preserve">        return false;</w:t>
+      </w:r>
+    </w:p>
+    <w:p>
+      <w:r>
+        <w:t xml:space="preserve">    }</w:t>
+      </w:r>
+    </w:p>
+    <w:p/>
+    <w:p>
+      <w:r>
+        <w:t xml:space="preserve">    if(</w:t>
+      </w:r>
+      <w:proofErr w:type="spellStart"/>
+      <w:proofErr w:type="gramStart"/>
+      <w:r>
+        <w:t>url.startsWith</w:t>
+      </w:r>
+      <w:proofErr w:type="spellEnd"/>
+      <w:proofErr w:type="gramEnd"/>
+      <w:r>
+        <w:t>("</w:t>
+      </w:r>
+      <w:proofErr w:type="spellStart"/>
+      <w:r>
+        <w:t>javascript</w:t>
+      </w:r>
+      <w:proofErr w:type="spellEnd"/>
+      <w:r>
+        <w:t>:"</w:t>
+      </w:r>
+      <w:proofErr w:type="gramStart"/>
+      <w:r>
+        <w:t>)){</w:t>
+      </w:r>
+      <w:proofErr w:type="gramEnd"/>
+    </w:p>
+    <w:p>
+      <w:r>
+        <w:t xml:space="preserve">        return false;</w:t>
+      </w:r>
+    </w:p>
+    <w:p>
+      <w:r>
+        <w:t xml:space="preserve">    }</w:t>
+      </w:r>
+    </w:p>
+    <w:p/>
+    <w:p>
+      <w:r>
+        <w:t xml:space="preserve">    if(</w:t>
+      </w:r>
+      <w:proofErr w:type="spellStart"/>
+      <w:proofErr w:type="gramStart"/>
+      <w:r>
+        <w:t>url.startsWith</w:t>
+      </w:r>
+      <w:proofErr w:type="spellEnd"/>
+      <w:proofErr w:type="gramEnd"/>
+      <w:r>
+        <w:t>("</w:t>
+      </w:r>
+      <w:proofErr w:type="spellStart"/>
+      <w:r>
+        <w:t>tel</w:t>
+      </w:r>
+      <w:proofErr w:type="spellEnd"/>
+      <w:r>
+        <w:t>:"</w:t>
+      </w:r>
+      <w:proofErr w:type="gramStart"/>
+      <w:r>
+        <w:t>)){</w:t>
+      </w:r>
+      <w:proofErr w:type="gramEnd"/>
+    </w:p>
+    <w:p>
+      <w:r>
+        <w:t xml:space="preserve">        return false;</w:t>
+      </w:r>
+    </w:p>
+    <w:p>
+      <w:r>
+        <w:t xml:space="preserve">    }</w:t>
+      </w:r>
+    </w:p>
+    <w:p/>
+    <w:p>
+      <w:r>
+        <w:t xml:space="preserve">    </w:t>
+      </w:r>
+      <w:proofErr w:type="spellStart"/>
+      <w:r>
+        <w:t>const</w:t>
+      </w:r>
+      <w:proofErr w:type="spellEnd"/>
+      <w:r>
+        <w:t xml:space="preserve"> domain=new </w:t>
+      </w:r>
+      <w:proofErr w:type="gramStart"/>
+      <w:r>
+        <w:t>URL(</w:t>
+      </w:r>
+      <w:proofErr w:type="spellStart"/>
+      <w:proofErr w:type="gramEnd"/>
+      <w:r>
+        <w:t>url</w:t>
+      </w:r>
+      <w:proofErr w:type="spellEnd"/>
+      <w:proofErr w:type="gramStart"/>
+      <w:r>
+        <w:t>).hostname</w:t>
+      </w:r>
+      <w:proofErr w:type="gramEnd"/>
+      <w:r>
+        <w:t>;</w:t>
+      </w:r>
+    </w:p>
+    <w:p/>
+    <w:p>
+      <w:r>
+        <w:t xml:space="preserve">    return domain===</w:t>
+      </w:r>
+      <w:proofErr w:type="spellStart"/>
+      <w:r>
+        <w:t>seedDomain</w:t>
+      </w:r>
+      <w:proofErr w:type="spellEnd"/>
+      <w:r>
+        <w:t>;</w:t>
+      </w:r>
+    </w:p>
+    <w:p/>
+    <w:p>
+      <w:r>
+        <w:t>}</w:t>
+      </w:r>
+    </w:p>
+    <w:p>
+      <w:r>
+        <w:lastRenderedPageBreak/>
+        <w:pict w14:anchorId="3C74D022">
+          <v:rect id="_x0000_i1387" style="width:0;height:1.5pt" o:hralign="center" o:hrstd="t" o:hr="t" fillcolor="#a0a0a0" stroked="f"/>
+        </w:pict>
+      </w:r>
+    </w:p>
+    <w:p>
+      <w:pPr>
+        <w:rPr>
+          <w:b/>
+          <w:bCs/>
+        </w:rPr>
+      </w:pPr>
+      <w:r>
+        <w:rPr>
+          <w:b/>
+          <w:bCs/>
+        </w:rPr>
+        <w:t>Preventing Infinite Loops</w:t>
+      </w:r>
+    </w:p>
+    <w:p>
+      <w:r>
+        <w:t>Webpages frequently reference each other.</w:t>
+      </w:r>
+    </w:p>
+    <w:p>
+      <w:r>
+        <w:t>Example:</w:t>
+      </w:r>
+    </w:p>
+    <w:p>
+      <w:r>
+        <w:t>Home</w:t>
+      </w:r>
+    </w:p>
+    <w:p>
+      <w:r>
+        <w:t>│</w:t>
+      </w:r>
+    </w:p>
+    <w:p>
+      <w:r>
+        <w:rPr>
+          <w:rFonts w:ascii="Arial" w:hAnsi="Arial" w:cs="Arial"/>
+        </w:rPr>
+        <w:t>▼</w:t>
+      </w:r>
+    </w:p>
+    <w:p>
+      <w:r>
+        <w:t>About</w:t>
+      </w:r>
+    </w:p>
+    <w:p>
+      <w:r>
+        <w:t>│</w:t>
+      </w:r>
+    </w:p>
+    <w:p>
+      <w:r>
+        <w:rPr>
+          <w:rFonts w:ascii="Arial" w:hAnsi="Arial" w:cs="Arial"/>
+        </w:rPr>
+        <w:t>▼</w:t>
+      </w:r>
+    </w:p>
+    <w:p>
+      <w:r>
+        <w:t>Home</w:t>
+      </w:r>
+    </w:p>
+    <w:p>
+      <w:r>
+        <w:t>Without duplicate detection, the crawler would never terminate.</w:t>
+      </w:r>
+    </w:p>
+    <w:p>
+      <w:r>
+        <w:t>A Set stores every discovered URL.</w:t>
+      </w:r>
+    </w:p>
+    <w:p>
+      <w:proofErr w:type="spellStart"/>
+      <w:r>
+        <w:t>const</w:t>
+      </w:r>
+      <w:proofErr w:type="spellEnd"/>
+      <w:r>
+        <w:t xml:space="preserve"> visited=new </w:t>
+      </w:r>
+      <w:proofErr w:type="gramStart"/>
+      <w:r>
+        <w:t>Set(</w:t>
+      </w:r>
+      <w:proofErr w:type="gramEnd"/>
+      <w:r>
+        <w:t>);</w:t>
+      </w:r>
+    </w:p>
+    <w:p>
+      <w:r>
+        <w:t>Whenever a new URL is discovered:</w:t>
+      </w:r>
+    </w:p>
+    <w:p>
+      <w:r>
+        <w:t>Already Visited?</w:t>
+      </w:r>
+    </w:p>
+    <w:p/>
+    <w:p>
+      <w:r>
+        <w:t>↓</w:t>
+      </w:r>
+    </w:p>
+    <w:p/>
+    <w:p>
+      <w:r>
+        <w:t>Yes</w:t>
+      </w:r>
+    </w:p>
+    <w:p/>
+    <w:p>
+      <w:r>
+        <w:t>Ignore</w:t>
+      </w:r>
+    </w:p>
+    <w:p/>
+    <w:p>
+      <w:r>
+        <w:t>↓</w:t>
+      </w:r>
+    </w:p>
+    <w:p/>
+    <w:p>
+      <w:r>
+        <w:t>No</w:t>
+      </w:r>
+    </w:p>
+    <w:p/>
+    <w:p>
+      <w:r>
+        <w:t>Add to Set</w:t>
+      </w:r>
+    </w:p>
+    <w:p/>
+    <w:p>
+      <w:r>
+        <w:t>↓</w:t>
+      </w:r>
+    </w:p>
+    <w:p/>
+    <w:p>
+      <w:r>
+        <w:t>Add to Queue</w:t>
+      </w:r>
+    </w:p>
+    <w:p>
+      <w:r>
+        <w:pict w14:anchorId="68616A83">
+          <v:rect id="_x0000_i1388" style="width:0;height:1.5pt" o:hralign="center" o:hrstd="t" o:hr="t" fillcolor="#a0a0a0" stroked="f"/>
+        </w:pict>
+      </w:r>
+    </w:p>
+    <w:p>
+      <w:pPr>
+        <w:rPr>
+          <w:b/>
+          <w:bCs/>
+        </w:rPr>
+      </w:pPr>
+      <w:r>
+        <w:rPr>
+          <w:b/>
+          <w:bCs/>
+        </w:rPr>
+        <w:t>The URL Queue</w:t>
+      </w:r>
+    </w:p>
+    <w:p>
+      <w:r>
+        <w:t>The queue stores webpages waiting to be crawled.</w:t>
+      </w:r>
+    </w:p>
+    <w:p>
+      <w:proofErr w:type="spellStart"/>
+      <w:r>
+        <w:t>const</w:t>
+      </w:r>
+      <w:proofErr w:type="spellEnd"/>
+      <w:r>
+        <w:t xml:space="preserve"> queue</w:t>
+      </w:r>
+      <w:proofErr w:type="gramStart"/>
+      <w:r>
+        <w:t>=[</w:t>
+      </w:r>
+      <w:proofErr w:type="gramEnd"/>
+      <w:r>
+        <w:t>];</w:t>
+      </w:r>
+    </w:p>
+    <w:p>
+      <w:r>
+        <w:t>Every newly discovered webpage enters the rear of the queue.</w:t>
+      </w:r>
+    </w:p>
+    <w:p>
+      <w:r>
+        <w:t>Every webpage to be processed is removed from the front.</w:t>
+      </w:r>
+    </w:p>
+    <w:p>
+      <w:r>
+        <w:t>This naturally implements Breadth-First Search.</w:t>
+      </w:r>
+    </w:p>
+    <w:p>
+      <w:r>
+        <w:pict w14:anchorId="7C400C56">
+          <v:rect id="_x0000_i1389" style="width:0;height:1.5pt" o:hralign="center" o:hrstd="t" o:hr="t" fillcolor="#a0a0a0" stroked="f"/>
+        </w:pict>
+      </w:r>
+    </w:p>
+    <w:p>
+      <w:pPr>
+        <w:rPr>
+          <w:b/>
+          <w:bCs/>
+        </w:rPr>
+      </w:pPr>
+      <w:r>
+        <w:rPr>
+          <w:b/>
+          <w:bCs/>
+        </w:rPr>
+        <w:t>BFS Crawling Algorithm</w:t>
+      </w:r>
+    </w:p>
+    <w:p>
+      <w:r>
+        <w:t>The crawler performs the following steps:</w:t>
+      </w:r>
+    </w:p>
+    <w:p>
+      <w:r>
+        <w:t>Create Queue</w:t>
+      </w:r>
+    </w:p>
+    <w:p/>
+    <w:p>
+      <w:r>
+        <w:t>↓</w:t>
+      </w:r>
+    </w:p>
+    <w:p/>
+    <w:p>
+      <w:r>
+        <w:t>Create Visited Set</w:t>
+      </w:r>
+    </w:p>
+    <w:p/>
+    <w:p>
+      <w:r>
+        <w:t>↓</w:t>
+      </w:r>
+    </w:p>
+    <w:p/>
+    <w:p>
+      <w:r>
+        <w:t>Add Seed URL</w:t>
+      </w:r>
+    </w:p>
+    <w:p/>
+    <w:p>
+      <w:r>
+        <w:t>↓</w:t>
+      </w:r>
+    </w:p>
+    <w:p/>
+    <w:p>
+      <w:r>
+        <w:t>While Queue is not empty</w:t>
+      </w:r>
+    </w:p>
+    <w:p/>
+    <w:p>
+      <w:r>
+        <w:lastRenderedPageBreak/>
+        <w:t xml:space="preserve">    Remove next URL</w:t>
+      </w:r>
+    </w:p>
+    <w:p/>
+    <w:p>
+      <w:r>
+        <w:t xml:space="preserve">    Download HTML</w:t>
+      </w:r>
+    </w:p>
+    <w:p/>
+    <w:p>
+      <w:r>
+        <w:t xml:space="preserve">    Parse HTML</w:t>
+      </w:r>
+    </w:p>
+    <w:p/>
+    <w:p>
+      <w:r>
+        <w:t xml:space="preserve">    Extract Links</w:t>
+      </w:r>
+    </w:p>
+    <w:p/>
+    <w:p>
+      <w:r>
+        <w:t xml:space="preserve">    Normalize URLs</w:t>
+      </w:r>
+    </w:p>
+    <w:p/>
+    <w:p>
+      <w:r>
+        <w:t xml:space="preserve">    Canonicalize URLs</w:t>
+      </w:r>
+    </w:p>
+    <w:p/>
+    <w:p>
+      <w:r>
+        <w:t xml:space="preserve">    Filter URLs</w:t>
+      </w:r>
+    </w:p>
+    <w:p/>
+    <w:p>
+      <w:r>
+        <w:t xml:space="preserve">    Ignore duplicates</w:t>
+      </w:r>
+    </w:p>
+    <w:p/>
+    <w:p>
+      <w:r>
+        <w:t xml:space="preserve">    Add unseen URLs to Queue</w:t>
+      </w:r>
+    </w:p>
+    <w:p/>
+    <w:p>
+      <w:r>
+        <w:t>Repeat</w:t>
+      </w:r>
+    </w:p>
+    <w:p>
+      <w:r>
+        <w:pict w14:anchorId="40263CE6">
+          <v:rect id="_x0000_i1390" style="width:0;height:1.5pt" o:hralign="center" o:hrstd="t" o:hr="t" fillcolor="#a0a0a0" stroked="f"/>
+        </w:pict>
+      </w:r>
+    </w:p>
+    <w:p>
+      <w:pPr>
+        <w:rPr>
+          <w:b/>
+          <w:bCs/>
+        </w:rPr>
+      </w:pPr>
+      <w:r>
+        <w:rPr>
+          <w:b/>
+          <w:bCs/>
+        </w:rPr>
+        <w:t>Data Structures Used</w:t>
+      </w:r>
+    </w:p>
+    <w:p>
+      <w:pPr>
+        <w:rPr>
+          <w:b/>
+          <w:bCs/>
+        </w:rPr>
+      </w:pPr>
+      <w:r>
+        <w:rPr>
+          <w:b/>
+          <w:bCs/>
+        </w:rPr>
+        <w:t>Queue</w:t>
+      </w:r>
+    </w:p>
+    <w:p>
+      <w:r>
+        <w:t>Purpose:</w:t>
+      </w:r>
+    </w:p>
+    <w:p>
+      <w:r>
+        <w:t>Store webpages waiting to be crawled.</w:t>
+      </w:r>
+    </w:p>
+    <w:p>
+      <w:r>
+        <w:t>Complexity:</w:t>
+      </w:r>
+    </w:p>
+    <w:p>
+      <w:proofErr w:type="gramStart"/>
+      <w:r>
+        <w:t>Enqueue :</w:t>
+      </w:r>
+      <w:proofErr w:type="gramEnd"/>
+      <w:r>
+        <w:t xml:space="preserve"> </w:t>
+      </w:r>
+      <w:proofErr w:type="gramStart"/>
+      <w:r>
+        <w:t>O(</w:t>
+      </w:r>
+      <w:proofErr w:type="gramEnd"/>
+      <w:r>
+        <w:t>1)</w:t>
+      </w:r>
+    </w:p>
+    <w:p/>
+    <w:p>
+      <w:proofErr w:type="gramStart"/>
+      <w:r>
+        <w:t>Dequeue :</w:t>
+      </w:r>
+      <w:proofErr w:type="gramEnd"/>
+      <w:r>
+        <w:t xml:space="preserve"> </w:t>
+      </w:r>
+      <w:proofErr w:type="gramStart"/>
+      <w:r>
+        <w:t>O(</w:t>
+      </w:r>
+      <w:proofErr w:type="gramEnd"/>
+      <w:r>
+        <w:t>1)</w:t>
+      </w:r>
+    </w:p>
+    <w:p>
+      <w:r>
+        <w:lastRenderedPageBreak/>
+        <w:t>Conceptually.</w:t>
+      </w:r>
+    </w:p>
+    <w:p>
+      <w:r>
+        <w:t xml:space="preserve">(JavaScript's </w:t>
+      </w:r>
+      <w:proofErr w:type="spellStart"/>
+      <w:r>
+        <w:t>Array.shift</w:t>
+      </w:r>
+      <w:proofErr w:type="spellEnd"/>
+      <w:r>
+        <w:t>() is O(n); a production crawler would use a dedicated queue implementation.)</w:t>
+      </w:r>
+    </w:p>
+    <w:p>
+      <w:r>
+        <w:pict w14:anchorId="15FB0E90">
+          <v:rect id="_x0000_i1391" style="width:0;height:1.5pt" o:hralign="center" o:hrstd="t" o:hr="t" fillcolor="#a0a0a0" stroked="f"/>
+        </w:pict>
+      </w:r>
+    </w:p>
+    <w:p>
+      <w:pPr>
+        <w:rPr>
+          <w:b/>
+          <w:bCs/>
+        </w:rPr>
+      </w:pPr>
+      <w:r>
+        <w:rPr>
+          <w:b/>
+          <w:bCs/>
+        </w:rPr>
+        <w:t>Set</w:t>
+      </w:r>
+    </w:p>
+    <w:p>
+      <w:r>
+        <w:t>Purpose:</w:t>
+      </w:r>
+    </w:p>
+    <w:p>
+      <w:r>
+        <w:t>Store discovered URLs.</w:t>
+      </w:r>
+    </w:p>
+    <w:p>
+      <w:r>
+        <w:t>Operations:</w:t>
+      </w:r>
+    </w:p>
+    <w:p>
+      <w:proofErr w:type="gramStart"/>
+      <w:r>
+        <w:t>Insert :</w:t>
+      </w:r>
+      <w:proofErr w:type="gramEnd"/>
+      <w:r>
+        <w:t xml:space="preserve"> </w:t>
+      </w:r>
+      <w:proofErr w:type="gramStart"/>
+      <w:r>
+        <w:t>O(</w:t>
+      </w:r>
+      <w:proofErr w:type="gramEnd"/>
+      <w:r>
+        <w:t>1)</w:t>
+      </w:r>
+    </w:p>
+    <w:p/>
+    <w:p>
+      <w:proofErr w:type="gramStart"/>
+      <w:r>
+        <w:t>Lookup :</w:t>
+      </w:r>
+      <w:proofErr w:type="gramEnd"/>
+      <w:r>
+        <w:t xml:space="preserve"> </w:t>
+      </w:r>
+      <w:proofErr w:type="gramStart"/>
+      <w:r>
+        <w:t>O(</w:t>
+      </w:r>
+      <w:proofErr w:type="gramEnd"/>
+      <w:r>
+        <w:t>1)</w:t>
+      </w:r>
+    </w:p>
+    <w:p>
+      <w:r>
+        <w:t>Average case.</w:t>
+      </w:r>
+    </w:p>
+    <w:p>
+      <w:r>
+        <w:pict w14:anchorId="5B6A56F8">
+          <v:rect id="_x0000_i1392" style="width:0;height:1.5pt" o:hralign="center" o:hrstd="t" o:hr="t" fillcolor="#a0a0a0" stroked="f"/>
+        </w:pict>
+      </w:r>
+    </w:p>
+    <w:p>
+      <w:pPr>
+        <w:rPr>
+          <w:b/>
+          <w:bCs/>
+        </w:rPr>
+      </w:pPr>
+      <w:r>
+        <w:rPr>
+          <w:b/>
+          <w:bCs/>
+        </w:rPr>
+        <w:t>Dynamic Array</w:t>
+      </w:r>
+    </w:p>
+    <w:p>
+      <w:r>
+        <w:t>Used for storing hyperlinks extracted from a single webpage.</w:t>
+      </w:r>
+    </w:p>
+    <w:p>
+      <w:r>
+        <w:pict w14:anchorId="19974BD3">
+          <v:rect id="_x0000_i1393" style="width:0;height:1.5pt" o:hralign="center" o:hrstd="t" o:hr="t" fillcolor="#a0a0a0" stroked="f"/>
+        </w:pict>
+      </w:r>
+    </w:p>
+    <w:p>
+      <w:pPr>
+        <w:rPr>
+          <w:b/>
+          <w:bCs/>
+        </w:rPr>
+      </w:pPr>
+      <w:r>
+        <w:rPr>
+          <w:b/>
+          <w:bCs/>
+        </w:rPr>
+        <w:t>Time Complexity</w:t>
+      </w:r>
+    </w:p>
+    <w:p>
+      <w:r>
+        <w:t>Let:</w:t>
+      </w:r>
+    </w:p>
+    <w:p>
+      <w:pPr>
+        <w:numPr>
+          <w:ilvl w:val="0"/>
+          <w:numId w:val="73"/>
+        </w:numPr>
+      </w:pPr>
+      <w:r>
+        <w:rPr>
+          <w:b/>
+          <w:bCs/>
+        </w:rPr>
+        <w:t>P</w:t>
+      </w:r>
+      <w:r>
+        <w:t xml:space="preserve"> = Number of pages crawled.</w:t>
+      </w:r>
+    </w:p>
+    <w:p>
+      <w:pPr>
+        <w:numPr>
+          <w:ilvl w:val="0"/>
+          <w:numId w:val="73"/>
+        </w:numPr>
+      </w:pPr>
+      <w:r>
+        <w:rPr>
+          <w:b/>
+          <w:bCs/>
+        </w:rPr>
+        <w:t>L</w:t>
+      </w:r>
+      <w:r>
+        <w:t xml:space="preserve"> = Average hyperlinks per page.</w:t>
+      </w:r>
+    </w:p>
+    <w:p>
+      <w:r>
+        <w:t>Overall crawler complexity:</w:t>
+      </w:r>
+    </w:p>
+    <w:p>
+      <w:proofErr w:type="gramStart"/>
+      <w:r>
+        <w:t>O(</w:t>
+      </w:r>
+      <w:proofErr w:type="gramEnd"/>
+      <w:r>
+        <w:t>P × L)</w:t>
+      </w:r>
+    </w:p>
+    <w:p>
+      <w:r>
+        <w:t>Each hyperlink undergoes:</w:t>
+      </w:r>
+    </w:p>
+    <w:p>
+      <w:pPr>
+        <w:numPr>
+          <w:ilvl w:val="0"/>
+          <w:numId w:val="74"/>
+        </w:numPr>
+      </w:pPr>
+      <w:r>
+        <w:t>Normalization</w:t>
+      </w:r>
+    </w:p>
+    <w:p>
+      <w:pPr>
+        <w:numPr>
+          <w:ilvl w:val="0"/>
+          <w:numId w:val="74"/>
+        </w:numPr>
+      </w:pPr>
+      <w:r>
+        <w:t>Canonicalization</w:t>
+      </w:r>
+    </w:p>
+    <w:p>
+      <w:pPr>
+        <w:numPr>
+          <w:ilvl w:val="0"/>
+          <w:numId w:val="74"/>
+        </w:numPr>
+      </w:pPr>
+      <w:r>
+        <w:t>Filtering</w:t>
+      </w:r>
+    </w:p>
+    <w:p>
+      <w:pPr>
+        <w:numPr>
+          <w:ilvl w:val="0"/>
+          <w:numId w:val="74"/>
+        </w:numPr>
+      </w:pPr>
+      <w:r>
+        <w:t>Duplicate lookup</w:t>
+      </w:r>
+    </w:p>
+    <w:p>
+      <w:r>
+        <w:t>All constant-time operations.</w:t>
+      </w:r>
+    </w:p>
+    <w:p>
+      <w:r>
+        <w:lastRenderedPageBreak/>
+        <w:pict w14:anchorId="5C44AE6C">
+          <v:rect id="_x0000_i1394" style="width:0;height:1.5pt" o:hralign="center" o:hrstd="t" o:hr="t" fillcolor="#a0a0a0" stroked="f"/>
+        </w:pict>
+      </w:r>
+    </w:p>
+    <w:p>
+      <w:pPr>
+        <w:rPr>
+          <w:b/>
+          <w:bCs/>
+        </w:rPr>
+      </w:pPr>
+      <w:r>
+        <w:rPr>
+          <w:b/>
+          <w:bCs/>
+        </w:rPr>
+        <w:t>Design Decisions</w:t>
+      </w:r>
+    </w:p>
+    <w:p>
+      <w:r>
+        <w:t>Several important architectural decisions were made during implementation.</w:t>
+      </w:r>
+    </w:p>
+    <w:p>
+      <w:pPr>
+        <w:rPr>
+          <w:b/>
+          <w:bCs/>
+        </w:rPr>
+      </w:pPr>
+      <w:r>
+        <w:rPr>
+          <w:b/>
+          <w:bCs/>
+        </w:rPr>
+        <w:t>Single Responsibility Principle</w:t>
+      </w:r>
+    </w:p>
+    <w:p>
+      <w:r>
+        <w:t>Each helper performs exactly one task.</w:t>
+      </w:r>
+    </w:p>
+    <w:p>
+      <w:pPr>
+        <w:numPr>
+          <w:ilvl w:val="0"/>
+          <w:numId w:val="75"/>
+        </w:numPr>
+      </w:pPr>
+      <w:proofErr w:type="spellStart"/>
+      <w:proofErr w:type="gramStart"/>
+      <w:r>
+        <w:t>crawlPage</w:t>
+      </w:r>
+      <w:proofErr w:type="spellEnd"/>
+      <w:r>
+        <w:t>(</w:t>
+      </w:r>
+      <w:proofErr w:type="gramEnd"/>
+      <w:r>
+        <w:t>) downloads HTML.</w:t>
+      </w:r>
+    </w:p>
+    <w:p>
+      <w:pPr>
+        <w:numPr>
+          <w:ilvl w:val="0"/>
+          <w:numId w:val="75"/>
+        </w:numPr>
+      </w:pPr>
+      <w:proofErr w:type="spellStart"/>
+      <w:proofErr w:type="gramStart"/>
+      <w:r>
+        <w:t>extractLinks</w:t>
+      </w:r>
+      <w:proofErr w:type="spellEnd"/>
+      <w:r>
+        <w:t>(</w:t>
+      </w:r>
+      <w:proofErr w:type="gramEnd"/>
+      <w:r>
+        <w:t>) extracts hyperlinks.</w:t>
+      </w:r>
+    </w:p>
+    <w:p>
+      <w:pPr>
+        <w:numPr>
+          <w:ilvl w:val="0"/>
+          <w:numId w:val="75"/>
+        </w:numPr>
+      </w:pPr>
+      <w:proofErr w:type="spellStart"/>
+      <w:proofErr w:type="gramStart"/>
+      <w:r>
+        <w:t>normalizeURL</w:t>
+      </w:r>
+      <w:proofErr w:type="spellEnd"/>
+      <w:r>
+        <w:t>(</w:t>
+      </w:r>
+      <w:proofErr w:type="gramEnd"/>
+      <w:r>
+        <w:t>) resolves relative URLs.</w:t>
+      </w:r>
+    </w:p>
+    <w:p>
+      <w:pPr>
+        <w:numPr>
+          <w:ilvl w:val="0"/>
+          <w:numId w:val="75"/>
+        </w:numPr>
+      </w:pPr>
+      <w:proofErr w:type="spellStart"/>
+      <w:proofErr w:type="gramStart"/>
+      <w:r>
+        <w:t>canonicalizeURL</w:t>
+      </w:r>
+      <w:proofErr w:type="spellEnd"/>
+      <w:r>
+        <w:t>(</w:t>
+      </w:r>
+      <w:proofErr w:type="gramEnd"/>
+      <w:r>
+        <w:t>) removes fragments.</w:t>
+      </w:r>
+    </w:p>
+    <w:p>
+      <w:pPr>
+        <w:numPr>
+          <w:ilvl w:val="0"/>
+          <w:numId w:val="75"/>
+        </w:numPr>
+      </w:pPr>
+      <w:proofErr w:type="spellStart"/>
+      <w:proofErr w:type="gramStart"/>
+      <w:r>
+        <w:t>filterURL</w:t>
+      </w:r>
+      <w:proofErr w:type="spellEnd"/>
+      <w:r>
+        <w:t>(</w:t>
+      </w:r>
+      <w:proofErr w:type="gramEnd"/>
+      <w:r>
+        <w:t>) applies crawler policy.</w:t>
+      </w:r>
+    </w:p>
+    <w:p>
+      <w:r>
+        <w:pict w14:anchorId="51E45E18">
+          <v:rect id="_x0000_i1395" style="width:0;height:1.5pt" o:hralign="center" o:hrstd="t" o:hr="t" fillcolor="#a0a0a0" stroked="f"/>
+        </w:pict>
+      </w:r>
+    </w:p>
+    <w:p>
+      <w:pPr>
+        <w:rPr>
+          <w:b/>
+          <w:bCs/>
+        </w:rPr>
+      </w:pPr>
+      <w:r>
+        <w:rPr>
+          <w:b/>
+          <w:bCs/>
+        </w:rPr>
+        <w:t>Layered URL Processing</w:t>
+      </w:r>
+    </w:p>
+    <w:p>
+      <w:r>
+        <w:t>Instead of combining every operation into one large function, URL processing is divided into stages.</w:t>
+      </w:r>
+    </w:p>
+    <w:p>
+      <w:r>
+        <w:t>Extract</w:t>
+      </w:r>
+    </w:p>
+    <w:p/>
+    <w:p>
+      <w:r>
+        <w:t>↓</w:t>
+      </w:r>
+    </w:p>
+    <w:p/>
+    <w:p>
+      <w:r>
+        <w:t>Normalize</w:t>
+      </w:r>
+    </w:p>
+    <w:p/>
+    <w:p>
+      <w:r>
+        <w:t>↓</w:t>
+      </w:r>
+    </w:p>
+    <w:p/>
+    <w:p>
+      <w:r>
+        <w:t>Canonicalize</w:t>
+      </w:r>
+    </w:p>
+    <w:p/>
+    <w:p>
+      <w:r>
+        <w:t>↓</w:t>
+      </w:r>
+    </w:p>
+    <w:p/>
+    <w:p>
+      <w:r>
+        <w:t>Filter</w:t>
+      </w:r>
+    </w:p>
+    <w:p>
+      <w:r>
+        <w:t>This keeps every component reusable and independently testable.</w:t>
+      </w:r>
+    </w:p>
+    <w:p>
+      <w:r>
+        <w:lastRenderedPageBreak/>
+        <w:pict w14:anchorId="40FA9809">
+          <v:rect id="_x0000_i1396" style="width:0;height:1.5pt" o:hralign="center" o:hrstd="t" o:hr="t" fillcolor="#a0a0a0" stroked="f"/>
+        </w:pict>
+      </w:r>
+    </w:p>
+    <w:p>
+      <w:pPr>
+        <w:rPr>
+          <w:b/>
+          <w:bCs/>
+        </w:rPr>
+      </w:pPr>
+      <w:r>
+        <w:rPr>
+          <w:b/>
+          <w:bCs/>
+        </w:rPr>
+        <w:t>Site Crawling</w:t>
+      </w:r>
+    </w:p>
+    <w:p>
+      <w:r>
+        <w:t>The crawler intentionally remains within the seed domain.</w:t>
+      </w:r>
+    </w:p>
+    <w:p>
+      <w:r>
+        <w:t>This simplifies development and prevents accidental crawling of the entire Internet.</w:t>
+      </w:r>
+    </w:p>
+    <w:p>
+      <w:r>
+        <w:pict w14:anchorId="68A75886">
+          <v:rect id="_x0000_i1397" style="width:0;height:1.5pt" o:hralign="center" o:hrstd="t" o:hr="t" fillcolor="#a0a0a0" stroked="f"/>
+        </w:pict>
+      </w:r>
+    </w:p>
+    <w:p>
+      <w:pPr>
+        <w:rPr>
+          <w:b/>
+          <w:bCs/>
+        </w:rPr>
+      </w:pPr>
+      <w:r>
+        <w:rPr>
+          <w:b/>
+          <w:bCs/>
+        </w:rPr>
+        <w:t>Fail Gracefully</w:t>
+      </w:r>
+    </w:p>
+    <w:p>
+      <w:r>
+        <w:t>Malformed hyperlinks should never terminate the crawler.</w:t>
+      </w:r>
+    </w:p>
+    <w:p>
+      <w:r>
+        <w:t>Returning null instead of throwing exceptions allows the crawl to continue.</w:t>
+      </w:r>
+    </w:p>
+    <w:p>
+      <w:r>
+        <w:pict w14:anchorId="76FC02EA">
+          <v:rect id="_x0000_i1398" style="width:0;height:1.5pt" o:hralign="center" o:hrstd="t" o:hr="t" fillcolor="#a0a0a0" stroked="f"/>
+        </w:pict>
+      </w:r>
+    </w:p>
+    <w:p>
+      <w:pPr>
+        <w:rPr>
+          <w:b/>
+          <w:bCs/>
+        </w:rPr>
+      </w:pPr>
+      <w:r>
+        <w:rPr>
+          <w:b/>
+          <w:bCs/>
+        </w:rPr>
+        <w:t>Development Journey</w:t>
+      </w:r>
+    </w:p>
+    <w:p>
+      <w:r>
+        <w:t>The crawler evolved gradually.</w:t>
+      </w:r>
+    </w:p>
+    <w:p>
+      <w:r>
+        <w:t>Initial implementation:</w:t>
+      </w:r>
+    </w:p>
+    <w:p>
+      <w:r>
+        <w:t>Download one webpage.</w:t>
+      </w:r>
+    </w:p>
+    <w:p>
+      <w:r>
+        <w:t>Next:</w:t>
+      </w:r>
+    </w:p>
+    <w:p>
+      <w:r>
+        <w:t>Parse HTML.</w:t>
+      </w:r>
+    </w:p>
+    <w:p>
+      <w:r>
+        <w:t>Then:</w:t>
+      </w:r>
+    </w:p>
+    <w:p>
+      <w:r>
+        <w:t>Extract hyperlinks.</w:t>
+      </w:r>
+    </w:p>
+    <w:p>
+      <w:r>
+        <w:t>Finally:</w:t>
+      </w:r>
+    </w:p>
+    <w:p>
+      <w:r>
+        <w:t>Queue</w:t>
+      </w:r>
+    </w:p>
+    <w:p/>
+    <w:p>
+      <w:r>
+        <w:t>+</w:t>
+      </w:r>
+    </w:p>
+    <w:p/>
+    <w:p>
+      <w:r>
+        <w:t>Visited Set</w:t>
+      </w:r>
+    </w:p>
+    <w:p/>
+    <w:p>
+      <w:r>
+        <w:t>+</w:t>
+      </w:r>
+    </w:p>
+    <w:p/>
+    <w:p>
+      <w:r>
+        <w:t>Breadth-First Search.</w:t>
+      </w:r>
+    </w:p>
+    <w:p>
+      <w:r>
+        <w:t>The result transformed a simple webpage downloader into a complete site crawler.</w:t>
+      </w:r>
+    </w:p>
+    <w:p>
+      <w:r>
+        <w:lastRenderedPageBreak/>
+        <w:pict w14:anchorId="3D08BCF9">
+          <v:rect id="_x0000_i1399" style="width:0;height:1.5pt" o:hralign="center" o:hrstd="t" o:hr="t" fillcolor="#a0a0a0" stroked="f"/>
+        </w:pict>
+      </w:r>
+    </w:p>
+    <w:p>
+      <w:pPr>
+        <w:rPr>
+          <w:b/>
+          <w:bCs/>
+        </w:rPr>
+      </w:pPr>
+      <w:r>
+        <w:rPr>
+          <w:b/>
+          <w:bCs/>
+        </w:rPr>
+        <w:t>Future Improvements</w:t>
+      </w:r>
+    </w:p>
+    <w:p>
+      <w:r>
+        <w:t>Future versions may include:</w:t>
+      </w:r>
+    </w:p>
+    <w:p>
+      <w:pPr>
+        <w:numPr>
+          <w:ilvl w:val="0"/>
+          <w:numId w:val="76"/>
+        </w:numPr>
+      </w:pPr>
+      <w:r>
+        <w:t>Crawl depth limits.</w:t>
+      </w:r>
+    </w:p>
+    <w:p>
+      <w:pPr>
+        <w:numPr>
+          <w:ilvl w:val="0"/>
+          <w:numId w:val="76"/>
+        </w:numPr>
+      </w:pPr>
+      <w:r>
+        <w:t>robots.txt support.</w:t>
+      </w:r>
+    </w:p>
+    <w:p>
+      <w:pPr>
+        <w:numPr>
+          <w:ilvl w:val="0"/>
+          <w:numId w:val="76"/>
+        </w:numPr>
+      </w:pPr>
+      <w:r>
+        <w:t>Rate limiting.</w:t>
+      </w:r>
+    </w:p>
+    <w:p>
+      <w:pPr>
+        <w:numPr>
+          <w:ilvl w:val="0"/>
+          <w:numId w:val="76"/>
+        </w:numPr>
+      </w:pPr>
+      <w:r>
+        <w:t>Concurrent crawling.</w:t>
+      </w:r>
+    </w:p>
+    <w:p>
+      <w:pPr>
+        <w:numPr>
+          <w:ilvl w:val="0"/>
+          <w:numId w:val="76"/>
+        </w:numPr>
+      </w:pPr>
+      <w:r>
+        <w:t>Distributed crawler workers.</w:t>
+      </w:r>
+    </w:p>
+    <w:p>
+      <w:pPr>
+        <w:numPr>
+          <w:ilvl w:val="0"/>
+          <w:numId w:val="76"/>
+        </w:numPr>
+      </w:pPr>
+      <w:r>
+        <w:t>Sitemap parsing.</w:t>
+      </w:r>
+    </w:p>
+    <w:p>
+      <w:pPr>
+        <w:numPr>
+          <w:ilvl w:val="0"/>
+          <w:numId w:val="76"/>
+        </w:numPr>
+      </w:pPr>
+      <w:r>
+        <w:t>Content extraction.</w:t>
+      </w:r>
+    </w:p>
+    <w:p>
+      <w:pPr>
+        <w:numPr>
+          <w:ilvl w:val="0"/>
+          <w:numId w:val="76"/>
+        </w:numPr>
+      </w:pPr>
+      <w:r>
+        <w:t>Duplicate content detection.</w:t>
+      </w:r>
+    </w:p>
+    <w:p>
+      <w:pPr>
+        <w:numPr>
+          <w:ilvl w:val="0"/>
+          <w:numId w:val="76"/>
+        </w:numPr>
+      </w:pPr>
+      <w:r>
+        <w:t>Incremental crawling.</w:t>
+      </w:r>
+    </w:p>
+    <w:p>
+      <w:pPr>
+        <w:numPr>
+          <w:ilvl w:val="0"/>
+          <w:numId w:val="76"/>
+        </w:numPr>
+      </w:pPr>
+      <w:r>
+        <w:t>Persistent crawl queues.</w:t>
+      </w:r>
+    </w:p>
+    <w:p>
+      <w:r>
+        <w:pict w14:anchorId="134680F0">
+          <v:rect id="_x0000_i1400" style="width:0;height:1.5pt" o:hralign="center" o:hrstd="t" o:hr="t" fillcolor="#a0a0a0" stroked="f"/>
+        </w:pict>
+      </w:r>
+    </w:p>
+    <w:p>
+      <w:pPr>
+        <w:rPr>
+          <w:b/>
+          <w:bCs/>
+        </w:rPr>
+      </w:pPr>
+      <w:r>
+        <w:rPr>
+          <w:b/>
+          <w:bCs/>
+        </w:rPr>
+        <w:t>Interview Questions</w:t>
+      </w:r>
+    </w:p>
+    <w:p>
+      <w:pPr>
+        <w:rPr>
+          <w:b/>
+          <w:bCs/>
+        </w:rPr>
+      </w:pPr>
+      <w:r>
+        <w:rPr>
+          <w:b/>
+          <w:bCs/>
+        </w:rPr>
+        <w:t>Why is BFS preferred over DFS for web crawling?</w:t>
+      </w:r>
+    </w:p>
+    <w:p>
+      <w:r>
+        <w:t>Because BFS discovers webpages level by level, providing better coverage and avoiding deep traversal into one branch.</w:t>
+      </w:r>
+    </w:p>
+    <w:p>
+      <w:r>
+        <w:pict w14:anchorId="12CD40EC">
+          <v:rect id="_x0000_i1401" style="width:0;height:1.5pt" o:hralign="center" o:hrstd="t" o:hr="t" fillcolor="#a0a0a0" stroked="f"/>
+        </w:pict>
+      </w:r>
+    </w:p>
+    <w:p>
+      <w:pPr>
+        <w:rPr>
+          <w:b/>
+          <w:bCs/>
+        </w:rPr>
+      </w:pPr>
+      <w:r>
+        <w:rPr>
+          <w:b/>
+          <w:bCs/>
+        </w:rPr>
+        <w:t>Why is a Set required?</w:t>
+      </w:r>
+    </w:p>
+    <w:p>
+      <w:r>
+        <w:t>To prevent duplicate crawling and infinite loops.</w:t>
+      </w:r>
+    </w:p>
+    <w:p>
+      <w:r>
+        <w:pict w14:anchorId="67404705">
+          <v:rect id="_x0000_i1402" style="width:0;height:1.5pt" o:hralign="center" o:hrstd="t" o:hr="t" fillcolor="#a0a0a0" stroked="f"/>
+        </w:pict>
+      </w:r>
+    </w:p>
+    <w:p>
+      <w:pPr>
+        <w:rPr>
+          <w:b/>
+          <w:bCs/>
+        </w:rPr>
+      </w:pPr>
+      <w:r>
+        <w:rPr>
+          <w:b/>
+          <w:bCs/>
+        </w:rPr>
+        <w:t>Why normalize URLs?</w:t>
+      </w:r>
+    </w:p>
+    <w:p>
+      <w:r>
+        <w:t>Relative URLs cannot be downloaded directly.</w:t>
+      </w:r>
+    </w:p>
+    <w:p>
+      <w:r>
+        <w:t>Normalization converts them into absolute URLs.</w:t>
+      </w:r>
+    </w:p>
+    <w:p>
+      <w:r>
+        <w:pict w14:anchorId="27F167E1">
+          <v:rect id="_x0000_i1403" style="width:0;height:1.5pt" o:hralign="center" o:hrstd="t" o:hr="t" fillcolor="#a0a0a0" stroked="f"/>
+        </w:pict>
+      </w:r>
+    </w:p>
+    <w:p>
+      <w:pPr>
+        <w:rPr>
+          <w:b/>
+          <w:bCs/>
+        </w:rPr>
+      </w:pPr>
+      <w:r>
+        <w:rPr>
+          <w:b/>
+          <w:bCs/>
+        </w:rPr>
+        <w:t>Why canonicalize URLs?</w:t>
+      </w:r>
+    </w:p>
+    <w:p>
+      <w:r>
+        <w:t>Different URLs may reference the same webpage.</w:t>
+      </w:r>
+    </w:p>
+    <w:p>
+      <w:r>
+        <w:lastRenderedPageBreak/>
+        <w:t>Canonicalization creates a single representation.</w:t>
+      </w:r>
+    </w:p>
+    <w:p>
+      <w:r>
+        <w:pict w14:anchorId="732AED24">
+          <v:rect id="_x0000_i1404" style="width:0;height:1.5pt" o:hralign="center" o:hrstd="t" o:hr="t" fillcolor="#a0a0a0" stroked="f"/>
+        </w:pict>
+      </w:r>
+    </w:p>
+    <w:p>
+      <w:pPr>
+        <w:rPr>
+          <w:b/>
+          <w:bCs/>
+        </w:rPr>
+      </w:pPr>
+      <w:r>
+        <w:rPr>
+          <w:b/>
+          <w:bCs/>
+        </w:rPr>
+        <w:t>Why separate normalization, canonicalization and filtering?</w:t>
+      </w:r>
+    </w:p>
+    <w:p>
+      <w:r>
+        <w:t>Each performs a different responsibility, improving modularity, testing and maintainability.</w:t>
+      </w:r>
+    </w:p>
+    <w:p>
+      <w:r>
+        <w:pict w14:anchorId="50D86614">
+          <v:rect id="_x0000_i1405" style="width:0;height:1.5pt" o:hralign="center" o:hrstd="t" o:hr="t" fillcolor="#a0a0a0" stroked="f"/>
+        </w:pict>
+      </w:r>
+    </w:p>
+    <w:p>
+      <w:pPr>
+        <w:rPr>
+          <w:b/>
+          <w:bCs/>
+        </w:rPr>
+      </w:pPr>
+      <w:r>
+        <w:rPr>
+          <w:b/>
+          <w:bCs/>
+        </w:rPr>
+        <w:t>Why restrict crawling to the same domain?</w:t>
+      </w:r>
+    </w:p>
+    <w:p>
+      <w:r>
+        <w:t>To build a site crawler that remains focused on one website and avoids unintentionally crawling the entire Internet.</w:t>
+      </w:r>
+    </w:p>
+    <w:p>
+      <w:r>
+        <w:pict w14:anchorId="18D0EB9A">
+          <v:rect id="_x0000_i1406" style="width:0;height:1.5pt" o:hralign="center" o:hrstd="t" o:hr="t" fillcolor="#a0a0a0" stroked="f"/>
+        </w:pict>
+      </w:r>
+    </w:p>
+    <w:p>
+      <w:pPr>
+        <w:rPr>
+          <w:b/>
+          <w:bCs/>
+        </w:rPr>
+      </w:pPr>
+      <w:r>
+        <w:rPr>
+          <w:b/>
+          <w:bCs/>
+        </w:rPr>
+        <w:t>Key Takeaways</w:t>
+      </w:r>
+    </w:p>
+    <w:p>
+      <w:pPr>
+        <w:numPr>
+          <w:ilvl w:val="0"/>
+          <w:numId w:val="77"/>
+        </w:numPr>
+      </w:pPr>
+      <w:r>
+        <w:t>A crawler is the document acquisition component of a search engine.</w:t>
+      </w:r>
+    </w:p>
+    <w:p>
+      <w:pPr>
+        <w:numPr>
+          <w:ilvl w:val="0"/>
+          <w:numId w:val="77"/>
+        </w:numPr>
+      </w:pPr>
+      <w:r>
+        <w:t xml:space="preserve">The web is naturally </w:t>
+      </w:r>
+      <w:proofErr w:type="spellStart"/>
+      <w:r>
+        <w:t>modeled</w:t>
+      </w:r>
+      <w:proofErr w:type="spellEnd"/>
+      <w:r>
+        <w:t xml:space="preserve"> as a graph.</w:t>
+      </w:r>
+    </w:p>
+    <w:p>
+      <w:pPr>
+        <w:numPr>
+          <w:ilvl w:val="0"/>
+          <w:numId w:val="77"/>
+        </w:numPr>
+      </w:pPr>
+      <w:r>
+        <w:t>Breadth-First Search provides efficient website exploration.</w:t>
+      </w:r>
+    </w:p>
+    <w:p>
+      <w:pPr>
+        <w:numPr>
+          <w:ilvl w:val="0"/>
+          <w:numId w:val="77"/>
+        </w:numPr>
+      </w:pPr>
+      <w:r>
+        <w:t>Queues manage crawl order.</w:t>
+      </w:r>
+    </w:p>
+    <w:p>
+      <w:pPr>
+        <w:numPr>
+          <w:ilvl w:val="0"/>
+          <w:numId w:val="77"/>
+        </w:numPr>
+      </w:pPr>
+      <w:r>
+        <w:t>Sets prevent duplicate crawling.</w:t>
+      </w:r>
+    </w:p>
+    <w:p>
+      <w:pPr>
+        <w:numPr>
+          <w:ilvl w:val="0"/>
+          <w:numId w:val="77"/>
+        </w:numPr>
+      </w:pPr>
+      <w:r>
+        <w:t>URL processing consists of extraction, normalization, canonicalization and filtering.</w:t>
+      </w:r>
+    </w:p>
+    <w:p>
+      <w:pPr>
+        <w:numPr>
+          <w:ilvl w:val="0"/>
+          <w:numId w:val="77"/>
+        </w:numPr>
+      </w:pPr>
+      <w:r>
+        <w:t>Modular helper functions produce a cleaner, more maintainable architecture.</w:t>
+      </w:r>
+    </w:p>
+    <w:p>
+      <w:pPr>
+        <w:numPr>
+          <w:ilvl w:val="0"/>
+          <w:numId w:val="77"/>
+        </w:numPr>
+      </w:pPr>
+      <w:r>
+        <w:t>The crawler now provides a continuous stream of webpages that can be indexed by the search engine.</w:t>
+      </w:r>
+    </w:p>
+    <w:p/>
+    <w:p/>
+    <w:p/>
+    <w:p/>
+    <w:p/>
+    <w:p/>
+    <w:p/>
+    <w:p/>
     <w:p/>
     <w:sectPr>
       <w:pgSz w:w="11906" w:h="16838"/>
@@ -19851,6 +23355,155 @@
     </w:lvl>
   </w:abstractNum>
   <w:abstractNum w:abstractNumId="5" w15:restartNumberingAfterBreak="0">
+    <w:nsid w:val="06DF4B72"/>
+    <w:multiLevelType w:val="multilevel"/>
+    <w:tmpl w:val="0EDEDBA8"/>
+    <w:lvl w:ilvl="0">
+      <w:start w:val="1"/>
+      <w:numFmt w:val="bullet"/>
+      <w:lvlText w:val=""/>
+      <w:lvlJc w:val="left"/>
+      <w:pPr>
+        <w:tabs>
+          <w:tab w:val="num" w:pos="720"/>
+        </w:tabs>
+        <w:ind w:left="720" w:hanging="360"/>
+      </w:pPr>
+      <w:rPr>
+        <w:rFonts w:ascii="Symbol" w:hAnsi="Symbol" w:hint="default"/>
+        <w:sz w:val="20"/>
+      </w:rPr>
+    </w:lvl>
+    <w:lvl w:ilvl="1" w:tentative="1">
+      <w:start w:val="1"/>
+      <w:numFmt w:val="bullet"/>
+      <w:lvlText w:val="o"/>
+      <w:lvlJc w:val="left"/>
+      <w:pPr>
+        <w:tabs>
+          <w:tab w:val="num" w:pos="1440"/>
+        </w:tabs>
+        <w:ind w:left="1440" w:hanging="360"/>
+      </w:pPr>
+      <w:rPr>
+        <w:rFonts w:ascii="Courier New" w:hAnsi="Courier New" w:hint="default"/>
+        <w:sz w:val="20"/>
+      </w:rPr>
+    </w:lvl>
+    <w:lvl w:ilvl="2" w:tentative="1">
+      <w:start w:val="1"/>
+      <w:numFmt w:val="bullet"/>
+      <w:lvlText w:val=""/>
+      <w:lvlJc w:val="left"/>
+      <w:pPr>
+        <w:tabs>
+          <w:tab w:val="num" w:pos="2160"/>
+        </w:tabs>
+        <w:ind w:left="2160" w:hanging="360"/>
+      </w:pPr>
+      <w:rPr>
+        <w:rFonts w:ascii="Wingdings" w:hAnsi="Wingdings" w:hint="default"/>
+        <w:sz w:val="20"/>
+      </w:rPr>
+    </w:lvl>
+    <w:lvl w:ilvl="3" w:tentative="1">
+      <w:start w:val="1"/>
+      <w:numFmt w:val="bullet"/>
+      <w:lvlText w:val=""/>
+      <w:lvlJc w:val="left"/>
+      <w:pPr>
+        <w:tabs>
+          <w:tab w:val="num" w:pos="2880"/>
+        </w:tabs>
+        <w:ind w:left="2880" w:hanging="360"/>
+      </w:pPr>
+      <w:rPr>
+        <w:rFonts w:ascii="Wingdings" w:hAnsi="Wingdings" w:hint="default"/>
+        <w:sz w:val="20"/>
+      </w:rPr>
+    </w:lvl>
+    <w:lvl w:ilvl="4" w:tentative="1">
+      <w:start w:val="1"/>
+      <w:numFmt w:val="bullet"/>
+      <w:lvlText w:val=""/>
+      <w:lvlJc w:val="left"/>
+      <w:pPr>
+        <w:tabs>
+          <w:tab w:val="num" w:pos="3600"/>
+        </w:tabs>
+        <w:ind w:left="3600" w:hanging="360"/>
+      </w:pPr>
+      <w:rPr>
+        <w:rFonts w:ascii="Wingdings" w:hAnsi="Wingdings" w:hint="default"/>
+        <w:sz w:val="20"/>
+      </w:rPr>
+    </w:lvl>
+    <w:lvl w:ilvl="5" w:tentative="1">
+      <w:start w:val="1"/>
+      <w:numFmt w:val="bullet"/>
+      <w:lvlText w:val=""/>
+      <w:lvlJc w:val="left"/>
+      <w:pPr>
+        <w:tabs>
+          <w:tab w:val="num" w:pos="4320"/>
+        </w:tabs>
+        <w:ind w:left="4320" w:hanging="360"/>
+      </w:pPr>
+      <w:rPr>
+        <w:rFonts w:ascii="Wingdings" w:hAnsi="Wingdings" w:hint="default"/>
+        <w:sz w:val="20"/>
+      </w:rPr>
+    </w:lvl>
+    <w:lvl w:ilvl="6" w:tentative="1">
+      <w:start w:val="1"/>
+      <w:numFmt w:val="bullet"/>
+      <w:lvlText w:val=""/>
+      <w:lvlJc w:val="left"/>
+      <w:pPr>
+        <w:tabs>
+          <w:tab w:val="num" w:pos="5040"/>
+        </w:tabs>
+        <w:ind w:left="5040" w:hanging="360"/>
+      </w:pPr>
+      <w:rPr>
+        <w:rFonts w:ascii="Wingdings" w:hAnsi="Wingdings" w:hint="default"/>
+        <w:sz w:val="20"/>
+      </w:rPr>
+    </w:lvl>
+    <w:lvl w:ilvl="7" w:tentative="1">
+      <w:start w:val="1"/>
+      <w:numFmt w:val="bullet"/>
+      <w:lvlText w:val=""/>
+      <w:lvlJc w:val="left"/>
+      <w:pPr>
+        <w:tabs>
+          <w:tab w:val="num" w:pos="5760"/>
+        </w:tabs>
+        <w:ind w:left="5760" w:hanging="360"/>
+      </w:pPr>
+      <w:rPr>
+        <w:rFonts w:ascii="Wingdings" w:hAnsi="Wingdings" w:hint="default"/>
+        <w:sz w:val="20"/>
+      </w:rPr>
+    </w:lvl>
+    <w:lvl w:ilvl="8" w:tentative="1">
+      <w:start w:val="1"/>
+      <w:numFmt w:val="bullet"/>
+      <w:lvlText w:val=""/>
+      <w:lvlJc w:val="left"/>
+      <w:pPr>
+        <w:tabs>
+          <w:tab w:val="num" w:pos="6480"/>
+        </w:tabs>
+        <w:ind w:left="6480" w:hanging="360"/>
+      </w:pPr>
+      <w:rPr>
+        <w:rFonts w:ascii="Wingdings" w:hAnsi="Wingdings" w:hint="default"/>
+        <w:sz w:val="20"/>
+      </w:rPr>
+    </w:lvl>
+  </w:abstractNum>
+  <w:abstractNum w:abstractNumId="6" w15:restartNumberingAfterBreak="0">
     <w:nsid w:val="07520994"/>
     <w:multiLevelType w:val="multilevel"/>
     <w:tmpl w:val="5B72B80A"/>
@@ -19999,7 +23652,305 @@
       </w:rPr>
     </w:lvl>
   </w:abstractNum>
-  <w:abstractNum w:abstractNumId="6" w15:restartNumberingAfterBreak="0">
+  <w:abstractNum w:abstractNumId="7" w15:restartNumberingAfterBreak="0">
+    <w:nsid w:val="08D87D23"/>
+    <w:multiLevelType w:val="multilevel"/>
+    <w:tmpl w:val="E70EADCC"/>
+    <w:lvl w:ilvl="0">
+      <w:start w:val="1"/>
+      <w:numFmt w:val="bullet"/>
+      <w:lvlText w:val=""/>
+      <w:lvlJc w:val="left"/>
+      <w:pPr>
+        <w:tabs>
+          <w:tab w:val="num" w:pos="720"/>
+        </w:tabs>
+        <w:ind w:left="720" w:hanging="360"/>
+      </w:pPr>
+      <w:rPr>
+        <w:rFonts w:ascii="Symbol" w:hAnsi="Symbol" w:hint="default"/>
+        <w:sz w:val="20"/>
+      </w:rPr>
+    </w:lvl>
+    <w:lvl w:ilvl="1" w:tentative="1">
+      <w:start w:val="1"/>
+      <w:numFmt w:val="bullet"/>
+      <w:lvlText w:val="o"/>
+      <w:lvlJc w:val="left"/>
+      <w:pPr>
+        <w:tabs>
+          <w:tab w:val="num" w:pos="1440"/>
+        </w:tabs>
+        <w:ind w:left="1440" w:hanging="360"/>
+      </w:pPr>
+      <w:rPr>
+        <w:rFonts w:ascii="Courier New" w:hAnsi="Courier New" w:hint="default"/>
+        <w:sz w:val="20"/>
+      </w:rPr>
+    </w:lvl>
+    <w:lvl w:ilvl="2" w:tentative="1">
+      <w:start w:val="1"/>
+      <w:numFmt w:val="bullet"/>
+      <w:lvlText w:val=""/>
+      <w:lvlJc w:val="left"/>
+      <w:pPr>
+        <w:tabs>
+          <w:tab w:val="num" w:pos="2160"/>
+        </w:tabs>
+        <w:ind w:left="2160" w:hanging="360"/>
+      </w:pPr>
+      <w:rPr>
+        <w:rFonts w:ascii="Wingdings" w:hAnsi="Wingdings" w:hint="default"/>
+        <w:sz w:val="20"/>
+      </w:rPr>
+    </w:lvl>
+    <w:lvl w:ilvl="3" w:tentative="1">
+      <w:start w:val="1"/>
+      <w:numFmt w:val="bullet"/>
+      <w:lvlText w:val=""/>
+      <w:lvlJc w:val="left"/>
+      <w:pPr>
+        <w:tabs>
+          <w:tab w:val="num" w:pos="2880"/>
+        </w:tabs>
+        <w:ind w:left="2880" w:hanging="360"/>
+      </w:pPr>
+      <w:rPr>
+        <w:rFonts w:ascii="Wingdings" w:hAnsi="Wingdings" w:hint="default"/>
+        <w:sz w:val="20"/>
+      </w:rPr>
+    </w:lvl>
+    <w:lvl w:ilvl="4" w:tentative="1">
+      <w:start w:val="1"/>
+      <w:numFmt w:val="bullet"/>
+      <w:lvlText w:val=""/>
+      <w:lvlJc w:val="left"/>
+      <w:pPr>
+        <w:tabs>
+          <w:tab w:val="num" w:pos="3600"/>
+        </w:tabs>
+        <w:ind w:left="3600" w:hanging="360"/>
+      </w:pPr>
+      <w:rPr>
+        <w:rFonts w:ascii="Wingdings" w:hAnsi="Wingdings" w:hint="default"/>
+        <w:sz w:val="20"/>
+      </w:rPr>
+    </w:lvl>
+    <w:lvl w:ilvl="5" w:tentative="1">
+      <w:start w:val="1"/>
+      <w:numFmt w:val="bullet"/>
+      <w:lvlText w:val=""/>
+      <w:lvlJc w:val="left"/>
+      <w:pPr>
+        <w:tabs>
+          <w:tab w:val="num" w:pos="4320"/>
+        </w:tabs>
+        <w:ind w:left="4320" w:hanging="360"/>
+      </w:pPr>
+      <w:rPr>
+        <w:rFonts w:ascii="Wingdings" w:hAnsi="Wingdings" w:hint="default"/>
+        <w:sz w:val="20"/>
+      </w:rPr>
+    </w:lvl>
+    <w:lvl w:ilvl="6" w:tentative="1">
+      <w:start w:val="1"/>
+      <w:numFmt w:val="bullet"/>
+      <w:lvlText w:val=""/>
+      <w:lvlJc w:val="left"/>
+      <w:pPr>
+        <w:tabs>
+          <w:tab w:val="num" w:pos="5040"/>
+        </w:tabs>
+        <w:ind w:left="5040" w:hanging="360"/>
+      </w:pPr>
+      <w:rPr>
+        <w:rFonts w:ascii="Wingdings" w:hAnsi="Wingdings" w:hint="default"/>
+        <w:sz w:val="20"/>
+      </w:rPr>
+    </w:lvl>
+    <w:lvl w:ilvl="7" w:tentative="1">
+      <w:start w:val="1"/>
+      <w:numFmt w:val="bullet"/>
+      <w:lvlText w:val=""/>
+      <w:lvlJc w:val="left"/>
+      <w:pPr>
+        <w:tabs>
+          <w:tab w:val="num" w:pos="5760"/>
+        </w:tabs>
+        <w:ind w:left="5760" w:hanging="360"/>
+      </w:pPr>
+      <w:rPr>
+        <w:rFonts w:ascii="Wingdings" w:hAnsi="Wingdings" w:hint="default"/>
+        <w:sz w:val="20"/>
+      </w:rPr>
+    </w:lvl>
+    <w:lvl w:ilvl="8" w:tentative="1">
+      <w:start w:val="1"/>
+      <w:numFmt w:val="bullet"/>
+      <w:lvlText w:val=""/>
+      <w:lvlJc w:val="left"/>
+      <w:pPr>
+        <w:tabs>
+          <w:tab w:val="num" w:pos="6480"/>
+        </w:tabs>
+        <w:ind w:left="6480" w:hanging="360"/>
+      </w:pPr>
+      <w:rPr>
+        <w:rFonts w:ascii="Wingdings" w:hAnsi="Wingdings" w:hint="default"/>
+        <w:sz w:val="20"/>
+      </w:rPr>
+    </w:lvl>
+  </w:abstractNum>
+  <w:abstractNum w:abstractNumId="8" w15:restartNumberingAfterBreak="0">
+    <w:nsid w:val="0AE22FF5"/>
+    <w:multiLevelType w:val="multilevel"/>
+    <w:tmpl w:val="ECAAD9E6"/>
+    <w:lvl w:ilvl="0">
+      <w:start w:val="1"/>
+      <w:numFmt w:val="bullet"/>
+      <w:lvlText w:val=""/>
+      <w:lvlJc w:val="left"/>
+      <w:pPr>
+        <w:tabs>
+          <w:tab w:val="num" w:pos="720"/>
+        </w:tabs>
+        <w:ind w:left="720" w:hanging="360"/>
+      </w:pPr>
+      <w:rPr>
+        <w:rFonts w:ascii="Symbol" w:hAnsi="Symbol" w:hint="default"/>
+        <w:sz w:val="20"/>
+      </w:rPr>
+    </w:lvl>
+    <w:lvl w:ilvl="1" w:tentative="1">
+      <w:start w:val="1"/>
+      <w:numFmt w:val="bullet"/>
+      <w:lvlText w:val="o"/>
+      <w:lvlJc w:val="left"/>
+      <w:pPr>
+        <w:tabs>
+          <w:tab w:val="num" w:pos="1440"/>
+        </w:tabs>
+        <w:ind w:left="1440" w:hanging="360"/>
+      </w:pPr>
+      <w:rPr>
+        <w:rFonts w:ascii="Courier New" w:hAnsi="Courier New" w:hint="default"/>
+        <w:sz w:val="20"/>
+      </w:rPr>
+    </w:lvl>
+    <w:lvl w:ilvl="2" w:tentative="1">
+      <w:start w:val="1"/>
+      <w:numFmt w:val="bullet"/>
+      <w:lvlText w:val=""/>
+      <w:lvlJc w:val="left"/>
+      <w:pPr>
+        <w:tabs>
+          <w:tab w:val="num" w:pos="2160"/>
+        </w:tabs>
+        <w:ind w:left="2160" w:hanging="360"/>
+      </w:pPr>
+      <w:rPr>
+        <w:rFonts w:ascii="Wingdings" w:hAnsi="Wingdings" w:hint="default"/>
+        <w:sz w:val="20"/>
+      </w:rPr>
+    </w:lvl>
+    <w:lvl w:ilvl="3" w:tentative="1">
+      <w:start w:val="1"/>
+      <w:numFmt w:val="bullet"/>
+      <w:lvlText w:val=""/>
+      <w:lvlJc w:val="left"/>
+      <w:pPr>
+        <w:tabs>
+          <w:tab w:val="num" w:pos="2880"/>
+        </w:tabs>
+        <w:ind w:left="2880" w:hanging="360"/>
+      </w:pPr>
+      <w:rPr>
+        <w:rFonts w:ascii="Wingdings" w:hAnsi="Wingdings" w:hint="default"/>
+        <w:sz w:val="20"/>
+      </w:rPr>
+    </w:lvl>
+    <w:lvl w:ilvl="4" w:tentative="1">
+      <w:start w:val="1"/>
+      <w:numFmt w:val="bullet"/>
+      <w:lvlText w:val=""/>
+      <w:lvlJc w:val="left"/>
+      <w:pPr>
+        <w:tabs>
+          <w:tab w:val="num" w:pos="3600"/>
+        </w:tabs>
+        <w:ind w:left="3600" w:hanging="360"/>
+      </w:pPr>
+      <w:rPr>
+        <w:rFonts w:ascii="Wingdings" w:hAnsi="Wingdings" w:hint="default"/>
+        <w:sz w:val="20"/>
+      </w:rPr>
+    </w:lvl>
+    <w:lvl w:ilvl="5" w:tentative="1">
+      <w:start w:val="1"/>
+      <w:numFmt w:val="bullet"/>
+      <w:lvlText w:val=""/>
+      <w:lvlJc w:val="left"/>
+      <w:pPr>
+        <w:tabs>
+          <w:tab w:val="num" w:pos="4320"/>
+        </w:tabs>
+        <w:ind w:left="4320" w:hanging="360"/>
+      </w:pPr>
+      <w:rPr>
+        <w:rFonts w:ascii="Wingdings" w:hAnsi="Wingdings" w:hint="default"/>
+        <w:sz w:val="20"/>
+      </w:rPr>
+    </w:lvl>
+    <w:lvl w:ilvl="6" w:tentative="1">
+      <w:start w:val="1"/>
+      <w:numFmt w:val="bullet"/>
+      <w:lvlText w:val=""/>
+      <w:lvlJc w:val="left"/>
+      <w:pPr>
+        <w:tabs>
+          <w:tab w:val="num" w:pos="5040"/>
+        </w:tabs>
+        <w:ind w:left="5040" w:hanging="360"/>
+      </w:pPr>
+      <w:rPr>
+        <w:rFonts w:ascii="Wingdings" w:hAnsi="Wingdings" w:hint="default"/>
+        <w:sz w:val="20"/>
+      </w:rPr>
+    </w:lvl>
+    <w:lvl w:ilvl="7" w:tentative="1">
+      <w:start w:val="1"/>
+      <w:numFmt w:val="bullet"/>
+      <w:lvlText w:val=""/>
+      <w:lvlJc w:val="left"/>
+      <w:pPr>
+        <w:tabs>
+          <w:tab w:val="num" w:pos="5760"/>
+        </w:tabs>
+        <w:ind w:left="5760" w:hanging="360"/>
+      </w:pPr>
+      <w:rPr>
+        <w:rFonts w:ascii="Wingdings" w:hAnsi="Wingdings" w:hint="default"/>
+        <w:sz w:val="20"/>
+      </w:rPr>
+    </w:lvl>
+    <w:lvl w:ilvl="8" w:tentative="1">
+      <w:start w:val="1"/>
+      <w:numFmt w:val="bullet"/>
+      <w:lvlText w:val=""/>
+      <w:lvlJc w:val="left"/>
+      <w:pPr>
+        <w:tabs>
+          <w:tab w:val="num" w:pos="6480"/>
+        </w:tabs>
+        <w:ind w:left="6480" w:hanging="360"/>
+      </w:pPr>
+      <w:rPr>
+        <w:rFonts w:ascii="Wingdings" w:hAnsi="Wingdings" w:hint="default"/>
+        <w:sz w:val="20"/>
+      </w:rPr>
+    </w:lvl>
+  </w:abstractNum>
+  <w:abstractNum w:abstractNumId="9" w15:restartNumberingAfterBreak="0">
     <w:nsid w:val="0D151EE9"/>
     <w:multiLevelType w:val="multilevel"/>
     <w:tmpl w:val="F22AE232"/>
@@ -20112,7 +24063,7 @@
       </w:pPr>
     </w:lvl>
   </w:abstractNum>
-  <w:abstractNum w:abstractNumId="7" w15:restartNumberingAfterBreak="0">
+  <w:abstractNum w:abstractNumId="10" w15:restartNumberingAfterBreak="0">
     <w:nsid w:val="0F7951A4"/>
     <w:multiLevelType w:val="multilevel"/>
     <w:tmpl w:val="970C0E6E"/>
@@ -20261,7 +24212,156 @@
       </w:rPr>
     </w:lvl>
   </w:abstractNum>
-  <w:abstractNum w:abstractNumId="8" w15:restartNumberingAfterBreak="0">
+  <w:abstractNum w:abstractNumId="11" w15:restartNumberingAfterBreak="0">
+    <w:nsid w:val="0FEE4432"/>
+    <w:multiLevelType w:val="multilevel"/>
+    <w:tmpl w:val="E0C2F1BE"/>
+    <w:lvl w:ilvl="0">
+      <w:start w:val="1"/>
+      <w:numFmt w:val="bullet"/>
+      <w:lvlText w:val=""/>
+      <w:lvlJc w:val="left"/>
+      <w:pPr>
+        <w:tabs>
+          <w:tab w:val="num" w:pos="720"/>
+        </w:tabs>
+        <w:ind w:left="720" w:hanging="360"/>
+      </w:pPr>
+      <w:rPr>
+        <w:rFonts w:ascii="Symbol" w:hAnsi="Symbol" w:hint="default"/>
+        <w:sz w:val="20"/>
+      </w:rPr>
+    </w:lvl>
+    <w:lvl w:ilvl="1" w:tentative="1">
+      <w:start w:val="1"/>
+      <w:numFmt w:val="bullet"/>
+      <w:lvlText w:val="o"/>
+      <w:lvlJc w:val="left"/>
+      <w:pPr>
+        <w:tabs>
+          <w:tab w:val="num" w:pos="1440"/>
+        </w:tabs>
+        <w:ind w:left="1440" w:hanging="360"/>
+      </w:pPr>
+      <w:rPr>
+        <w:rFonts w:ascii="Courier New" w:hAnsi="Courier New" w:hint="default"/>
+        <w:sz w:val="20"/>
+      </w:rPr>
+    </w:lvl>
+    <w:lvl w:ilvl="2" w:tentative="1">
+      <w:start w:val="1"/>
+      <w:numFmt w:val="bullet"/>
+      <w:lvlText w:val=""/>
+      <w:lvlJc w:val="left"/>
+      <w:pPr>
+        <w:tabs>
+          <w:tab w:val="num" w:pos="2160"/>
+        </w:tabs>
+        <w:ind w:left="2160" w:hanging="360"/>
+      </w:pPr>
+      <w:rPr>
+        <w:rFonts w:ascii="Wingdings" w:hAnsi="Wingdings" w:hint="default"/>
+        <w:sz w:val="20"/>
+      </w:rPr>
+    </w:lvl>
+    <w:lvl w:ilvl="3" w:tentative="1">
+      <w:start w:val="1"/>
+      <w:numFmt w:val="bullet"/>
+      <w:lvlText w:val=""/>
+      <w:lvlJc w:val="left"/>
+      <w:pPr>
+        <w:tabs>
+          <w:tab w:val="num" w:pos="2880"/>
+        </w:tabs>
+        <w:ind w:left="2880" w:hanging="360"/>
+      </w:pPr>
+      <w:rPr>
+        <w:rFonts w:ascii="Wingdings" w:hAnsi="Wingdings" w:hint="default"/>
+        <w:sz w:val="20"/>
+      </w:rPr>
+    </w:lvl>
+    <w:lvl w:ilvl="4" w:tentative="1">
+      <w:start w:val="1"/>
+      <w:numFmt w:val="bullet"/>
+      <w:lvlText w:val=""/>
+      <w:lvlJc w:val="left"/>
+      <w:pPr>
+        <w:tabs>
+          <w:tab w:val="num" w:pos="3600"/>
+        </w:tabs>
+        <w:ind w:left="3600" w:hanging="360"/>
+      </w:pPr>
+      <w:rPr>
+        <w:rFonts w:ascii="Wingdings" w:hAnsi="Wingdings" w:hint="default"/>
+        <w:sz w:val="20"/>
+      </w:rPr>
+    </w:lvl>
+    <w:lvl w:ilvl="5" w:tentative="1">
+      <w:start w:val="1"/>
+      <w:numFmt w:val="bullet"/>
+      <w:lvlText w:val=""/>
+      <w:lvlJc w:val="left"/>
+      <w:pPr>
+        <w:tabs>
+          <w:tab w:val="num" w:pos="4320"/>
+        </w:tabs>
+        <w:ind w:left="4320" w:hanging="360"/>
+      </w:pPr>
+      <w:rPr>
+        <w:rFonts w:ascii="Wingdings" w:hAnsi="Wingdings" w:hint="default"/>
+        <w:sz w:val="20"/>
+      </w:rPr>
+    </w:lvl>
+    <w:lvl w:ilvl="6" w:tentative="1">
+      <w:start w:val="1"/>
+      <w:numFmt w:val="bullet"/>
+      <w:lvlText w:val=""/>
+      <w:lvlJc w:val="left"/>
+      <w:pPr>
+        <w:tabs>
+          <w:tab w:val="num" w:pos="5040"/>
+        </w:tabs>
+        <w:ind w:left="5040" w:hanging="360"/>
+      </w:pPr>
+      <w:rPr>
+        <w:rFonts w:ascii="Wingdings" w:hAnsi="Wingdings" w:hint="default"/>
+        <w:sz w:val="20"/>
+      </w:rPr>
+    </w:lvl>
+    <w:lvl w:ilvl="7" w:tentative="1">
+      <w:start w:val="1"/>
+      <w:numFmt w:val="bullet"/>
+      <w:lvlText w:val=""/>
+      <w:lvlJc w:val="left"/>
+      <w:pPr>
+        <w:tabs>
+          <w:tab w:val="num" w:pos="5760"/>
+        </w:tabs>
+        <w:ind w:left="5760" w:hanging="360"/>
+      </w:pPr>
+      <w:rPr>
+        <w:rFonts w:ascii="Wingdings" w:hAnsi="Wingdings" w:hint="default"/>
+        <w:sz w:val="20"/>
+      </w:rPr>
+    </w:lvl>
+    <w:lvl w:ilvl="8" w:tentative="1">
+      <w:start w:val="1"/>
+      <w:numFmt w:val="bullet"/>
+      <w:lvlText w:val=""/>
+      <w:lvlJc w:val="left"/>
+      <w:pPr>
+        <w:tabs>
+          <w:tab w:val="num" w:pos="6480"/>
+        </w:tabs>
+        <w:ind w:left="6480" w:hanging="360"/>
+      </w:pPr>
+      <w:rPr>
+        <w:rFonts w:ascii="Wingdings" w:hAnsi="Wingdings" w:hint="default"/>
+        <w:sz w:val="20"/>
+      </w:rPr>
+    </w:lvl>
+  </w:abstractNum>
+  <w:abstractNum w:abstractNumId="12" w15:restartNumberingAfterBreak="0">
     <w:nsid w:val="13BF3EE3"/>
     <w:multiLevelType w:val="multilevel"/>
     <w:tmpl w:val="85D4ACE2"/>
@@ -20410,7 +24510,7 @@
       </w:rPr>
     </w:lvl>
   </w:abstractNum>
-  <w:abstractNum w:abstractNumId="9" w15:restartNumberingAfterBreak="0">
+  <w:abstractNum w:abstractNumId="13" w15:restartNumberingAfterBreak="0">
     <w:nsid w:val="159408DB"/>
     <w:multiLevelType w:val="multilevel"/>
     <w:tmpl w:val="B4606E5C"/>
@@ -20559,7 +24659,7 @@
       </w:rPr>
     </w:lvl>
   </w:abstractNum>
-  <w:abstractNum w:abstractNumId="10" w15:restartNumberingAfterBreak="0">
+  <w:abstractNum w:abstractNumId="14" w15:restartNumberingAfterBreak="0">
     <w:nsid w:val="1BD575B8"/>
     <w:multiLevelType w:val="multilevel"/>
     <w:tmpl w:val="D4A09CBA"/>
@@ -20708,7 +24808,7 @@
       </w:rPr>
     </w:lvl>
   </w:abstractNum>
-  <w:abstractNum w:abstractNumId="11" w15:restartNumberingAfterBreak="0">
+  <w:abstractNum w:abstractNumId="15" w15:restartNumberingAfterBreak="0">
     <w:nsid w:val="24B625FA"/>
     <w:multiLevelType w:val="multilevel"/>
     <w:tmpl w:val="31A03218"/>
@@ -20857,7 +24957,7 @@
       </w:rPr>
     </w:lvl>
   </w:abstractNum>
-  <w:abstractNum w:abstractNumId="12" w15:restartNumberingAfterBreak="0">
+  <w:abstractNum w:abstractNumId="16" w15:restartNumberingAfterBreak="0">
     <w:nsid w:val="256D7436"/>
     <w:multiLevelType w:val="multilevel"/>
     <w:tmpl w:val="2716F586"/>
@@ -21006,7 +25106,156 @@
       </w:rPr>
     </w:lvl>
   </w:abstractNum>
-  <w:abstractNum w:abstractNumId="13" w15:restartNumberingAfterBreak="0">
+  <w:abstractNum w:abstractNumId="17" w15:restartNumberingAfterBreak="0">
+    <w:nsid w:val="26110B1F"/>
+    <w:multiLevelType w:val="multilevel"/>
+    <w:tmpl w:val="A6CED668"/>
+    <w:lvl w:ilvl="0">
+      <w:start w:val="1"/>
+      <w:numFmt w:val="bullet"/>
+      <w:lvlText w:val=""/>
+      <w:lvlJc w:val="left"/>
+      <w:pPr>
+        <w:tabs>
+          <w:tab w:val="num" w:pos="720"/>
+        </w:tabs>
+        <w:ind w:left="720" w:hanging="360"/>
+      </w:pPr>
+      <w:rPr>
+        <w:rFonts w:ascii="Symbol" w:hAnsi="Symbol" w:hint="default"/>
+        <w:sz w:val="20"/>
+      </w:rPr>
+    </w:lvl>
+    <w:lvl w:ilvl="1" w:tentative="1">
+      <w:start w:val="1"/>
+      <w:numFmt w:val="bullet"/>
+      <w:lvlText w:val="o"/>
+      <w:lvlJc w:val="left"/>
+      <w:pPr>
+        <w:tabs>
+          <w:tab w:val="num" w:pos="1440"/>
+        </w:tabs>
+        <w:ind w:left="1440" w:hanging="360"/>
+      </w:pPr>
+      <w:rPr>
+        <w:rFonts w:ascii="Courier New" w:hAnsi="Courier New" w:hint="default"/>
+        <w:sz w:val="20"/>
+      </w:rPr>
+    </w:lvl>
+    <w:lvl w:ilvl="2" w:tentative="1">
+      <w:start w:val="1"/>
+      <w:numFmt w:val="bullet"/>
+      <w:lvlText w:val=""/>
+      <w:lvlJc w:val="left"/>
+      <w:pPr>
+        <w:tabs>
+          <w:tab w:val="num" w:pos="2160"/>
+        </w:tabs>
+        <w:ind w:left="2160" w:hanging="360"/>
+      </w:pPr>
+      <w:rPr>
+        <w:rFonts w:ascii="Wingdings" w:hAnsi="Wingdings" w:hint="default"/>
+        <w:sz w:val="20"/>
+      </w:rPr>
+    </w:lvl>
+    <w:lvl w:ilvl="3" w:tentative="1">
+      <w:start w:val="1"/>
+      <w:numFmt w:val="bullet"/>
+      <w:lvlText w:val=""/>
+      <w:lvlJc w:val="left"/>
+      <w:pPr>
+        <w:tabs>
+          <w:tab w:val="num" w:pos="2880"/>
+        </w:tabs>
+        <w:ind w:left="2880" w:hanging="360"/>
+      </w:pPr>
+      <w:rPr>
+        <w:rFonts w:ascii="Wingdings" w:hAnsi="Wingdings" w:hint="default"/>
+        <w:sz w:val="20"/>
+      </w:rPr>
+    </w:lvl>
+    <w:lvl w:ilvl="4" w:tentative="1">
+      <w:start w:val="1"/>
+      <w:numFmt w:val="bullet"/>
+      <w:lvlText w:val=""/>
+      <w:lvlJc w:val="left"/>
+      <w:pPr>
+        <w:tabs>
+          <w:tab w:val="num" w:pos="3600"/>
+        </w:tabs>
+        <w:ind w:left="3600" w:hanging="360"/>
+      </w:pPr>
+      <w:rPr>
+        <w:rFonts w:ascii="Wingdings" w:hAnsi="Wingdings" w:hint="default"/>
+        <w:sz w:val="20"/>
+      </w:rPr>
+    </w:lvl>
+    <w:lvl w:ilvl="5" w:tentative="1">
+      <w:start w:val="1"/>
+      <w:numFmt w:val="bullet"/>
+      <w:lvlText w:val=""/>
+      <w:lvlJc w:val="left"/>
+      <w:pPr>
+        <w:tabs>
+          <w:tab w:val="num" w:pos="4320"/>
+        </w:tabs>
+        <w:ind w:left="4320" w:hanging="360"/>
+      </w:pPr>
+      <w:rPr>
+        <w:rFonts w:ascii="Wingdings" w:hAnsi="Wingdings" w:hint="default"/>
+        <w:sz w:val="20"/>
+      </w:rPr>
+    </w:lvl>
+    <w:lvl w:ilvl="6" w:tentative="1">
+      <w:start w:val="1"/>
+      <w:numFmt w:val="bullet"/>
+      <w:lvlText w:val=""/>
+      <w:lvlJc w:val="left"/>
+      <w:pPr>
+        <w:tabs>
+          <w:tab w:val="num" w:pos="5040"/>
+        </w:tabs>
+        <w:ind w:left="5040" w:hanging="360"/>
+      </w:pPr>
+      <w:rPr>
+        <w:rFonts w:ascii="Wingdings" w:hAnsi="Wingdings" w:hint="default"/>
+        <w:sz w:val="20"/>
+      </w:rPr>
+    </w:lvl>
+    <w:lvl w:ilvl="7" w:tentative="1">
+      <w:start w:val="1"/>
+      <w:numFmt w:val="bullet"/>
+      <w:lvlText w:val=""/>
+      <w:lvlJc w:val="left"/>
+      <w:pPr>
+        <w:tabs>
+          <w:tab w:val="num" w:pos="5760"/>
+        </w:tabs>
+        <w:ind w:left="5760" w:hanging="360"/>
+      </w:pPr>
+      <w:rPr>
+        <w:rFonts w:ascii="Wingdings" w:hAnsi="Wingdings" w:hint="default"/>
+        <w:sz w:val="20"/>
+      </w:rPr>
+    </w:lvl>
+    <w:lvl w:ilvl="8" w:tentative="1">
+      <w:start w:val="1"/>
+      <w:numFmt w:val="bullet"/>
+      <w:lvlText w:val=""/>
+      <w:lvlJc w:val="left"/>
+      <w:pPr>
+        <w:tabs>
+          <w:tab w:val="num" w:pos="6480"/>
+        </w:tabs>
+        <w:ind w:left="6480" w:hanging="360"/>
+      </w:pPr>
+      <w:rPr>
+        <w:rFonts w:ascii="Wingdings" w:hAnsi="Wingdings" w:hint="default"/>
+        <w:sz w:val="20"/>
+      </w:rPr>
+    </w:lvl>
+  </w:abstractNum>
+  <w:abstractNum w:abstractNumId="18" w15:restartNumberingAfterBreak="0">
     <w:nsid w:val="2A257CE9"/>
     <w:multiLevelType w:val="multilevel"/>
     <w:tmpl w:val="7FFC864E"/>
@@ -21155,7 +25404,7 @@
       </w:rPr>
     </w:lvl>
   </w:abstractNum>
-  <w:abstractNum w:abstractNumId="14" w15:restartNumberingAfterBreak="0">
+  <w:abstractNum w:abstractNumId="19" w15:restartNumberingAfterBreak="0">
     <w:nsid w:val="2BCD1655"/>
     <w:multiLevelType w:val="multilevel"/>
     <w:tmpl w:val="D528E12C"/>
@@ -21268,7 +25517,7 @@
       </w:pPr>
     </w:lvl>
   </w:abstractNum>
-  <w:abstractNum w:abstractNumId="15" w15:restartNumberingAfterBreak="0">
+  <w:abstractNum w:abstractNumId="20" w15:restartNumberingAfterBreak="0">
     <w:nsid w:val="2CA74C67"/>
     <w:multiLevelType w:val="multilevel"/>
     <w:tmpl w:val="B0E836A2"/>
@@ -21417,7 +25666,7 @@
       </w:rPr>
     </w:lvl>
   </w:abstractNum>
-  <w:abstractNum w:abstractNumId="16" w15:restartNumberingAfterBreak="0">
+  <w:abstractNum w:abstractNumId="21" w15:restartNumberingAfterBreak="0">
     <w:nsid w:val="2F4A7971"/>
     <w:multiLevelType w:val="multilevel"/>
     <w:tmpl w:val="69381F72"/>
@@ -21566,7 +25815,156 @@
       </w:rPr>
     </w:lvl>
   </w:abstractNum>
-  <w:abstractNum w:abstractNumId="17" w15:restartNumberingAfterBreak="0">
+  <w:abstractNum w:abstractNumId="22" w15:restartNumberingAfterBreak="0">
+    <w:nsid w:val="303A4F0A"/>
+    <w:multiLevelType w:val="multilevel"/>
+    <w:tmpl w:val="E710F370"/>
+    <w:lvl w:ilvl="0">
+      <w:start w:val="1"/>
+      <w:numFmt w:val="bullet"/>
+      <w:lvlText w:val=""/>
+      <w:lvlJc w:val="left"/>
+      <w:pPr>
+        <w:tabs>
+          <w:tab w:val="num" w:pos="720"/>
+        </w:tabs>
+        <w:ind w:left="720" w:hanging="360"/>
+      </w:pPr>
+      <w:rPr>
+        <w:rFonts w:ascii="Symbol" w:hAnsi="Symbol" w:hint="default"/>
+        <w:sz w:val="20"/>
+      </w:rPr>
+    </w:lvl>
+    <w:lvl w:ilvl="1" w:tentative="1">
+      <w:start w:val="1"/>
+      <w:numFmt w:val="bullet"/>
+      <w:lvlText w:val="o"/>
+      <w:lvlJc w:val="left"/>
+      <w:pPr>
+        <w:tabs>
+          <w:tab w:val="num" w:pos="1440"/>
+        </w:tabs>
+        <w:ind w:left="1440" w:hanging="360"/>
+      </w:pPr>
+      <w:rPr>
+        <w:rFonts w:ascii="Courier New" w:hAnsi="Courier New" w:hint="default"/>
+        <w:sz w:val="20"/>
+      </w:rPr>
+    </w:lvl>
+    <w:lvl w:ilvl="2" w:tentative="1">
+      <w:start w:val="1"/>
+      <w:numFmt w:val="bullet"/>
+      <w:lvlText w:val=""/>
+      <w:lvlJc w:val="left"/>
+      <w:pPr>
+        <w:tabs>
+          <w:tab w:val="num" w:pos="2160"/>
+        </w:tabs>
+        <w:ind w:left="2160" w:hanging="360"/>
+      </w:pPr>
+      <w:rPr>
+        <w:rFonts w:ascii="Wingdings" w:hAnsi="Wingdings" w:hint="default"/>
+        <w:sz w:val="20"/>
+      </w:rPr>
+    </w:lvl>
+    <w:lvl w:ilvl="3" w:tentative="1">
+      <w:start w:val="1"/>
+      <w:numFmt w:val="bullet"/>
+      <w:lvlText w:val=""/>
+      <w:lvlJc w:val="left"/>
+      <w:pPr>
+        <w:tabs>
+          <w:tab w:val="num" w:pos="2880"/>
+        </w:tabs>
+        <w:ind w:left="2880" w:hanging="360"/>
+      </w:pPr>
+      <w:rPr>
+        <w:rFonts w:ascii="Wingdings" w:hAnsi="Wingdings" w:hint="default"/>
+        <w:sz w:val="20"/>
+      </w:rPr>
+    </w:lvl>
+    <w:lvl w:ilvl="4" w:tentative="1">
+      <w:start w:val="1"/>
+      <w:numFmt w:val="bullet"/>
+      <w:lvlText w:val=""/>
+      <w:lvlJc w:val="left"/>
+      <w:pPr>
+        <w:tabs>
+          <w:tab w:val="num" w:pos="3600"/>
+        </w:tabs>
+        <w:ind w:left="3600" w:hanging="360"/>
+      </w:pPr>
+      <w:rPr>
+        <w:rFonts w:ascii="Wingdings" w:hAnsi="Wingdings" w:hint="default"/>
+        <w:sz w:val="20"/>
+      </w:rPr>
+    </w:lvl>
+    <w:lvl w:ilvl="5" w:tentative="1">
+      <w:start w:val="1"/>
+      <w:numFmt w:val="bullet"/>
+      <w:lvlText w:val=""/>
+      <w:lvlJc w:val="left"/>
+      <w:pPr>
+        <w:tabs>
+          <w:tab w:val="num" w:pos="4320"/>
+        </w:tabs>
+        <w:ind w:left="4320" w:hanging="360"/>
+      </w:pPr>
+      <w:rPr>
+        <w:rFonts w:ascii="Wingdings" w:hAnsi="Wingdings" w:hint="default"/>
+        <w:sz w:val="20"/>
+      </w:rPr>
+    </w:lvl>
+    <w:lvl w:ilvl="6" w:tentative="1">
+      <w:start w:val="1"/>
+      <w:numFmt w:val="bullet"/>
+      <w:lvlText w:val=""/>
+      <w:lvlJc w:val="left"/>
+      <w:pPr>
+        <w:tabs>
+          <w:tab w:val="num" w:pos="5040"/>
+        </w:tabs>
+        <w:ind w:left="5040" w:hanging="360"/>
+      </w:pPr>
+      <w:rPr>
+        <w:rFonts w:ascii="Wingdings" w:hAnsi="Wingdings" w:hint="default"/>
+        <w:sz w:val="20"/>
+      </w:rPr>
+    </w:lvl>
+    <w:lvl w:ilvl="7" w:tentative="1">
+      <w:start w:val="1"/>
+      <w:numFmt w:val="bullet"/>
+      <w:lvlText w:val=""/>
+      <w:lvlJc w:val="left"/>
+      <w:pPr>
+        <w:tabs>
+          <w:tab w:val="num" w:pos="5760"/>
+        </w:tabs>
+        <w:ind w:left="5760" w:hanging="360"/>
+      </w:pPr>
+      <w:rPr>
+        <w:rFonts w:ascii="Wingdings" w:hAnsi="Wingdings" w:hint="default"/>
+        <w:sz w:val="20"/>
+      </w:rPr>
+    </w:lvl>
+    <w:lvl w:ilvl="8" w:tentative="1">
+      <w:start w:val="1"/>
+      <w:numFmt w:val="bullet"/>
+      <w:lvlText w:val=""/>
+      <w:lvlJc w:val="left"/>
+      <w:pPr>
+        <w:tabs>
+          <w:tab w:val="num" w:pos="6480"/>
+        </w:tabs>
+        <w:ind w:left="6480" w:hanging="360"/>
+      </w:pPr>
+      <w:rPr>
+        <w:rFonts w:ascii="Wingdings" w:hAnsi="Wingdings" w:hint="default"/>
+        <w:sz w:val="20"/>
+      </w:rPr>
+    </w:lvl>
+  </w:abstractNum>
+  <w:abstractNum w:abstractNumId="23" w15:restartNumberingAfterBreak="0">
     <w:nsid w:val="33AD36B4"/>
     <w:multiLevelType w:val="multilevel"/>
     <w:tmpl w:val="8618B450"/>
@@ -21715,7 +26113,7 @@
       </w:rPr>
     </w:lvl>
   </w:abstractNum>
-  <w:abstractNum w:abstractNumId="18" w15:restartNumberingAfterBreak="0">
+  <w:abstractNum w:abstractNumId="24" w15:restartNumberingAfterBreak="0">
     <w:nsid w:val="34363BA5"/>
     <w:multiLevelType w:val="multilevel"/>
     <w:tmpl w:val="D310C1A8"/>
@@ -21864,7 +26262,7 @@
       </w:rPr>
     </w:lvl>
   </w:abstractNum>
-  <w:abstractNum w:abstractNumId="19" w15:restartNumberingAfterBreak="0">
+  <w:abstractNum w:abstractNumId="25" w15:restartNumberingAfterBreak="0">
     <w:nsid w:val="362F5994"/>
     <w:multiLevelType w:val="multilevel"/>
     <w:tmpl w:val="B9F476DC"/>
@@ -22013,7 +26411,7 @@
       </w:rPr>
     </w:lvl>
   </w:abstractNum>
-  <w:abstractNum w:abstractNumId="20" w15:restartNumberingAfterBreak="0">
+  <w:abstractNum w:abstractNumId="26" w15:restartNumberingAfterBreak="0">
     <w:nsid w:val="37894215"/>
     <w:multiLevelType w:val="multilevel"/>
     <w:tmpl w:val="E070CB4C"/>
@@ -22162,7 +26560,7 @@
       </w:rPr>
     </w:lvl>
   </w:abstractNum>
-  <w:abstractNum w:abstractNumId="21" w15:restartNumberingAfterBreak="0">
+  <w:abstractNum w:abstractNumId="27" w15:restartNumberingAfterBreak="0">
     <w:nsid w:val="3CB1004A"/>
     <w:multiLevelType w:val="multilevel"/>
     <w:tmpl w:val="A0A8BC48"/>
@@ -22311,7 +26709,7 @@
       </w:rPr>
     </w:lvl>
   </w:abstractNum>
-  <w:abstractNum w:abstractNumId="22" w15:restartNumberingAfterBreak="0">
+  <w:abstractNum w:abstractNumId="28" w15:restartNumberingAfterBreak="0">
     <w:nsid w:val="3D517A12"/>
     <w:multiLevelType w:val="multilevel"/>
     <w:tmpl w:val="AA284A88"/>
@@ -22460,7 +26858,156 @@
       </w:rPr>
     </w:lvl>
   </w:abstractNum>
-  <w:abstractNum w:abstractNumId="23" w15:restartNumberingAfterBreak="0">
+  <w:abstractNum w:abstractNumId="29" w15:restartNumberingAfterBreak="0">
+    <w:nsid w:val="3E296EC4"/>
+    <w:multiLevelType w:val="multilevel"/>
+    <w:tmpl w:val="4D38BB0C"/>
+    <w:lvl w:ilvl="0">
+      <w:start w:val="1"/>
+      <w:numFmt w:val="bullet"/>
+      <w:lvlText w:val=""/>
+      <w:lvlJc w:val="left"/>
+      <w:pPr>
+        <w:tabs>
+          <w:tab w:val="num" w:pos="720"/>
+        </w:tabs>
+        <w:ind w:left="720" w:hanging="360"/>
+      </w:pPr>
+      <w:rPr>
+        <w:rFonts w:ascii="Symbol" w:hAnsi="Symbol" w:hint="default"/>
+        <w:sz w:val="20"/>
+      </w:rPr>
+    </w:lvl>
+    <w:lvl w:ilvl="1" w:tentative="1">
+      <w:start w:val="1"/>
+      <w:numFmt w:val="bullet"/>
+      <w:lvlText w:val="o"/>
+      <w:lvlJc w:val="left"/>
+      <w:pPr>
+        <w:tabs>
+          <w:tab w:val="num" w:pos="1440"/>
+        </w:tabs>
+        <w:ind w:left="1440" w:hanging="360"/>
+      </w:pPr>
+      <w:rPr>
+        <w:rFonts w:ascii="Courier New" w:hAnsi="Courier New" w:hint="default"/>
+        <w:sz w:val="20"/>
+      </w:rPr>
+    </w:lvl>
+    <w:lvl w:ilvl="2" w:tentative="1">
+      <w:start w:val="1"/>
+      <w:numFmt w:val="bullet"/>
+      <w:lvlText w:val=""/>
+      <w:lvlJc w:val="left"/>
+      <w:pPr>
+        <w:tabs>
+          <w:tab w:val="num" w:pos="2160"/>
+        </w:tabs>
+        <w:ind w:left="2160" w:hanging="360"/>
+      </w:pPr>
+      <w:rPr>
+        <w:rFonts w:ascii="Wingdings" w:hAnsi="Wingdings" w:hint="default"/>
+        <w:sz w:val="20"/>
+      </w:rPr>
+    </w:lvl>
+    <w:lvl w:ilvl="3" w:tentative="1">
+      <w:start w:val="1"/>
+      <w:numFmt w:val="bullet"/>
+      <w:lvlText w:val=""/>
+      <w:lvlJc w:val="left"/>
+      <w:pPr>
+        <w:tabs>
+          <w:tab w:val="num" w:pos="2880"/>
+        </w:tabs>
+        <w:ind w:left="2880" w:hanging="360"/>
+      </w:pPr>
+      <w:rPr>
+        <w:rFonts w:ascii="Wingdings" w:hAnsi="Wingdings" w:hint="default"/>
+        <w:sz w:val="20"/>
+      </w:rPr>
+    </w:lvl>
+    <w:lvl w:ilvl="4" w:tentative="1">
+      <w:start w:val="1"/>
+      <w:numFmt w:val="bullet"/>
+      <w:lvlText w:val=""/>
+      <w:lvlJc w:val="left"/>
+      <w:pPr>
+        <w:tabs>
+          <w:tab w:val="num" w:pos="3600"/>
+        </w:tabs>
+        <w:ind w:left="3600" w:hanging="360"/>
+      </w:pPr>
+      <w:rPr>
+        <w:rFonts w:ascii="Wingdings" w:hAnsi="Wingdings" w:hint="default"/>
+        <w:sz w:val="20"/>
+      </w:rPr>
+    </w:lvl>
+    <w:lvl w:ilvl="5" w:tentative="1">
+      <w:start w:val="1"/>
+      <w:numFmt w:val="bullet"/>
+      <w:lvlText w:val=""/>
+      <w:lvlJc w:val="left"/>
+      <w:pPr>
+        <w:tabs>
+          <w:tab w:val="num" w:pos="4320"/>
+        </w:tabs>
+        <w:ind w:left="4320" w:hanging="360"/>
+      </w:pPr>
+      <w:rPr>
+        <w:rFonts w:ascii="Wingdings" w:hAnsi="Wingdings" w:hint="default"/>
+        <w:sz w:val="20"/>
+      </w:rPr>
+    </w:lvl>
+    <w:lvl w:ilvl="6" w:tentative="1">
+      <w:start w:val="1"/>
+      <w:numFmt w:val="bullet"/>
+      <w:lvlText w:val=""/>
+      <w:lvlJc w:val="left"/>
+      <w:pPr>
+        <w:tabs>
+          <w:tab w:val="num" w:pos="5040"/>
+        </w:tabs>
+        <w:ind w:left="5040" w:hanging="360"/>
+      </w:pPr>
+      <w:rPr>
+        <w:rFonts w:ascii="Wingdings" w:hAnsi="Wingdings" w:hint="default"/>
+        <w:sz w:val="20"/>
+      </w:rPr>
+    </w:lvl>
+    <w:lvl w:ilvl="7" w:tentative="1">
+      <w:start w:val="1"/>
+      <w:numFmt w:val="bullet"/>
+      <w:lvlText w:val=""/>
+      <w:lvlJc w:val="left"/>
+      <w:pPr>
+        <w:tabs>
+          <w:tab w:val="num" w:pos="5760"/>
+        </w:tabs>
+        <w:ind w:left="5760" w:hanging="360"/>
+      </w:pPr>
+      <w:rPr>
+        <w:rFonts w:ascii="Wingdings" w:hAnsi="Wingdings" w:hint="default"/>
+        <w:sz w:val="20"/>
+      </w:rPr>
+    </w:lvl>
+    <w:lvl w:ilvl="8" w:tentative="1">
+      <w:start w:val="1"/>
+      <w:numFmt w:val="bullet"/>
+      <w:lvlText w:val=""/>
+      <w:lvlJc w:val="left"/>
+      <w:pPr>
+        <w:tabs>
+          <w:tab w:val="num" w:pos="6480"/>
+        </w:tabs>
+        <w:ind w:left="6480" w:hanging="360"/>
+      </w:pPr>
+      <w:rPr>
+        <w:rFonts w:ascii="Wingdings" w:hAnsi="Wingdings" w:hint="default"/>
+        <w:sz w:val="20"/>
+      </w:rPr>
+    </w:lvl>
+  </w:abstractNum>
+  <w:abstractNum w:abstractNumId="30" w15:restartNumberingAfterBreak="0">
     <w:nsid w:val="3E5A3567"/>
     <w:multiLevelType w:val="multilevel"/>
     <w:tmpl w:val="CD4C605E"/>
@@ -22609,7 +27156,7 @@
       </w:rPr>
     </w:lvl>
   </w:abstractNum>
-  <w:abstractNum w:abstractNumId="24" w15:restartNumberingAfterBreak="0">
+  <w:abstractNum w:abstractNumId="31" w15:restartNumberingAfterBreak="0">
     <w:nsid w:val="40B81CB4"/>
     <w:multiLevelType w:val="multilevel"/>
     <w:tmpl w:val="ACCA75EC"/>
@@ -22758,7 +27305,7 @@
       </w:rPr>
     </w:lvl>
   </w:abstractNum>
-  <w:abstractNum w:abstractNumId="25" w15:restartNumberingAfterBreak="0">
+  <w:abstractNum w:abstractNumId="32" w15:restartNumberingAfterBreak="0">
     <w:nsid w:val="416C143B"/>
     <w:multiLevelType w:val="multilevel"/>
     <w:tmpl w:val="A490CC80"/>
@@ -22871,7 +27418,7 @@
       </w:pPr>
     </w:lvl>
   </w:abstractNum>
-  <w:abstractNum w:abstractNumId="26" w15:restartNumberingAfterBreak="0">
+  <w:abstractNum w:abstractNumId="33" w15:restartNumberingAfterBreak="0">
     <w:nsid w:val="44D25C78"/>
     <w:multiLevelType w:val="multilevel"/>
     <w:tmpl w:val="504CEE1E"/>
@@ -23020,7 +27567,7 @@
       </w:rPr>
     </w:lvl>
   </w:abstractNum>
-  <w:abstractNum w:abstractNumId="27" w15:restartNumberingAfterBreak="0">
+  <w:abstractNum w:abstractNumId="34" w15:restartNumberingAfterBreak="0">
     <w:nsid w:val="459D4FAD"/>
     <w:multiLevelType w:val="multilevel"/>
     <w:tmpl w:val="AC72FD1E"/>
@@ -23169,7 +27716,7 @@
       </w:rPr>
     </w:lvl>
   </w:abstractNum>
-  <w:abstractNum w:abstractNumId="28" w15:restartNumberingAfterBreak="0">
+  <w:abstractNum w:abstractNumId="35" w15:restartNumberingAfterBreak="0">
     <w:nsid w:val="45EA7814"/>
     <w:multiLevelType w:val="multilevel"/>
     <w:tmpl w:val="CD5CFA72"/>
@@ -23318,7 +27865,156 @@
       </w:rPr>
     </w:lvl>
   </w:abstractNum>
-  <w:abstractNum w:abstractNumId="29" w15:restartNumberingAfterBreak="0">
+  <w:abstractNum w:abstractNumId="36" w15:restartNumberingAfterBreak="0">
+    <w:nsid w:val="463819D9"/>
+    <w:multiLevelType w:val="multilevel"/>
+    <w:tmpl w:val="8DA80D92"/>
+    <w:lvl w:ilvl="0">
+      <w:start w:val="1"/>
+      <w:numFmt w:val="bullet"/>
+      <w:lvlText w:val=""/>
+      <w:lvlJc w:val="left"/>
+      <w:pPr>
+        <w:tabs>
+          <w:tab w:val="num" w:pos="720"/>
+        </w:tabs>
+        <w:ind w:left="720" w:hanging="360"/>
+      </w:pPr>
+      <w:rPr>
+        <w:rFonts w:ascii="Symbol" w:hAnsi="Symbol" w:hint="default"/>
+        <w:sz w:val="20"/>
+      </w:rPr>
+    </w:lvl>
+    <w:lvl w:ilvl="1" w:tentative="1">
+      <w:start w:val="1"/>
+      <w:numFmt w:val="bullet"/>
+      <w:lvlText w:val="o"/>
+      <w:lvlJc w:val="left"/>
+      <w:pPr>
+        <w:tabs>
+          <w:tab w:val="num" w:pos="1440"/>
+        </w:tabs>
+        <w:ind w:left="1440" w:hanging="360"/>
+      </w:pPr>
+      <w:rPr>
+        <w:rFonts w:ascii="Courier New" w:hAnsi="Courier New" w:hint="default"/>
+        <w:sz w:val="20"/>
+      </w:rPr>
+    </w:lvl>
+    <w:lvl w:ilvl="2" w:tentative="1">
+      <w:start w:val="1"/>
+      <w:numFmt w:val="bullet"/>
+      <w:lvlText w:val=""/>
+      <w:lvlJc w:val="left"/>
+      <w:pPr>
+        <w:tabs>
+          <w:tab w:val="num" w:pos="2160"/>
+        </w:tabs>
+        <w:ind w:left="2160" w:hanging="360"/>
+      </w:pPr>
+      <w:rPr>
+        <w:rFonts w:ascii="Wingdings" w:hAnsi="Wingdings" w:hint="default"/>
+        <w:sz w:val="20"/>
+      </w:rPr>
+    </w:lvl>
+    <w:lvl w:ilvl="3" w:tentative="1">
+      <w:start w:val="1"/>
+      <w:numFmt w:val="bullet"/>
+      <w:lvlText w:val=""/>
+      <w:lvlJc w:val="left"/>
+      <w:pPr>
+        <w:tabs>
+          <w:tab w:val="num" w:pos="2880"/>
+        </w:tabs>
+        <w:ind w:left="2880" w:hanging="360"/>
+      </w:pPr>
+      <w:rPr>
+        <w:rFonts w:ascii="Wingdings" w:hAnsi="Wingdings" w:hint="default"/>
+        <w:sz w:val="20"/>
+      </w:rPr>
+    </w:lvl>
+    <w:lvl w:ilvl="4" w:tentative="1">
+      <w:start w:val="1"/>
+      <w:numFmt w:val="bullet"/>
+      <w:lvlText w:val=""/>
+      <w:lvlJc w:val="left"/>
+      <w:pPr>
+        <w:tabs>
+          <w:tab w:val="num" w:pos="3600"/>
+        </w:tabs>
+        <w:ind w:left="3600" w:hanging="360"/>
+      </w:pPr>
+      <w:rPr>
+        <w:rFonts w:ascii="Wingdings" w:hAnsi="Wingdings" w:hint="default"/>
+        <w:sz w:val="20"/>
+      </w:rPr>
+    </w:lvl>
+    <w:lvl w:ilvl="5" w:tentative="1">
+      <w:start w:val="1"/>
+      <w:numFmt w:val="bullet"/>
+      <w:lvlText w:val=""/>
+      <w:lvlJc w:val="left"/>
+      <w:pPr>
+        <w:tabs>
+          <w:tab w:val="num" w:pos="4320"/>
+        </w:tabs>
+        <w:ind w:left="4320" w:hanging="360"/>
+      </w:pPr>
+      <w:rPr>
+        <w:rFonts w:ascii="Wingdings" w:hAnsi="Wingdings" w:hint="default"/>
+        <w:sz w:val="20"/>
+      </w:rPr>
+    </w:lvl>
+    <w:lvl w:ilvl="6" w:tentative="1">
+      <w:start w:val="1"/>
+      <w:numFmt w:val="bullet"/>
+      <w:lvlText w:val=""/>
+      <w:lvlJc w:val="left"/>
+      <w:pPr>
+        <w:tabs>
+          <w:tab w:val="num" w:pos="5040"/>
+        </w:tabs>
+        <w:ind w:left="5040" w:hanging="360"/>
+      </w:pPr>
+      <w:rPr>
+        <w:rFonts w:ascii="Wingdings" w:hAnsi="Wingdings" w:hint="default"/>
+        <w:sz w:val="20"/>
+      </w:rPr>
+    </w:lvl>
+    <w:lvl w:ilvl="7" w:tentative="1">
+      <w:start w:val="1"/>
+      <w:numFmt w:val="bullet"/>
+      <w:lvlText w:val=""/>
+      <w:lvlJc w:val="left"/>
+      <w:pPr>
+        <w:tabs>
+          <w:tab w:val="num" w:pos="5760"/>
+        </w:tabs>
+        <w:ind w:left="5760" w:hanging="360"/>
+      </w:pPr>
+      <w:rPr>
+        <w:rFonts w:ascii="Wingdings" w:hAnsi="Wingdings" w:hint="default"/>
+        <w:sz w:val="20"/>
+      </w:rPr>
+    </w:lvl>
+    <w:lvl w:ilvl="8" w:tentative="1">
+      <w:start w:val="1"/>
+      <w:numFmt w:val="bullet"/>
+      <w:lvlText w:val=""/>
+      <w:lvlJc w:val="left"/>
+      <w:pPr>
+        <w:tabs>
+          <w:tab w:val="num" w:pos="6480"/>
+        </w:tabs>
+        <w:ind w:left="6480" w:hanging="360"/>
+      </w:pPr>
+      <w:rPr>
+        <w:rFonts w:ascii="Wingdings" w:hAnsi="Wingdings" w:hint="default"/>
+        <w:sz w:val="20"/>
+      </w:rPr>
+    </w:lvl>
+  </w:abstractNum>
+  <w:abstractNum w:abstractNumId="37" w15:restartNumberingAfterBreak="0">
     <w:nsid w:val="47636E71"/>
     <w:multiLevelType w:val="multilevel"/>
     <w:tmpl w:val="541E53F8"/>
@@ -23467,7 +28163,7 @@
       </w:rPr>
     </w:lvl>
   </w:abstractNum>
-  <w:abstractNum w:abstractNumId="30" w15:restartNumberingAfterBreak="0">
+  <w:abstractNum w:abstractNumId="38" w15:restartNumberingAfterBreak="0">
     <w:nsid w:val="49370126"/>
     <w:multiLevelType w:val="multilevel"/>
     <w:tmpl w:val="812CD2C4"/>
@@ -23616,7 +28312,7 @@
       </w:rPr>
     </w:lvl>
   </w:abstractNum>
-  <w:abstractNum w:abstractNumId="31" w15:restartNumberingAfterBreak="0">
+  <w:abstractNum w:abstractNumId="39" w15:restartNumberingAfterBreak="0">
     <w:nsid w:val="4BC17CB8"/>
     <w:multiLevelType w:val="multilevel"/>
     <w:tmpl w:val="E95E61CE"/>
@@ -23765,7 +28461,7 @@
       </w:rPr>
     </w:lvl>
   </w:abstractNum>
-  <w:abstractNum w:abstractNumId="32" w15:restartNumberingAfterBreak="0">
+  <w:abstractNum w:abstractNumId="40" w15:restartNumberingAfterBreak="0">
     <w:nsid w:val="4DE045C7"/>
     <w:multiLevelType w:val="multilevel"/>
     <w:tmpl w:val="4198C9D8"/>
@@ -23914,7 +28610,7 @@
       </w:rPr>
     </w:lvl>
   </w:abstractNum>
-  <w:abstractNum w:abstractNumId="33" w15:restartNumberingAfterBreak="0">
+  <w:abstractNum w:abstractNumId="41" w15:restartNumberingAfterBreak="0">
     <w:nsid w:val="4EF000F3"/>
     <w:multiLevelType w:val="multilevel"/>
     <w:tmpl w:val="15F81B0C"/>
@@ -24063,7 +28759,7 @@
       </w:rPr>
     </w:lvl>
   </w:abstractNum>
-  <w:abstractNum w:abstractNumId="34" w15:restartNumberingAfterBreak="0">
+  <w:abstractNum w:abstractNumId="42" w15:restartNumberingAfterBreak="0">
     <w:nsid w:val="4F4E365F"/>
     <w:multiLevelType w:val="multilevel"/>
     <w:tmpl w:val="33326D42"/>
@@ -24212,7 +28908,7 @@
       </w:rPr>
     </w:lvl>
   </w:abstractNum>
-  <w:abstractNum w:abstractNumId="35" w15:restartNumberingAfterBreak="0">
+  <w:abstractNum w:abstractNumId="43" w15:restartNumberingAfterBreak="0">
     <w:nsid w:val="509946A6"/>
     <w:multiLevelType w:val="multilevel"/>
     <w:tmpl w:val="2E2A63E8"/>
@@ -24361,7 +29057,7 @@
       </w:rPr>
     </w:lvl>
   </w:abstractNum>
-  <w:abstractNum w:abstractNumId="36" w15:restartNumberingAfterBreak="0">
+  <w:abstractNum w:abstractNumId="44" w15:restartNumberingAfterBreak="0">
     <w:nsid w:val="53327E05"/>
     <w:multiLevelType w:val="multilevel"/>
     <w:tmpl w:val="D0DE5340"/>
@@ -24510,7 +29206,7 @@
       </w:rPr>
     </w:lvl>
   </w:abstractNum>
-  <w:abstractNum w:abstractNumId="37" w15:restartNumberingAfterBreak="0">
+  <w:abstractNum w:abstractNumId="45" w15:restartNumberingAfterBreak="0">
     <w:nsid w:val="543653FD"/>
     <w:multiLevelType w:val="multilevel"/>
     <w:tmpl w:val="AC74588C"/>
@@ -24659,7 +29355,7 @@
       </w:rPr>
     </w:lvl>
   </w:abstractNum>
-  <w:abstractNum w:abstractNumId="38" w15:restartNumberingAfterBreak="0">
+  <w:abstractNum w:abstractNumId="46" w15:restartNumberingAfterBreak="0">
     <w:nsid w:val="58322C09"/>
     <w:multiLevelType w:val="multilevel"/>
     <w:tmpl w:val="1BE470D6"/>
@@ -24808,7 +29504,7 @@
       </w:rPr>
     </w:lvl>
   </w:abstractNum>
-  <w:abstractNum w:abstractNumId="39" w15:restartNumberingAfterBreak="0">
+  <w:abstractNum w:abstractNumId="47" w15:restartNumberingAfterBreak="0">
     <w:nsid w:val="5B7D1AE1"/>
     <w:multiLevelType w:val="multilevel"/>
     <w:tmpl w:val="E49CB3F6"/>
@@ -24957,7 +29653,7 @@
       </w:rPr>
     </w:lvl>
   </w:abstractNum>
-  <w:abstractNum w:abstractNumId="40" w15:restartNumberingAfterBreak="0">
+  <w:abstractNum w:abstractNumId="48" w15:restartNumberingAfterBreak="0">
     <w:nsid w:val="5BFE682D"/>
     <w:multiLevelType w:val="multilevel"/>
     <w:tmpl w:val="C51AFEE6"/>
@@ -25070,7 +29766,7 @@
       </w:pPr>
     </w:lvl>
   </w:abstractNum>
-  <w:abstractNum w:abstractNumId="41" w15:restartNumberingAfterBreak="0">
+  <w:abstractNum w:abstractNumId="49" w15:restartNumberingAfterBreak="0">
     <w:nsid w:val="5DD1619D"/>
     <w:multiLevelType w:val="multilevel"/>
     <w:tmpl w:val="3F4CC274"/>
@@ -25219,7 +29915,7 @@
       </w:rPr>
     </w:lvl>
   </w:abstractNum>
-  <w:abstractNum w:abstractNumId="42" w15:restartNumberingAfterBreak="0">
+  <w:abstractNum w:abstractNumId="50" w15:restartNumberingAfterBreak="0">
     <w:nsid w:val="5F10462E"/>
     <w:multiLevelType w:val="multilevel"/>
     <w:tmpl w:val="0B087718"/>
@@ -25368,7 +30064,7 @@
       </w:rPr>
     </w:lvl>
   </w:abstractNum>
-  <w:abstractNum w:abstractNumId="43" w15:restartNumberingAfterBreak="0">
+  <w:abstractNum w:abstractNumId="51" w15:restartNumberingAfterBreak="0">
     <w:nsid w:val="60A01896"/>
     <w:multiLevelType w:val="multilevel"/>
     <w:tmpl w:val="E5101D8E"/>
@@ -25517,7 +30213,7 @@
       </w:rPr>
     </w:lvl>
   </w:abstractNum>
-  <w:abstractNum w:abstractNumId="44" w15:restartNumberingAfterBreak="0">
+  <w:abstractNum w:abstractNumId="52" w15:restartNumberingAfterBreak="0">
     <w:nsid w:val="61182B20"/>
     <w:multiLevelType w:val="multilevel"/>
     <w:tmpl w:val="38C2C2E4"/>
@@ -25666,7 +30362,7 @@
       </w:rPr>
     </w:lvl>
   </w:abstractNum>
-  <w:abstractNum w:abstractNumId="45" w15:restartNumberingAfterBreak="0">
+  <w:abstractNum w:abstractNumId="53" w15:restartNumberingAfterBreak="0">
     <w:nsid w:val="616115E4"/>
     <w:multiLevelType w:val="multilevel"/>
     <w:tmpl w:val="EF3E9EEE"/>
@@ -25815,7 +30511,7 @@
       </w:rPr>
     </w:lvl>
   </w:abstractNum>
-  <w:abstractNum w:abstractNumId="46" w15:restartNumberingAfterBreak="0">
+  <w:abstractNum w:abstractNumId="54" w15:restartNumberingAfterBreak="0">
     <w:nsid w:val="61BB0BB5"/>
     <w:multiLevelType w:val="multilevel"/>
     <w:tmpl w:val="C646261A"/>
@@ -25928,7 +30624,7 @@
       </w:pPr>
     </w:lvl>
   </w:abstractNum>
-  <w:abstractNum w:abstractNumId="47" w15:restartNumberingAfterBreak="0">
+  <w:abstractNum w:abstractNumId="55" w15:restartNumberingAfterBreak="0">
     <w:nsid w:val="63DB1329"/>
     <w:multiLevelType w:val="multilevel"/>
     <w:tmpl w:val="A1C0D3C8"/>
@@ -26077,7 +30773,7 @@
       </w:rPr>
     </w:lvl>
   </w:abstractNum>
-  <w:abstractNum w:abstractNumId="48" w15:restartNumberingAfterBreak="0">
+  <w:abstractNum w:abstractNumId="56" w15:restartNumberingAfterBreak="0">
     <w:nsid w:val="658B5802"/>
     <w:multiLevelType w:val="multilevel"/>
     <w:tmpl w:val="30BCE65C"/>
@@ -26226,7 +30922,7 @@
       </w:rPr>
     </w:lvl>
   </w:abstractNum>
-  <w:abstractNum w:abstractNumId="49" w15:restartNumberingAfterBreak="0">
+  <w:abstractNum w:abstractNumId="57" w15:restartNumberingAfterBreak="0">
     <w:nsid w:val="664B07CD"/>
     <w:multiLevelType w:val="multilevel"/>
     <w:tmpl w:val="F63CF3DE"/>
@@ -26339,7 +31035,7 @@
       </w:pPr>
     </w:lvl>
   </w:abstractNum>
-  <w:abstractNum w:abstractNumId="50" w15:restartNumberingAfterBreak="0">
+  <w:abstractNum w:abstractNumId="58" w15:restartNumberingAfterBreak="0">
     <w:nsid w:val="6779614D"/>
     <w:multiLevelType w:val="multilevel"/>
     <w:tmpl w:val="FE5EED0E"/>
@@ -26488,7 +31184,7 @@
       </w:rPr>
     </w:lvl>
   </w:abstractNum>
-  <w:abstractNum w:abstractNumId="51" w15:restartNumberingAfterBreak="0">
+  <w:abstractNum w:abstractNumId="59" w15:restartNumberingAfterBreak="0">
     <w:nsid w:val="67BF61E8"/>
     <w:multiLevelType w:val="multilevel"/>
     <w:tmpl w:val="79E6019E"/>
@@ -26637,7 +31333,7 @@
       </w:rPr>
     </w:lvl>
   </w:abstractNum>
-  <w:abstractNum w:abstractNumId="52" w15:restartNumberingAfterBreak="0">
+  <w:abstractNum w:abstractNumId="60" w15:restartNumberingAfterBreak="0">
     <w:nsid w:val="67CB3153"/>
     <w:multiLevelType w:val="multilevel"/>
     <w:tmpl w:val="E4DC70F4"/>
@@ -26786,7 +31482,7 @@
       </w:rPr>
     </w:lvl>
   </w:abstractNum>
-  <w:abstractNum w:abstractNumId="53" w15:restartNumberingAfterBreak="0">
+  <w:abstractNum w:abstractNumId="61" w15:restartNumberingAfterBreak="0">
     <w:nsid w:val="69FA61A6"/>
     <w:multiLevelType w:val="multilevel"/>
     <w:tmpl w:val="B2480B28"/>
@@ -26935,7 +31631,7 @@
       </w:rPr>
     </w:lvl>
   </w:abstractNum>
-  <w:abstractNum w:abstractNumId="54" w15:restartNumberingAfterBreak="0">
+  <w:abstractNum w:abstractNumId="62" w15:restartNumberingAfterBreak="0">
     <w:nsid w:val="6C2517D3"/>
     <w:multiLevelType w:val="multilevel"/>
     <w:tmpl w:val="72EC6CB6"/>
@@ -27048,7 +31744,7 @@
       </w:pPr>
     </w:lvl>
   </w:abstractNum>
-  <w:abstractNum w:abstractNumId="55" w15:restartNumberingAfterBreak="0">
+  <w:abstractNum w:abstractNumId="63" w15:restartNumberingAfterBreak="0">
     <w:nsid w:val="6C695011"/>
     <w:multiLevelType w:val="multilevel"/>
     <w:tmpl w:val="D32604DE"/>
@@ -27161,7 +31857,7 @@
       </w:pPr>
     </w:lvl>
   </w:abstractNum>
-  <w:abstractNum w:abstractNumId="56" w15:restartNumberingAfterBreak="0">
+  <w:abstractNum w:abstractNumId="64" w15:restartNumberingAfterBreak="0">
     <w:nsid w:val="6DBB7984"/>
     <w:multiLevelType w:val="multilevel"/>
     <w:tmpl w:val="36A6D0E0"/>
@@ -27310,7 +32006,7 @@
       </w:rPr>
     </w:lvl>
   </w:abstractNum>
-  <w:abstractNum w:abstractNumId="57" w15:restartNumberingAfterBreak="0">
+  <w:abstractNum w:abstractNumId="65" w15:restartNumberingAfterBreak="0">
     <w:nsid w:val="713F43A0"/>
     <w:multiLevelType w:val="multilevel"/>
     <w:tmpl w:val="4D647C3E"/>
@@ -27459,7 +32155,7 @@
       </w:rPr>
     </w:lvl>
   </w:abstractNum>
-  <w:abstractNum w:abstractNumId="58" w15:restartNumberingAfterBreak="0">
+  <w:abstractNum w:abstractNumId="66" w15:restartNumberingAfterBreak="0">
     <w:nsid w:val="744D6E50"/>
     <w:multiLevelType w:val="multilevel"/>
     <w:tmpl w:val="6FAA46BE"/>
@@ -27608,7 +32304,7 @@
       </w:rPr>
     </w:lvl>
   </w:abstractNum>
-  <w:abstractNum w:abstractNumId="59" w15:restartNumberingAfterBreak="0">
+  <w:abstractNum w:abstractNumId="67" w15:restartNumberingAfterBreak="0">
     <w:nsid w:val="75213D67"/>
     <w:multiLevelType w:val="multilevel"/>
     <w:tmpl w:val="97FC300A"/>
@@ -27757,7 +32453,7 @@
       </w:rPr>
     </w:lvl>
   </w:abstractNum>
-  <w:abstractNum w:abstractNumId="60" w15:restartNumberingAfterBreak="0">
+  <w:abstractNum w:abstractNumId="68" w15:restartNumberingAfterBreak="0">
     <w:nsid w:val="76881BE0"/>
     <w:multiLevelType w:val="multilevel"/>
     <w:tmpl w:val="4B58DC36"/>
@@ -27906,7 +32602,7 @@
       </w:rPr>
     </w:lvl>
   </w:abstractNum>
-  <w:abstractNum w:abstractNumId="61" w15:restartNumberingAfterBreak="0">
+  <w:abstractNum w:abstractNumId="69" w15:restartNumberingAfterBreak="0">
     <w:nsid w:val="775142B2"/>
     <w:multiLevelType w:val="multilevel"/>
     <w:tmpl w:val="E6E6A0DC"/>
@@ -28055,7 +32751,7 @@
       </w:rPr>
     </w:lvl>
   </w:abstractNum>
-  <w:abstractNum w:abstractNumId="62" w15:restartNumberingAfterBreak="0">
+  <w:abstractNum w:abstractNumId="70" w15:restartNumberingAfterBreak="0">
     <w:nsid w:val="785C351D"/>
     <w:multiLevelType w:val="multilevel"/>
     <w:tmpl w:val="CB7E3DFA"/>
@@ -28204,7 +32900,7 @@
       </w:rPr>
     </w:lvl>
   </w:abstractNum>
-  <w:abstractNum w:abstractNumId="63" w15:restartNumberingAfterBreak="0">
+  <w:abstractNum w:abstractNumId="71" w15:restartNumberingAfterBreak="0">
     <w:nsid w:val="78F40E3D"/>
     <w:multiLevelType w:val="multilevel"/>
     <w:tmpl w:val="B7DCE5B2"/>
@@ -28353,7 +33049,7 @@
       </w:rPr>
     </w:lvl>
   </w:abstractNum>
-  <w:abstractNum w:abstractNumId="64" w15:restartNumberingAfterBreak="0">
+  <w:abstractNum w:abstractNumId="72" w15:restartNumberingAfterBreak="0">
     <w:nsid w:val="79A6201D"/>
     <w:multiLevelType w:val="multilevel"/>
     <w:tmpl w:val="738ADB4A"/>
@@ -28502,7 +33198,7 @@
       </w:rPr>
     </w:lvl>
   </w:abstractNum>
-  <w:abstractNum w:abstractNumId="65" w15:restartNumberingAfterBreak="0">
+  <w:abstractNum w:abstractNumId="73" w15:restartNumberingAfterBreak="0">
     <w:nsid w:val="7BD0328D"/>
     <w:multiLevelType w:val="multilevel"/>
     <w:tmpl w:val="0B9CAC3C"/>
@@ -28651,7 +33347,7 @@
       </w:rPr>
     </w:lvl>
   </w:abstractNum>
-  <w:abstractNum w:abstractNumId="66" w15:restartNumberingAfterBreak="0">
+  <w:abstractNum w:abstractNumId="74" w15:restartNumberingAfterBreak="0">
     <w:nsid w:val="7EF67BDE"/>
     <w:multiLevelType w:val="multilevel"/>
     <w:tmpl w:val="A8741B32"/>
@@ -28764,7 +33460,156 @@
       </w:pPr>
     </w:lvl>
   </w:abstractNum>
-  <w:abstractNum w:abstractNumId="67" w15:restartNumberingAfterBreak="0">
+  <w:abstractNum w:abstractNumId="75" w15:restartNumberingAfterBreak="0">
+    <w:nsid w:val="7F466DB6"/>
+    <w:multiLevelType w:val="multilevel"/>
+    <w:tmpl w:val="50042A80"/>
+    <w:lvl w:ilvl="0">
+      <w:start w:val="1"/>
+      <w:numFmt w:val="bullet"/>
+      <w:lvlText w:val=""/>
+      <w:lvlJc w:val="left"/>
+      <w:pPr>
+        <w:tabs>
+          <w:tab w:val="num" w:pos="720"/>
+        </w:tabs>
+        <w:ind w:left="720" w:hanging="360"/>
+      </w:pPr>
+      <w:rPr>
+        <w:rFonts w:ascii="Symbol" w:hAnsi="Symbol" w:hint="default"/>
+        <w:sz w:val="20"/>
+      </w:rPr>
+    </w:lvl>
+    <w:lvl w:ilvl="1" w:tentative="1">
+      <w:start w:val="1"/>
+      <w:numFmt w:val="bullet"/>
+      <w:lvlText w:val="o"/>
+      <w:lvlJc w:val="left"/>
+      <w:pPr>
+        <w:tabs>
+          <w:tab w:val="num" w:pos="1440"/>
+        </w:tabs>
+        <w:ind w:left="1440" w:hanging="360"/>
+      </w:pPr>
+      <w:rPr>
+        <w:rFonts w:ascii="Courier New" w:hAnsi="Courier New" w:hint="default"/>
+        <w:sz w:val="20"/>
+      </w:rPr>
+    </w:lvl>
+    <w:lvl w:ilvl="2" w:tentative="1">
+      <w:start w:val="1"/>
+      <w:numFmt w:val="bullet"/>
+      <w:lvlText w:val=""/>
+      <w:lvlJc w:val="left"/>
+      <w:pPr>
+        <w:tabs>
+          <w:tab w:val="num" w:pos="2160"/>
+        </w:tabs>
+        <w:ind w:left="2160" w:hanging="360"/>
+      </w:pPr>
+      <w:rPr>
+        <w:rFonts w:ascii="Wingdings" w:hAnsi="Wingdings" w:hint="default"/>
+        <w:sz w:val="20"/>
+      </w:rPr>
+    </w:lvl>
+    <w:lvl w:ilvl="3" w:tentative="1">
+      <w:start w:val="1"/>
+      <w:numFmt w:val="bullet"/>
+      <w:lvlText w:val=""/>
+      <w:lvlJc w:val="left"/>
+      <w:pPr>
+        <w:tabs>
+          <w:tab w:val="num" w:pos="2880"/>
+        </w:tabs>
+        <w:ind w:left="2880" w:hanging="360"/>
+      </w:pPr>
+      <w:rPr>
+        <w:rFonts w:ascii="Wingdings" w:hAnsi="Wingdings" w:hint="default"/>
+        <w:sz w:val="20"/>
+      </w:rPr>
+    </w:lvl>
+    <w:lvl w:ilvl="4" w:tentative="1">
+      <w:start w:val="1"/>
+      <w:numFmt w:val="bullet"/>
+      <w:lvlText w:val=""/>
+      <w:lvlJc w:val="left"/>
+      <w:pPr>
+        <w:tabs>
+          <w:tab w:val="num" w:pos="3600"/>
+        </w:tabs>
+        <w:ind w:left="3600" w:hanging="360"/>
+      </w:pPr>
+      <w:rPr>
+        <w:rFonts w:ascii="Wingdings" w:hAnsi="Wingdings" w:hint="default"/>
+        <w:sz w:val="20"/>
+      </w:rPr>
+    </w:lvl>
+    <w:lvl w:ilvl="5" w:tentative="1">
+      <w:start w:val="1"/>
+      <w:numFmt w:val="bullet"/>
+      <w:lvlText w:val=""/>
+      <w:lvlJc w:val="left"/>
+      <w:pPr>
+        <w:tabs>
+          <w:tab w:val="num" w:pos="4320"/>
+        </w:tabs>
+        <w:ind w:left="4320" w:hanging="360"/>
+      </w:pPr>
+      <w:rPr>
+        <w:rFonts w:ascii="Wingdings" w:hAnsi="Wingdings" w:hint="default"/>
+        <w:sz w:val="20"/>
+      </w:rPr>
+    </w:lvl>
+    <w:lvl w:ilvl="6" w:tentative="1">
+      <w:start w:val="1"/>
+      <w:numFmt w:val="bullet"/>
+      <w:lvlText w:val=""/>
+      <w:lvlJc w:val="left"/>
+      <w:pPr>
+        <w:tabs>
+          <w:tab w:val="num" w:pos="5040"/>
+        </w:tabs>
+        <w:ind w:left="5040" w:hanging="360"/>
+      </w:pPr>
+      <w:rPr>
+        <w:rFonts w:ascii="Wingdings" w:hAnsi="Wingdings" w:hint="default"/>
+        <w:sz w:val="20"/>
+      </w:rPr>
+    </w:lvl>
+    <w:lvl w:ilvl="7" w:tentative="1">
+      <w:start w:val="1"/>
+      <w:numFmt w:val="bullet"/>
+      <w:lvlText w:val=""/>
+      <w:lvlJc w:val="left"/>
+      <w:pPr>
+        <w:tabs>
+          <w:tab w:val="num" w:pos="5760"/>
+        </w:tabs>
+        <w:ind w:left="5760" w:hanging="360"/>
+      </w:pPr>
+      <w:rPr>
+        <w:rFonts w:ascii="Wingdings" w:hAnsi="Wingdings" w:hint="default"/>
+        <w:sz w:val="20"/>
+      </w:rPr>
+    </w:lvl>
+    <w:lvl w:ilvl="8" w:tentative="1">
+      <w:start w:val="1"/>
+      <w:numFmt w:val="bullet"/>
+      <w:lvlText w:val=""/>
+      <w:lvlJc w:val="left"/>
+      <w:pPr>
+        <w:tabs>
+          <w:tab w:val="num" w:pos="6480"/>
+        </w:tabs>
+        <w:ind w:left="6480" w:hanging="360"/>
+      </w:pPr>
+      <w:rPr>
+        <w:rFonts w:ascii="Wingdings" w:hAnsi="Wingdings" w:hint="default"/>
+        <w:sz w:val="20"/>
+      </w:rPr>
+    </w:lvl>
+  </w:abstractNum>
+  <w:abstractNum w:abstractNumId="76" w15:restartNumberingAfterBreak="0">
     <w:nsid w:val="7FEC5981"/>
     <w:multiLevelType w:val="multilevel"/>
     <w:tmpl w:val="C4300122"/>
@@ -28914,100 +33759,100 @@
     </w:lvl>
   </w:abstractNum>
   <w:num w:numId="1" w16cid:durableId="1108551393">
-    <w:abstractNumId w:val="45"/>
+    <w:abstractNumId w:val="53"/>
   </w:num>
   <w:num w:numId="2" w16cid:durableId="2119444536">
-    <w:abstractNumId w:val="46"/>
+    <w:abstractNumId w:val="54"/>
   </w:num>
   <w:num w:numId="3" w16cid:durableId="588319695">
-    <w:abstractNumId w:val="11"/>
+    <w:abstractNumId w:val="15"/>
   </w:num>
   <w:num w:numId="4" w16cid:durableId="612905338">
-    <w:abstractNumId w:val="53"/>
+    <w:abstractNumId w:val="61"/>
   </w:num>
   <w:num w:numId="5" w16cid:durableId="1596480666">
-    <w:abstractNumId w:val="61"/>
+    <w:abstractNumId w:val="69"/>
   </w:num>
   <w:num w:numId="6" w16cid:durableId="2014257574">
-    <w:abstractNumId w:val="25"/>
+    <w:abstractNumId w:val="32"/>
   </w:num>
   <w:num w:numId="7" w16cid:durableId="2104571768">
-    <w:abstractNumId w:val="33"/>
+    <w:abstractNumId w:val="41"/>
   </w:num>
   <w:num w:numId="8" w16cid:durableId="1674258566">
-    <w:abstractNumId w:val="21"/>
+    <w:abstractNumId w:val="27"/>
   </w:num>
   <w:num w:numId="9" w16cid:durableId="296300219">
-    <w:abstractNumId w:val="10"/>
+    <w:abstractNumId w:val="14"/>
   </w:num>
   <w:num w:numId="10" w16cid:durableId="1048804236">
     <w:abstractNumId w:val="3"/>
   </w:num>
   <w:num w:numId="11" w16cid:durableId="1438525695">
-    <w:abstractNumId w:val="60"/>
+    <w:abstractNumId w:val="68"/>
   </w:num>
   <w:num w:numId="12" w16cid:durableId="455684064">
-    <w:abstractNumId w:val="64"/>
+    <w:abstractNumId w:val="72"/>
   </w:num>
   <w:num w:numId="13" w16cid:durableId="510989470">
-    <w:abstractNumId w:val="35"/>
+    <w:abstractNumId w:val="43"/>
   </w:num>
   <w:num w:numId="14" w16cid:durableId="2085182141">
-    <w:abstractNumId w:val="14"/>
+    <w:abstractNumId w:val="19"/>
   </w:num>
   <w:num w:numId="15" w16cid:durableId="537788504">
-    <w:abstractNumId w:val="58"/>
+    <w:abstractNumId w:val="66"/>
   </w:num>
   <w:num w:numId="16" w16cid:durableId="1929384834">
-    <w:abstractNumId w:val="50"/>
+    <w:abstractNumId w:val="58"/>
   </w:num>
   <w:num w:numId="17" w16cid:durableId="760376339">
     <w:abstractNumId w:val="4"/>
   </w:num>
   <w:num w:numId="18" w16cid:durableId="642197773">
+    <w:abstractNumId w:val="52"/>
+  </w:num>
+  <w:num w:numId="19" w16cid:durableId="1690789492">
+    <w:abstractNumId w:val="76"/>
+  </w:num>
+  <w:num w:numId="20" w16cid:durableId="1476490780">
+    <w:abstractNumId w:val="39"/>
+  </w:num>
+  <w:num w:numId="21" w16cid:durableId="626089162">
+    <w:abstractNumId w:val="46"/>
+  </w:num>
+  <w:num w:numId="22" w16cid:durableId="1868829300">
+    <w:abstractNumId w:val="62"/>
+  </w:num>
+  <w:num w:numId="23" w16cid:durableId="647828476">
+    <w:abstractNumId w:val="25"/>
+  </w:num>
+  <w:num w:numId="24" w16cid:durableId="2021853940">
+    <w:abstractNumId w:val="40"/>
+  </w:num>
+  <w:num w:numId="25" w16cid:durableId="479348705">
     <w:abstractNumId w:val="44"/>
   </w:num>
-  <w:num w:numId="19" w16cid:durableId="1690789492">
-    <w:abstractNumId w:val="67"/>
+  <w:num w:numId="26" w16cid:durableId="943343047">
+    <w:abstractNumId w:val="45"/>
   </w:num>
-  <w:num w:numId="20" w16cid:durableId="1476490780">
-    <w:abstractNumId w:val="31"/>
+  <w:num w:numId="27" w16cid:durableId="107359691">
+    <w:abstractNumId w:val="23"/>
   </w:num>
-  <w:num w:numId="21" w16cid:durableId="626089162">
+  <w:num w:numId="28" w16cid:durableId="598679483">
+    <w:abstractNumId w:val="9"/>
+  </w:num>
+  <w:num w:numId="29" w16cid:durableId="211885202">
+    <w:abstractNumId w:val="73"/>
+  </w:num>
+  <w:num w:numId="30" w16cid:durableId="307167550">
     <w:abstractNumId w:val="38"/>
   </w:num>
-  <w:num w:numId="22" w16cid:durableId="1868829300">
-    <w:abstractNumId w:val="54"/>
-  </w:num>
-  <w:num w:numId="23" w16cid:durableId="647828476">
-    <w:abstractNumId w:val="19"/>
-  </w:num>
-  <w:num w:numId="24" w16cid:durableId="2021853940">
-    <w:abstractNumId w:val="32"/>
-  </w:num>
-  <w:num w:numId="25" w16cid:durableId="479348705">
-    <w:abstractNumId w:val="36"/>
-  </w:num>
-  <w:num w:numId="26" w16cid:durableId="943343047">
-    <w:abstractNumId w:val="37"/>
-  </w:num>
-  <w:num w:numId="27" w16cid:durableId="107359691">
-    <w:abstractNumId w:val="17"/>
-  </w:num>
-  <w:num w:numId="28" w16cid:durableId="598679483">
-    <w:abstractNumId w:val="6"/>
-  </w:num>
-  <w:num w:numId="29" w16cid:durableId="211885202">
-    <w:abstractNumId w:val="65"/>
-  </w:num>
-  <w:num w:numId="30" w16cid:durableId="307167550">
-    <w:abstractNumId w:val="30"/>
-  </w:num>
   <w:num w:numId="31" w16cid:durableId="1146169039">
-    <w:abstractNumId w:val="41"/>
+    <w:abstractNumId w:val="49"/>
   </w:num>
   <w:num w:numId="32" w16cid:durableId="775054452">
-    <w:abstractNumId w:val="9"/>
+    <w:abstractNumId w:val="13"/>
   </w:num>
   <w:num w:numId="33" w16cid:durableId="739600694">
     <w:abstractNumId w:val="0"/>
@@ -29016,106 +33861,133 @@
     <w:abstractNumId w:val="2"/>
   </w:num>
   <w:num w:numId="35" w16cid:durableId="1437170286">
+    <w:abstractNumId w:val="35"/>
+  </w:num>
+  <w:num w:numId="36" w16cid:durableId="667901194">
+    <w:abstractNumId w:val="20"/>
+  </w:num>
+  <w:num w:numId="37" w16cid:durableId="8340893">
+    <w:abstractNumId w:val="12"/>
+  </w:num>
+  <w:num w:numId="38" w16cid:durableId="2070690945">
+    <w:abstractNumId w:val="63"/>
+  </w:num>
+  <w:num w:numId="39" w16cid:durableId="60519125">
+    <w:abstractNumId w:val="70"/>
+  </w:num>
+  <w:num w:numId="40" w16cid:durableId="2086224774">
+    <w:abstractNumId w:val="24"/>
+  </w:num>
+  <w:num w:numId="41" w16cid:durableId="1664430137">
+    <w:abstractNumId w:val="26"/>
+  </w:num>
+  <w:num w:numId="42" w16cid:durableId="1690764450">
+    <w:abstractNumId w:val="21"/>
+  </w:num>
+  <w:num w:numId="43" w16cid:durableId="519903082">
+    <w:abstractNumId w:val="55"/>
+  </w:num>
+  <w:num w:numId="44" w16cid:durableId="200362721">
+    <w:abstractNumId w:val="51"/>
+  </w:num>
+  <w:num w:numId="45" w16cid:durableId="1501121189">
+    <w:abstractNumId w:val="60"/>
+  </w:num>
+  <w:num w:numId="46" w16cid:durableId="401561978">
+    <w:abstractNumId w:val="50"/>
+  </w:num>
+  <w:num w:numId="47" w16cid:durableId="626472156">
+    <w:abstractNumId w:val="48"/>
+  </w:num>
+  <w:num w:numId="48" w16cid:durableId="1185557127">
+    <w:abstractNumId w:val="30"/>
+  </w:num>
+  <w:num w:numId="49" w16cid:durableId="1916624406">
+    <w:abstractNumId w:val="37"/>
+  </w:num>
+  <w:num w:numId="50" w16cid:durableId="2013796679">
+    <w:abstractNumId w:val="34"/>
+  </w:num>
+  <w:num w:numId="51" w16cid:durableId="974331097">
+    <w:abstractNumId w:val="47"/>
+  </w:num>
+  <w:num w:numId="52" w16cid:durableId="1808084439">
+    <w:abstractNumId w:val="64"/>
+  </w:num>
+  <w:num w:numId="53" w16cid:durableId="1514493718">
+    <w:abstractNumId w:val="33"/>
+  </w:num>
+  <w:num w:numId="54" w16cid:durableId="1728413346">
+    <w:abstractNumId w:val="16"/>
+  </w:num>
+  <w:num w:numId="55" w16cid:durableId="889069782">
+    <w:abstractNumId w:val="59"/>
+  </w:num>
+  <w:num w:numId="56" w16cid:durableId="602878174">
+    <w:abstractNumId w:val="57"/>
+  </w:num>
+  <w:num w:numId="57" w16cid:durableId="482816079">
+    <w:abstractNumId w:val="67"/>
+  </w:num>
+  <w:num w:numId="58" w16cid:durableId="2044287510">
+    <w:abstractNumId w:val="6"/>
+  </w:num>
+  <w:num w:numId="59" w16cid:durableId="1091703230">
+    <w:abstractNumId w:val="31"/>
+  </w:num>
+  <w:num w:numId="60" w16cid:durableId="114178228">
+    <w:abstractNumId w:val="56"/>
+  </w:num>
+  <w:num w:numId="61" w16cid:durableId="2133595014">
+    <w:abstractNumId w:val="10"/>
+  </w:num>
+  <w:num w:numId="62" w16cid:durableId="1290815481">
     <w:abstractNumId w:val="28"/>
   </w:num>
-  <w:num w:numId="36" w16cid:durableId="667901194">
-    <w:abstractNumId w:val="15"/>
-  </w:num>
-  <w:num w:numId="37" w16cid:durableId="8340893">
-    <w:abstractNumId w:val="8"/>
-  </w:num>
-  <w:num w:numId="38" w16cid:durableId="2070690945">
-    <w:abstractNumId w:val="55"/>
-  </w:num>
-  <w:num w:numId="39" w16cid:durableId="60519125">
-    <w:abstractNumId w:val="62"/>
-  </w:num>
-  <w:num w:numId="40" w16cid:durableId="2086224774">
-    <w:abstractNumId w:val="18"/>
-  </w:num>
-  <w:num w:numId="41" w16cid:durableId="1664430137">
-    <w:abstractNumId w:val="20"/>
-  </w:num>
-  <w:num w:numId="42" w16cid:durableId="1690764450">
-    <w:abstractNumId w:val="16"/>
-  </w:num>
-  <w:num w:numId="43" w16cid:durableId="519903082">
-    <w:abstractNumId w:val="47"/>
-  </w:num>
-  <w:num w:numId="44" w16cid:durableId="200362721">
-    <w:abstractNumId w:val="43"/>
-  </w:num>
-  <w:num w:numId="45" w16cid:durableId="1501121189">
-    <w:abstractNumId w:val="52"/>
-  </w:num>
-  <w:num w:numId="46" w16cid:durableId="401561978">
-    <w:abstractNumId w:val="42"/>
-  </w:num>
-  <w:num w:numId="47" w16cid:durableId="626472156">
-    <w:abstractNumId w:val="40"/>
-  </w:num>
-  <w:num w:numId="48" w16cid:durableId="1185557127">
-    <w:abstractNumId w:val="23"/>
-  </w:num>
-  <w:num w:numId="49" w16cid:durableId="1916624406">
-    <w:abstractNumId w:val="29"/>
-  </w:num>
-  <w:num w:numId="50" w16cid:durableId="2013796679">
-    <w:abstractNumId w:val="27"/>
-  </w:num>
-  <w:num w:numId="51" w16cid:durableId="974331097">
-    <w:abstractNumId w:val="39"/>
-  </w:num>
-  <w:num w:numId="52" w16cid:durableId="1808084439">
-    <w:abstractNumId w:val="56"/>
-  </w:num>
-  <w:num w:numId="53" w16cid:durableId="1514493718">
-    <w:abstractNumId w:val="26"/>
-  </w:num>
-  <w:num w:numId="54" w16cid:durableId="1728413346">
-    <w:abstractNumId w:val="12"/>
-  </w:num>
-  <w:num w:numId="55" w16cid:durableId="889069782">
-    <w:abstractNumId w:val="51"/>
-  </w:num>
-  <w:num w:numId="56" w16cid:durableId="602878174">
-    <w:abstractNumId w:val="49"/>
-  </w:num>
-  <w:num w:numId="57" w16cid:durableId="482816079">
-    <w:abstractNumId w:val="59"/>
-  </w:num>
-  <w:num w:numId="58" w16cid:durableId="2044287510">
-    <w:abstractNumId w:val="5"/>
-  </w:num>
-  <w:num w:numId="59" w16cid:durableId="1091703230">
-    <w:abstractNumId w:val="24"/>
-  </w:num>
-  <w:num w:numId="60" w16cid:durableId="114178228">
-    <w:abstractNumId w:val="48"/>
-  </w:num>
-  <w:num w:numId="61" w16cid:durableId="2133595014">
-    <w:abstractNumId w:val="7"/>
-  </w:num>
-  <w:num w:numId="62" w16cid:durableId="1290815481">
-    <w:abstractNumId w:val="22"/>
-  </w:num>
   <w:num w:numId="63" w16cid:durableId="1764643761">
-    <w:abstractNumId w:val="57"/>
+    <w:abstractNumId w:val="65"/>
   </w:num>
   <w:num w:numId="64" w16cid:durableId="832527666">
-    <w:abstractNumId w:val="63"/>
+    <w:abstractNumId w:val="71"/>
   </w:num>
   <w:num w:numId="65" w16cid:durableId="2093506828">
     <w:abstractNumId w:val="1"/>
   </w:num>
   <w:num w:numId="66" w16cid:durableId="2101563648">
-    <w:abstractNumId w:val="34"/>
+    <w:abstractNumId w:val="42"/>
   </w:num>
   <w:num w:numId="67" w16cid:durableId="56444301">
-    <w:abstractNumId w:val="13"/>
+    <w:abstractNumId w:val="18"/>
   </w:num>
   <w:num w:numId="68" w16cid:durableId="1169717011">
-    <w:abstractNumId w:val="66"/>
+    <w:abstractNumId w:val="74"/>
+  </w:num>
+  <w:num w:numId="69" w16cid:durableId="1958757250">
+    <w:abstractNumId w:val="75"/>
+  </w:num>
+  <w:num w:numId="70" w16cid:durableId="114102456">
+    <w:abstractNumId w:val="7"/>
+  </w:num>
+  <w:num w:numId="71" w16cid:durableId="1184632538">
+    <w:abstractNumId w:val="11"/>
+  </w:num>
+  <w:num w:numId="72" w16cid:durableId="588660676">
+    <w:abstractNumId w:val="5"/>
+  </w:num>
+  <w:num w:numId="73" w16cid:durableId="1697807923">
+    <w:abstractNumId w:val="8"/>
+  </w:num>
+  <w:num w:numId="74" w16cid:durableId="218594633">
+    <w:abstractNumId w:val="36"/>
+  </w:num>
+  <w:num w:numId="75" w16cid:durableId="1311251041">
+    <w:abstractNumId w:val="22"/>
+  </w:num>
+  <w:num w:numId="76" w16cid:durableId="600533039">
+    <w:abstractNumId w:val="29"/>
+  </w:num>
+  <w:num w:numId="77" w16cid:durableId="1701280858">
+    <w:abstractNumId w:val="17"/>
   </w:num>
   <w:numIdMacAtCleanup w:val="68"/>
 </w:numbering>
